--- a/python/p4_advanced_methods_of_python.docx
+++ b/python/p4_advanced_methods_of_python.docx
@@ -6,18 +6,18 @@
       <w:pPr>
         <w:jc w:val="center"/>
         <w:rPr>
-          <w:rFonts w:ascii="Carlito" w:hAnsi="Carlito" w:cs="Carlito"/>
-          <w:sz w:val="34"/>
-          <w:szCs w:val="34"/>
-        </w:rPr>
-      </w:pPr>
-      <w:r>
-        <w:rPr>
-          <w:rFonts w:ascii="Carlito" w:hAnsi="Carlito" w:cs="Carlito"/>
-          <w:b/>
-          <w:bCs/>
-          <w:sz w:val="42"/>
-          <w:szCs w:val="42"/>
+          <w:rFonts w:cs="Carlito"/>
+          <w:sz w:val="32"/>
+          <w:szCs w:val="32"/>
+        </w:rPr>
+      </w:pPr>
+      <w:r>
+        <w:rPr>
+          <w:rFonts w:cs="Carlito"/>
+          <w:b/>
+          <w:bCs/>
+          <w:sz w:val="40"/>
+          <w:szCs w:val="40"/>
         </w:rPr>
         <w:t>INDEX</w:t>
       </w:r>
@@ -31,44 +31,20 @@
         </w:numPr>
         <w:jc w:val="both"/>
         <w:rPr>
-          <w:rFonts w:ascii="Carlito" w:hAnsi="Carlito" w:cs="Carlito"/>
-          <w:sz w:val="34"/>
-          <w:szCs w:val="34"/>
-        </w:rPr>
-      </w:pPr>
-      <w:r>
-        <w:rPr>
-          <w:rFonts w:ascii="Carlito" w:hAnsi="Carlito" w:cs="Carlito"/>
-          <w:b/>
-          <w:bCs/>
-          <w:sz w:val="34"/>
-          <w:szCs w:val="34"/>
+          <w:rFonts w:cs="Carlito"/>
+          <w:sz w:val="32"/>
+          <w:szCs w:val="32"/>
+        </w:rPr>
+      </w:pPr>
+      <w:r>
+        <w:rPr>
+          <w:rFonts w:cs="Carlito"/>
+          <w:b/>
+          <w:bCs/>
+          <w:sz w:val="32"/>
+          <w:szCs w:val="32"/>
         </w:rPr>
         <w:t>ASCII</w:t>
-      </w:r>
-      <w:r>
-        <w:rPr>
-          <w:rFonts w:ascii="Carlito" w:hAnsi="Carlito" w:cs="Carlito"/>
-          <w:sz w:val="34"/>
-          <w:szCs w:val="34"/>
-        </w:rPr>
-        <w:t>……………………………………………</w:t>
-      </w:r>
-      <w:r>
-        <w:rPr>
-          <w:rFonts w:ascii="Carlito" w:hAnsi="Carlito" w:cs="Carlito"/>
-          <w:sz w:val="34"/>
-          <w:szCs w:val="34"/>
-        </w:rPr>
-        <w:t>.</w:t>
-      </w:r>
-      <w:r>
-        <w:rPr>
-          <w:rFonts w:ascii="Carlito" w:hAnsi="Carlito" w:cs="Carlito"/>
-          <w:sz w:val="34"/>
-          <w:szCs w:val="34"/>
-        </w:rPr>
-        <w:t>……………………………………….2</w:t>
       </w:r>
     </w:p>
     <w:p>
@@ -80,60 +56,28 @@
         </w:numPr>
         <w:jc w:val="both"/>
         <w:rPr>
-          <w:rFonts w:ascii="Carlito" w:hAnsi="Carlito" w:cs="Carlito"/>
-          <w:sz w:val="34"/>
-          <w:szCs w:val="34"/>
-        </w:rPr>
-      </w:pPr>
-      <w:r>
-        <w:rPr>
-          <w:rFonts w:ascii="Carlito" w:hAnsi="Carlito" w:cs="Carlito"/>
-          <w:b/>
-          <w:bCs/>
-          <w:sz w:val="34"/>
-          <w:szCs w:val="34"/>
+          <w:rFonts w:cs="Carlito"/>
+          <w:sz w:val="32"/>
+          <w:szCs w:val="32"/>
+        </w:rPr>
+      </w:pPr>
+      <w:r>
+        <w:rPr>
+          <w:rFonts w:cs="Carlito"/>
+          <w:b/>
+          <w:bCs/>
+          <w:sz w:val="32"/>
+          <w:szCs w:val="32"/>
         </w:rPr>
         <w:t>map()</w:t>
       </w:r>
       <w:r>
         <w:rPr>
-          <w:rFonts w:ascii="Carlito" w:hAnsi="Carlito" w:cs="Carlito"/>
-          <w:sz w:val="34"/>
-          <w:szCs w:val="34"/>
-        </w:rPr>
-        <w:t xml:space="preserve"> Function (loop alternative)…………..…………..…</w:t>
-      </w:r>
-      <w:r>
-        <w:rPr>
-          <w:rFonts w:ascii="Carlito" w:hAnsi="Carlito" w:cs="Carlito"/>
-          <w:sz w:val="34"/>
-          <w:szCs w:val="34"/>
-        </w:rPr>
-        <w:t>.</w:t>
-      </w:r>
-      <w:r>
-        <w:rPr>
-          <w:rFonts w:ascii="Carlito" w:hAnsi="Carlito" w:cs="Carlito"/>
-          <w:sz w:val="34"/>
-          <w:szCs w:val="34"/>
-        </w:rPr>
-        <w:t>…</w:t>
-      </w:r>
-      <w:r>
-        <w:rPr>
-          <w:rFonts w:ascii="Carlito" w:hAnsi="Carlito" w:cs="Carlito"/>
-          <w:sz w:val="34"/>
-          <w:szCs w:val="34"/>
-        </w:rPr>
-        <w:t>………….</w:t>
-      </w:r>
-      <w:r>
-        <w:rPr>
-          <w:rFonts w:ascii="Carlito" w:hAnsi="Carlito" w:cs="Carlito"/>
-          <w:sz w:val="34"/>
-          <w:szCs w:val="34"/>
-        </w:rPr>
-        <w:t>.2</w:t>
+          <w:rFonts w:cs="Carlito"/>
+          <w:sz w:val="32"/>
+          <w:szCs w:val="32"/>
+        </w:rPr>
+        <w:t xml:space="preserve"> Function (loop alternative)</w:t>
       </w:r>
     </w:p>
     <w:p>
@@ -145,52 +89,28 @@
         </w:numPr>
         <w:jc w:val="both"/>
         <w:rPr>
-          <w:rFonts w:ascii="Carlito" w:hAnsi="Carlito" w:cs="Carlito"/>
-          <w:sz w:val="34"/>
-          <w:szCs w:val="34"/>
-        </w:rPr>
-      </w:pPr>
-      <w:r>
-        <w:rPr>
-          <w:rFonts w:ascii="Carlito" w:hAnsi="Carlito" w:cs="Carlito"/>
-          <w:b/>
-          <w:bCs/>
-          <w:sz w:val="34"/>
-          <w:szCs w:val="34"/>
+          <w:rFonts w:cs="Carlito"/>
+          <w:sz w:val="32"/>
+          <w:szCs w:val="32"/>
+        </w:rPr>
+      </w:pPr>
+      <w:r>
+        <w:rPr>
+          <w:rFonts w:cs="Carlito"/>
+          <w:b/>
+          <w:bCs/>
+          <w:sz w:val="32"/>
+          <w:szCs w:val="32"/>
         </w:rPr>
         <w:t xml:space="preserve">filter() </w:t>
       </w:r>
       <w:r>
         <w:rPr>
-          <w:rFonts w:ascii="Carlito" w:hAnsi="Carlito" w:cs="Carlito"/>
-          <w:sz w:val="34"/>
-          <w:szCs w:val="34"/>
-        </w:rPr>
-        <w:t>Function…………………………………………………………</w:t>
-      </w:r>
-      <w:r>
-        <w:rPr>
-          <w:rFonts w:ascii="Carlito" w:hAnsi="Carlito" w:cs="Carlito"/>
-          <w:sz w:val="34"/>
-          <w:szCs w:val="34"/>
-        </w:rPr>
-        <w:t>………</w:t>
-      </w:r>
-      <w:r>
-        <w:rPr>
-          <w:rFonts w:ascii="Carlito" w:hAnsi="Carlito" w:cs="Carlito"/>
-          <w:sz w:val="34"/>
-          <w:szCs w:val="34"/>
-        </w:rPr>
-        <w:t>……</w:t>
-      </w:r>
-      <w:r>
-        <w:rPr>
-          <w:rFonts w:ascii="Carlito" w:hAnsi="Carlito" w:cs="Carlito"/>
-          <w:sz w:val="34"/>
-          <w:szCs w:val="34"/>
-        </w:rPr>
-        <w:t>4</w:t>
+          <w:rFonts w:cs="Carlito"/>
+          <w:sz w:val="32"/>
+          <w:szCs w:val="32"/>
+        </w:rPr>
+        <w:t>Function</w:t>
       </w:r>
     </w:p>
     <w:p>
@@ -202,44 +122,28 @@
         </w:numPr>
         <w:jc w:val="both"/>
         <w:rPr>
-          <w:rFonts w:ascii="Carlito" w:hAnsi="Carlito" w:cs="Carlito"/>
-          <w:sz w:val="34"/>
-          <w:szCs w:val="34"/>
-        </w:rPr>
-      </w:pPr>
-      <w:r>
-        <w:rPr>
-          <w:rFonts w:ascii="Carlito" w:hAnsi="Carlito" w:cs="Carlito"/>
-          <w:b/>
-          <w:bCs/>
-          <w:sz w:val="34"/>
-          <w:szCs w:val="34"/>
+          <w:rFonts w:cs="Carlito"/>
+          <w:sz w:val="32"/>
+          <w:szCs w:val="32"/>
+        </w:rPr>
+      </w:pPr>
+      <w:r>
+        <w:rPr>
+          <w:rFonts w:cs="Carlito"/>
+          <w:b/>
+          <w:bCs/>
+          <w:sz w:val="32"/>
+          <w:szCs w:val="32"/>
         </w:rPr>
         <w:t>reduce()</w:t>
       </w:r>
       <w:r>
         <w:rPr>
-          <w:rFonts w:ascii="Carlito" w:hAnsi="Carlito" w:cs="Carlito"/>
-          <w:sz w:val="34"/>
-          <w:szCs w:val="34"/>
-        </w:rPr>
-        <w:t xml:space="preserve"> Function………………………………………………………</w:t>
-      </w:r>
-      <w:r>
-        <w:rPr>
-          <w:rFonts w:ascii="Carlito" w:hAnsi="Carlito" w:cs="Carlito"/>
-          <w:sz w:val="34"/>
-          <w:szCs w:val="34"/>
-        </w:rPr>
-        <w:t>…………</w:t>
-      </w:r>
-      <w:r>
-        <w:rPr>
-          <w:rFonts w:ascii="Carlito" w:hAnsi="Carlito" w:cs="Carlito"/>
-          <w:sz w:val="34"/>
-          <w:szCs w:val="34"/>
-        </w:rPr>
-        <w:t>..5</w:t>
+          <w:rFonts w:cs="Carlito"/>
+          <w:sz w:val="32"/>
+          <w:szCs w:val="32"/>
+        </w:rPr>
+        <w:t xml:space="preserve"> Function</w:t>
       </w:r>
     </w:p>
     <w:p>
@@ -251,87 +155,63 @@
         </w:numPr>
         <w:jc w:val="both"/>
         <w:rPr>
-          <w:rFonts w:ascii="Carlito" w:hAnsi="Carlito" w:cs="Carlito"/>
-          <w:sz w:val="34"/>
-          <w:szCs w:val="34"/>
-        </w:rPr>
-      </w:pPr>
-      <w:r>
-        <w:rPr>
-          <w:rFonts w:ascii="Carlito" w:hAnsi="Carlito" w:cs="Carlito"/>
-          <w:b/>
-          <w:bCs/>
-          <w:sz w:val="34"/>
-          <w:szCs w:val="34"/>
+          <w:rFonts w:cs="Carlito"/>
+          <w:sz w:val="32"/>
+          <w:szCs w:val="32"/>
+        </w:rPr>
+      </w:pPr>
+      <w:r>
+        <w:rPr>
+          <w:rFonts w:cs="Carlito"/>
+          <w:b/>
+          <w:bCs/>
+          <w:sz w:val="32"/>
+          <w:szCs w:val="32"/>
         </w:rPr>
         <w:t>divmod()</w:t>
       </w:r>
       <w:r>
         <w:rPr>
-          <w:rFonts w:ascii="Carlito" w:hAnsi="Carlito" w:cs="Carlito"/>
-          <w:sz w:val="34"/>
-          <w:szCs w:val="34"/>
-        </w:rPr>
-        <w:t xml:space="preserve"> Function…………………………………………………………</w:t>
-      </w:r>
-      <w:r>
-        <w:rPr>
-          <w:rFonts w:ascii="Carlito" w:hAnsi="Carlito" w:cs="Carlito"/>
-          <w:sz w:val="34"/>
-          <w:szCs w:val="34"/>
-        </w:rPr>
-        <w:t>……</w:t>
-      </w:r>
-      <w:r>
-        <w:rPr>
-          <w:rFonts w:ascii="Carlito" w:hAnsi="Carlito" w:cs="Carlito"/>
-          <w:sz w:val="34"/>
-          <w:szCs w:val="34"/>
-        </w:rPr>
-        <w:t>..</w:t>
-      </w:r>
-      <w:r>
-        <w:rPr>
-          <w:rFonts w:ascii="Carlito" w:hAnsi="Carlito" w:cs="Carlito"/>
-          <w:sz w:val="34"/>
-          <w:szCs w:val="34"/>
-        </w:rPr>
-        <w:t>.6</w:t>
-      </w:r>
-    </w:p>
-    <w:p>
-      <w:pPr>
-        <w:jc w:val="both"/>
-        <w:rPr>
-          <w:rFonts w:ascii="Carlito" w:hAnsi="Carlito" w:cs="Carlito"/>
-          <w:sz w:val="34"/>
-          <w:szCs w:val="34"/>
-        </w:rPr>
-      </w:pPr>
-    </w:p>
-    <w:p>
-      <w:pPr>
-        <w:jc w:val="both"/>
-        <w:rPr>
-          <w:rFonts w:ascii="Carlito" w:hAnsi="Carlito" w:cs="Carlito"/>
-          <w:sz w:val="34"/>
-          <w:szCs w:val="34"/>
-        </w:rPr>
-      </w:pPr>
-    </w:p>
-    <w:p>
-      <w:pPr>
-        <w:rPr>
-          <w:rFonts w:ascii="Carlito" w:hAnsi="Carlito" w:cs="Carlito"/>
-          <w:sz w:val="34"/>
-          <w:szCs w:val="34"/>
-        </w:rPr>
-      </w:pPr>
-      <w:r>
-        <w:rPr>
-          <w:rFonts w:ascii="Carlito" w:hAnsi="Carlito" w:cs="Carlito"/>
-          <w:sz w:val="34"/>
-          <w:szCs w:val="34"/>
+          <w:rFonts w:cs="Carlito"/>
+          <w:sz w:val="32"/>
+          <w:szCs w:val="32"/>
+        </w:rPr>
+        <w:t xml:space="preserve"> Function</w:t>
+      </w:r>
+    </w:p>
+    <w:p>
+      <w:pPr>
+        <w:jc w:val="both"/>
+        <w:rPr>
+          <w:rFonts w:cs="Carlito"/>
+          <w:sz w:val="32"/>
+          <w:szCs w:val="32"/>
+        </w:rPr>
+      </w:pPr>
+    </w:p>
+    <w:p>
+      <w:pPr>
+        <w:jc w:val="both"/>
+        <w:rPr>
+          <w:rFonts w:cs="Carlito"/>
+          <w:sz w:val="32"/>
+          <w:szCs w:val="32"/>
+        </w:rPr>
+      </w:pPr>
+    </w:p>
+    <w:p>
+      <w:pPr>
+        <w:rPr>
+          <w:rFonts w:cs="Carlito"/>
+          <w:sz w:val="32"/>
+          <w:szCs w:val="32"/>
+        </w:rPr>
+      </w:pPr>
+      <w:r>
+        <w:rPr>
+          <w:rFonts w:cs="Carlito"/>
+          <w:sz w:val="32"/>
+          <w:szCs w:val="32"/>
         </w:rPr>
         <w:br w:type="page"/>
       </w:r>
@@ -341,20 +221,20 @@
         <w:spacing w:line="240" w:lineRule="auto"/>
         <w:jc w:val="both"/>
         <w:rPr>
-          <w:rFonts w:ascii="Carlito" w:hAnsi="Carlito" w:cs="Carlito"/>
-          <w:b/>
-          <w:bCs/>
-          <w:sz w:val="34"/>
-          <w:szCs w:val="34"/>
-        </w:rPr>
-      </w:pPr>
-      <w:r>
-        <w:rPr>
-          <w:rFonts w:ascii="Carlito" w:hAnsi="Carlito" w:cs="Carlito"/>
-          <w:b/>
-          <w:bCs/>
-          <w:sz w:val="34"/>
-          <w:szCs w:val="34"/>
+          <w:rFonts w:cs="Carlito"/>
+          <w:b/>
+          <w:bCs/>
+          <w:sz w:val="32"/>
+          <w:szCs w:val="32"/>
+        </w:rPr>
+      </w:pPr>
+      <w:r>
+        <w:rPr>
+          <w:rFonts w:cs="Carlito"/>
+          <w:b/>
+          <w:bCs/>
+          <w:sz w:val="32"/>
+          <w:szCs w:val="32"/>
         </w:rPr>
         <w:lastRenderedPageBreak/>
         <w:t>ASCII:</w:t>
@@ -365,16 +245,16 @@
         <w:spacing w:line="240" w:lineRule="auto"/>
         <w:jc w:val="both"/>
         <w:rPr>
-          <w:rFonts w:ascii="Carlito" w:hAnsi="Carlito" w:cs="Carlito"/>
-          <w:sz w:val="34"/>
-          <w:szCs w:val="34"/>
-        </w:rPr>
-      </w:pPr>
-      <w:r>
-        <w:rPr>
-          <w:rFonts w:ascii="Carlito" w:hAnsi="Carlito" w:cs="Carlito"/>
-          <w:sz w:val="34"/>
-          <w:szCs w:val="34"/>
+          <w:rFonts w:cs="Carlito"/>
+          <w:sz w:val="32"/>
+          <w:szCs w:val="32"/>
+        </w:rPr>
+      </w:pPr>
+      <w:r>
+        <w:rPr>
+          <w:rFonts w:cs="Carlito"/>
+          <w:sz w:val="32"/>
+          <w:szCs w:val="32"/>
         </w:rPr>
         <w:t># It is a chart of decimal values which can be converted to characters or symbols</w:t>
       </w:r>
@@ -384,34 +264,34 @@
         <w:spacing w:line="240" w:lineRule="auto"/>
         <w:jc w:val="both"/>
         <w:rPr>
-          <w:rFonts w:ascii="Carlito" w:hAnsi="Carlito" w:cs="Carlito"/>
-          <w:sz w:val="34"/>
-          <w:szCs w:val="34"/>
-        </w:rPr>
-      </w:pPr>
-      <w:r>
-        <w:rPr>
-          <w:rFonts w:ascii="Carlito" w:hAnsi="Carlito" w:cs="Carlito"/>
-          <w:sz w:val="34"/>
-          <w:szCs w:val="34"/>
+          <w:rFonts w:cs="Carlito"/>
+          <w:sz w:val="32"/>
+          <w:szCs w:val="32"/>
+        </w:rPr>
+      </w:pPr>
+      <w:r>
+        <w:rPr>
+          <w:rFonts w:cs="Carlito"/>
+          <w:sz w:val="32"/>
+          <w:szCs w:val="32"/>
         </w:rPr>
         <w:t xml:space="preserve"># </w:t>
       </w:r>
       <w:r>
         <w:rPr>
-          <w:rFonts w:ascii="Carlito" w:hAnsi="Carlito" w:cs="Carlito"/>
-          <w:b/>
-          <w:bCs/>
-          <w:sz w:val="34"/>
-          <w:szCs w:val="34"/>
+          <w:rFonts w:cs="Carlito"/>
+          <w:b/>
+          <w:bCs/>
+          <w:sz w:val="32"/>
+          <w:szCs w:val="32"/>
         </w:rPr>
         <w:t>ord()</w:t>
       </w:r>
       <w:r>
         <w:rPr>
-          <w:rFonts w:ascii="Carlito" w:hAnsi="Carlito" w:cs="Carlito"/>
-          <w:sz w:val="34"/>
-          <w:szCs w:val="34"/>
+          <w:rFonts w:cs="Carlito"/>
+          <w:sz w:val="32"/>
+          <w:szCs w:val="32"/>
         </w:rPr>
         <w:t xml:space="preserve"> method or function returns the ASCII value of a character or symbol</w:t>
       </w:r>
@@ -421,22 +301,22 @@
         <w:spacing w:line="240" w:lineRule="auto"/>
         <w:jc w:val="both"/>
         <w:rPr>
-          <w:rFonts w:ascii="Carlito" w:hAnsi="Carlito" w:cs="Carlito"/>
-          <w:b/>
-          <w:bCs/>
-          <w:color w:val="D86DCB" w:themeColor="accent5" w:themeTint="99"/>
-          <w:sz w:val="34"/>
-          <w:szCs w:val="34"/>
-        </w:rPr>
-      </w:pPr>
-      <w:r>
-        <w:rPr>
-          <w:rFonts w:ascii="Carlito" w:hAnsi="Carlito" w:cs="Carlito"/>
-          <w:b/>
-          <w:bCs/>
-          <w:color w:val="D86DCB" w:themeColor="accent5" w:themeTint="99"/>
-          <w:sz w:val="34"/>
-          <w:szCs w:val="34"/>
+          <w:rFonts w:cs="Carlito"/>
+          <w:b/>
+          <w:bCs/>
+          <w:color w:val="D86DCB" w:themeColor="accent5" w:themeTint="99"/>
+          <w:sz w:val="32"/>
+          <w:szCs w:val="32"/>
+        </w:rPr>
+      </w:pPr>
+      <w:r>
+        <w:rPr>
+          <w:rFonts w:cs="Carlito"/>
+          <w:b/>
+          <w:bCs/>
+          <w:color w:val="D86DCB" w:themeColor="accent5" w:themeTint="99"/>
+          <w:sz w:val="32"/>
+          <w:szCs w:val="32"/>
         </w:rPr>
         <w:t>a = 'A'</w:t>
       </w:r>
@@ -446,22 +326,22 @@
         <w:spacing w:line="240" w:lineRule="auto"/>
         <w:jc w:val="both"/>
         <w:rPr>
-          <w:rFonts w:ascii="Carlito" w:hAnsi="Carlito" w:cs="Carlito"/>
-          <w:b/>
-          <w:bCs/>
-          <w:color w:val="D86DCB" w:themeColor="accent5" w:themeTint="99"/>
-          <w:sz w:val="34"/>
-          <w:szCs w:val="34"/>
-        </w:rPr>
-      </w:pPr>
-      <w:r>
-        <w:rPr>
-          <w:rFonts w:ascii="Carlito" w:hAnsi="Carlito" w:cs="Carlito"/>
-          <w:b/>
-          <w:bCs/>
-          <w:color w:val="D86DCB" w:themeColor="accent5" w:themeTint="99"/>
-          <w:sz w:val="34"/>
-          <w:szCs w:val="34"/>
+          <w:rFonts w:cs="Carlito"/>
+          <w:b/>
+          <w:bCs/>
+          <w:color w:val="D86DCB" w:themeColor="accent5" w:themeTint="99"/>
+          <w:sz w:val="32"/>
+          <w:szCs w:val="32"/>
+        </w:rPr>
+      </w:pPr>
+      <w:r>
+        <w:rPr>
+          <w:rFonts w:cs="Carlito"/>
+          <w:b/>
+          <w:bCs/>
+          <w:color w:val="D86DCB" w:themeColor="accent5" w:themeTint="99"/>
+          <w:sz w:val="32"/>
+          <w:szCs w:val="32"/>
         </w:rPr>
         <w:t>print(ord(a)) # 65</w:t>
       </w:r>
@@ -471,34 +351,34 @@
         <w:spacing w:line="240" w:lineRule="auto"/>
         <w:jc w:val="both"/>
         <w:rPr>
-          <w:rFonts w:ascii="Carlito" w:hAnsi="Carlito" w:cs="Carlito"/>
-          <w:sz w:val="34"/>
-          <w:szCs w:val="34"/>
-        </w:rPr>
-      </w:pPr>
-      <w:r>
-        <w:rPr>
-          <w:rFonts w:ascii="Carlito" w:hAnsi="Carlito" w:cs="Carlito"/>
-          <w:sz w:val="34"/>
-          <w:szCs w:val="34"/>
+          <w:rFonts w:cs="Carlito"/>
+          <w:sz w:val="32"/>
+          <w:szCs w:val="32"/>
+        </w:rPr>
+      </w:pPr>
+      <w:r>
+        <w:rPr>
+          <w:rFonts w:cs="Carlito"/>
+          <w:sz w:val="32"/>
+          <w:szCs w:val="32"/>
         </w:rPr>
         <w:t xml:space="preserve"># </w:t>
       </w:r>
       <w:r>
         <w:rPr>
-          <w:rFonts w:ascii="Carlito" w:hAnsi="Carlito" w:cs="Carlito"/>
-          <w:b/>
-          <w:bCs/>
-          <w:sz w:val="34"/>
-          <w:szCs w:val="34"/>
+          <w:rFonts w:cs="Carlito"/>
+          <w:b/>
+          <w:bCs/>
+          <w:sz w:val="32"/>
+          <w:szCs w:val="32"/>
         </w:rPr>
         <w:t>chr()</w:t>
       </w:r>
       <w:r>
         <w:rPr>
-          <w:rFonts w:ascii="Carlito" w:hAnsi="Carlito" w:cs="Carlito"/>
-          <w:sz w:val="34"/>
-          <w:szCs w:val="34"/>
+          <w:rFonts w:cs="Carlito"/>
+          <w:sz w:val="32"/>
+          <w:szCs w:val="32"/>
         </w:rPr>
         <w:t xml:space="preserve"> method or function returns the character or symbol of the ASCII value</w:t>
       </w:r>
@@ -508,22 +388,22 @@
         <w:spacing w:line="240" w:lineRule="auto"/>
         <w:jc w:val="both"/>
         <w:rPr>
-          <w:rFonts w:ascii="Carlito" w:hAnsi="Carlito" w:cs="Carlito"/>
-          <w:b/>
-          <w:bCs/>
-          <w:color w:val="D86DCB" w:themeColor="accent5" w:themeTint="99"/>
-          <w:sz w:val="34"/>
-          <w:szCs w:val="34"/>
-        </w:rPr>
-      </w:pPr>
-      <w:r>
-        <w:rPr>
-          <w:rFonts w:ascii="Carlito" w:hAnsi="Carlito" w:cs="Carlito"/>
-          <w:b/>
-          <w:bCs/>
-          <w:color w:val="D86DCB" w:themeColor="accent5" w:themeTint="99"/>
-          <w:sz w:val="34"/>
-          <w:szCs w:val="34"/>
+          <w:rFonts w:cs="Carlito"/>
+          <w:b/>
+          <w:bCs/>
+          <w:color w:val="D86DCB" w:themeColor="accent5" w:themeTint="99"/>
+          <w:sz w:val="32"/>
+          <w:szCs w:val="32"/>
+        </w:rPr>
+      </w:pPr>
+      <w:r>
+        <w:rPr>
+          <w:rFonts w:cs="Carlito"/>
+          <w:b/>
+          <w:bCs/>
+          <w:color w:val="D86DCB" w:themeColor="accent5" w:themeTint="99"/>
+          <w:sz w:val="32"/>
+          <w:szCs w:val="32"/>
         </w:rPr>
         <w:t>c =  103</w:t>
       </w:r>
@@ -533,22 +413,22 @@
         <w:spacing w:line="240" w:lineRule="auto"/>
         <w:jc w:val="both"/>
         <w:rPr>
-          <w:rFonts w:ascii="Carlito" w:hAnsi="Carlito" w:cs="Carlito"/>
-          <w:b/>
-          <w:bCs/>
-          <w:color w:val="D86DCB" w:themeColor="accent5" w:themeTint="99"/>
-          <w:sz w:val="34"/>
-          <w:szCs w:val="34"/>
-        </w:rPr>
-      </w:pPr>
-      <w:r>
-        <w:rPr>
-          <w:rFonts w:ascii="Carlito" w:hAnsi="Carlito" w:cs="Carlito"/>
-          <w:b/>
-          <w:bCs/>
-          <w:color w:val="D86DCB" w:themeColor="accent5" w:themeTint="99"/>
-          <w:sz w:val="34"/>
-          <w:szCs w:val="34"/>
+          <w:rFonts w:cs="Carlito"/>
+          <w:b/>
+          <w:bCs/>
+          <w:color w:val="D86DCB" w:themeColor="accent5" w:themeTint="99"/>
+          <w:sz w:val="32"/>
+          <w:szCs w:val="32"/>
+        </w:rPr>
+      </w:pPr>
+      <w:r>
+        <w:rPr>
+          <w:rFonts w:cs="Carlito"/>
+          <w:b/>
+          <w:bCs/>
+          <w:color w:val="D86DCB" w:themeColor="accent5" w:themeTint="99"/>
+          <w:sz w:val="32"/>
+          <w:szCs w:val="32"/>
         </w:rPr>
         <w:t>print(chr(c)) # g</w:t>
       </w:r>
@@ -558,9 +438,9 @@
         <w:spacing w:line="240" w:lineRule="auto"/>
         <w:jc w:val="both"/>
         <w:rPr>
-          <w:rFonts w:ascii="Carlito" w:hAnsi="Carlito" w:cs="Carlito"/>
-          <w:sz w:val="34"/>
-          <w:szCs w:val="34"/>
+          <w:rFonts w:cs="Carlito"/>
+          <w:sz w:val="32"/>
+          <w:szCs w:val="32"/>
         </w:rPr>
       </w:pPr>
     </w:p>
@@ -569,16 +449,16 @@
         <w:spacing w:line="240" w:lineRule="auto"/>
         <w:jc w:val="center"/>
         <w:rPr>
-          <w:rFonts w:ascii="Carlito" w:hAnsi="Carlito" w:cs="Carlito"/>
-          <w:sz w:val="34"/>
-          <w:szCs w:val="34"/>
-        </w:rPr>
-      </w:pPr>
-      <w:r>
-        <w:rPr>
-          <w:rFonts w:ascii="Carlito" w:hAnsi="Carlito" w:cs="Carlito"/>
-          <w:sz w:val="34"/>
-          <w:szCs w:val="34"/>
+          <w:rFonts w:cs="Carlito"/>
+          <w:sz w:val="32"/>
+          <w:szCs w:val="32"/>
+        </w:rPr>
+      </w:pPr>
+      <w:r>
+        <w:rPr>
+          <w:rFonts w:cs="Carlito"/>
+          <w:sz w:val="32"/>
+          <w:szCs w:val="32"/>
         </w:rPr>
         <w:t>Break</w:t>
       </w:r>
@@ -588,51 +468,51 @@
         <w:spacing w:line="240" w:lineRule="auto"/>
         <w:jc w:val="both"/>
         <w:rPr>
-          <w:rFonts w:ascii="Carlito" w:hAnsi="Carlito" w:cs="Carlito"/>
-          <w:sz w:val="34"/>
-          <w:szCs w:val="34"/>
-        </w:rPr>
-      </w:pPr>
-    </w:p>
-    <w:p>
-      <w:pPr>
-        <w:spacing w:line="240" w:lineRule="auto"/>
-        <w:jc w:val="both"/>
-        <w:rPr>
-          <w:rFonts w:ascii="Carlito" w:hAnsi="Carlito" w:cs="Carlito"/>
-          <w:b/>
-          <w:bCs/>
-          <w:sz w:val="34"/>
-          <w:szCs w:val="34"/>
-        </w:rPr>
-      </w:pPr>
-      <w:r>
-        <w:rPr>
-          <w:rFonts w:ascii="Carlito" w:hAnsi="Carlito" w:cs="Carlito"/>
-          <w:b/>
-          <w:bCs/>
-          <w:sz w:val="34"/>
-          <w:szCs w:val="34"/>
+          <w:rFonts w:cs="Carlito"/>
+          <w:sz w:val="32"/>
+          <w:szCs w:val="32"/>
+        </w:rPr>
+      </w:pPr>
+    </w:p>
+    <w:p>
+      <w:pPr>
+        <w:spacing w:line="240" w:lineRule="auto"/>
+        <w:jc w:val="both"/>
+        <w:rPr>
+          <w:rFonts w:cs="Carlito"/>
+          <w:b/>
+          <w:bCs/>
+          <w:sz w:val="32"/>
+          <w:szCs w:val="32"/>
+        </w:rPr>
+      </w:pPr>
+      <w:r>
+        <w:rPr>
+          <w:rFonts w:cs="Carlito"/>
+          <w:b/>
+          <w:bCs/>
+          <w:sz w:val="32"/>
+          <w:szCs w:val="32"/>
         </w:rPr>
         <w:t>map()</w:t>
       </w:r>
       <w:r>
         <w:rPr>
-          <w:rFonts w:ascii="Carlito" w:hAnsi="Carlito" w:cs="Carlito"/>
-          <w:b/>
-          <w:bCs/>
-          <w:sz w:val="34"/>
-          <w:szCs w:val="34"/>
+          <w:rFonts w:cs="Carlito"/>
+          <w:b/>
+          <w:bCs/>
+          <w:sz w:val="32"/>
+          <w:szCs w:val="32"/>
         </w:rPr>
         <w:t xml:space="preserve"> Function</w:t>
       </w:r>
       <w:r>
         <w:rPr>
-          <w:rFonts w:ascii="Carlito" w:hAnsi="Carlito" w:cs="Carlito"/>
-          <w:b/>
-          <w:bCs/>
-          <w:sz w:val="34"/>
-          <w:szCs w:val="34"/>
+          <w:rFonts w:cs="Carlito"/>
+          <w:b/>
+          <w:bCs/>
+          <w:sz w:val="32"/>
+          <w:szCs w:val="32"/>
         </w:rPr>
         <w:t xml:space="preserve"> (Loop Alternative):</w:t>
       </w:r>
@@ -642,34 +522,34 @@
         <w:spacing w:line="240" w:lineRule="auto"/>
         <w:jc w:val="both"/>
         <w:rPr>
-          <w:rFonts w:ascii="Carlito" w:hAnsi="Carlito" w:cs="Carlito"/>
-          <w:sz w:val="34"/>
-          <w:szCs w:val="34"/>
-        </w:rPr>
-      </w:pPr>
-      <w:r>
-        <w:rPr>
-          <w:rFonts w:ascii="Carlito" w:hAnsi="Carlito" w:cs="Carlito"/>
-          <w:sz w:val="34"/>
-          <w:szCs w:val="34"/>
+          <w:rFonts w:cs="Carlito"/>
+          <w:sz w:val="32"/>
+          <w:szCs w:val="32"/>
+        </w:rPr>
+      </w:pPr>
+      <w:r>
+        <w:rPr>
+          <w:rFonts w:cs="Carlito"/>
+          <w:sz w:val="32"/>
+          <w:szCs w:val="32"/>
         </w:rPr>
         <w:t xml:space="preserve"># </w:t>
       </w:r>
       <w:r>
         <w:rPr>
-          <w:rFonts w:ascii="Carlito" w:hAnsi="Carlito" w:cs="Carlito"/>
-          <w:b/>
-          <w:bCs/>
-          <w:sz w:val="34"/>
-          <w:szCs w:val="34"/>
+          <w:rFonts w:cs="Carlito"/>
+          <w:b/>
+          <w:bCs/>
+          <w:sz w:val="32"/>
+          <w:szCs w:val="32"/>
         </w:rPr>
         <w:t>map()</w:t>
       </w:r>
       <w:r>
         <w:rPr>
-          <w:rFonts w:ascii="Carlito" w:hAnsi="Carlito" w:cs="Carlito"/>
-          <w:sz w:val="34"/>
-          <w:szCs w:val="34"/>
+          <w:rFonts w:cs="Carlito"/>
+          <w:sz w:val="32"/>
+          <w:szCs w:val="32"/>
         </w:rPr>
         <w:t xml:space="preserve"> is a built-in Python function that applies a function to every element of an iterable (like a list or list of dictionaries, tuple or set)</w:t>
       </w:r>
@@ -679,16 +559,16 @@
         <w:spacing w:line="240" w:lineRule="auto"/>
         <w:jc w:val="both"/>
         <w:rPr>
-          <w:rFonts w:ascii="Carlito" w:hAnsi="Carlito" w:cs="Carlito"/>
-          <w:sz w:val="34"/>
-          <w:szCs w:val="34"/>
-        </w:rPr>
-      </w:pPr>
-      <w:r>
-        <w:rPr>
-          <w:rFonts w:ascii="Carlito" w:hAnsi="Carlito" w:cs="Carlito"/>
-          <w:sz w:val="34"/>
-          <w:szCs w:val="34"/>
+          <w:rFonts w:cs="Carlito"/>
+          <w:sz w:val="32"/>
+          <w:szCs w:val="32"/>
+        </w:rPr>
+      </w:pPr>
+      <w:r>
+        <w:rPr>
+          <w:rFonts w:cs="Carlito"/>
+          <w:sz w:val="32"/>
+          <w:szCs w:val="32"/>
         </w:rPr>
         <w:t># It takes two parameters:</w:t>
       </w:r>
@@ -703,32 +583,30 @@
         <w:spacing w:line="240" w:lineRule="auto"/>
         <w:jc w:val="both"/>
         <w:rPr>
-          <w:rFonts w:ascii="Carlito" w:hAnsi="Carlito" w:cs="Carlito"/>
-          <w:sz w:val="34"/>
-          <w:szCs w:val="34"/>
-        </w:rPr>
-      </w:pPr>
-      <w:r>
-        <w:rPr>
-          <w:rFonts w:ascii="Carlito" w:hAnsi="Carlito" w:cs="Carlito"/>
-          <w:sz w:val="34"/>
-          <w:szCs w:val="34"/>
+          <w:rFonts w:cs="Carlito"/>
+          <w:sz w:val="32"/>
+          <w:szCs w:val="32"/>
+        </w:rPr>
+      </w:pPr>
+      <w:r>
+        <w:rPr>
+          <w:rFonts w:cs="Carlito"/>
+          <w:sz w:val="32"/>
+          <w:szCs w:val="32"/>
         </w:rPr>
         <w:t xml:space="preserve">function </w:t>
       </w:r>
       <w:r>
         <w:rPr>
-          <w:rFonts w:ascii="Carlito" w:hAnsi="Carlito" w:cs="Carlito"/>
-          <w:sz w:val="26"/>
-          <w:szCs w:val="26"/>
+          <w:rFonts w:cs="Carlito"/>
         </w:rPr>
         <w:sym w:font="Wingdings" w:char="F0E0"/>
       </w:r>
       <w:r>
         <w:rPr>
-          <w:rFonts w:ascii="Carlito" w:hAnsi="Carlito" w:cs="Carlito"/>
-          <w:sz w:val="34"/>
-          <w:szCs w:val="34"/>
+          <w:rFonts w:cs="Carlito"/>
+          <w:sz w:val="32"/>
+          <w:szCs w:val="32"/>
         </w:rPr>
         <w:t xml:space="preserve"> What we want to do to each item</w:t>
       </w:r>
@@ -743,32 +621,30 @@
         <w:spacing w:line="240" w:lineRule="auto"/>
         <w:jc w:val="both"/>
         <w:rPr>
-          <w:rFonts w:ascii="Carlito" w:hAnsi="Carlito" w:cs="Carlito"/>
-          <w:sz w:val="34"/>
-          <w:szCs w:val="34"/>
-        </w:rPr>
-      </w:pPr>
-      <w:r>
-        <w:rPr>
-          <w:rFonts w:ascii="Carlito" w:hAnsi="Carlito" w:cs="Carlito"/>
-          <w:sz w:val="34"/>
-          <w:szCs w:val="34"/>
+          <w:rFonts w:cs="Carlito"/>
+          <w:sz w:val="32"/>
+          <w:szCs w:val="32"/>
+        </w:rPr>
+      </w:pPr>
+      <w:r>
+        <w:rPr>
+          <w:rFonts w:cs="Carlito"/>
+          <w:sz w:val="32"/>
+          <w:szCs w:val="32"/>
         </w:rPr>
         <w:t xml:space="preserve">iterable </w:t>
       </w:r>
       <w:r>
         <w:rPr>
-          <w:rFonts w:ascii="Carlito" w:hAnsi="Carlito" w:cs="Carlito"/>
-          <w:sz w:val="26"/>
-          <w:szCs w:val="26"/>
+          <w:rFonts w:cs="Carlito"/>
         </w:rPr>
         <w:sym w:font="Wingdings" w:char="F0E0"/>
       </w:r>
       <w:r>
         <w:rPr>
-          <w:rFonts w:ascii="Carlito" w:hAnsi="Carlito" w:cs="Carlito"/>
-          <w:sz w:val="34"/>
-          <w:szCs w:val="34"/>
+          <w:rFonts w:cs="Carlito"/>
+          <w:sz w:val="32"/>
+          <w:szCs w:val="32"/>
         </w:rPr>
         <w:t xml:space="preserve"> The list or collection we want to process</w:t>
       </w:r>
@@ -778,22 +654,22 @@
         <w:spacing w:line="240" w:lineRule="auto"/>
         <w:jc w:val="both"/>
         <w:rPr>
-          <w:rFonts w:ascii="Carlito" w:hAnsi="Carlito" w:cs="Carlito"/>
-          <w:b/>
-          <w:bCs/>
-          <w:color w:val="D86DCB" w:themeColor="accent5" w:themeTint="99"/>
-          <w:sz w:val="34"/>
-          <w:szCs w:val="34"/>
-        </w:rPr>
-      </w:pPr>
-      <w:r>
-        <w:rPr>
-          <w:rFonts w:ascii="Carlito" w:hAnsi="Carlito" w:cs="Carlito"/>
-          <w:b/>
-          <w:bCs/>
-          <w:color w:val="D86DCB" w:themeColor="accent5" w:themeTint="99"/>
-          <w:sz w:val="34"/>
-          <w:szCs w:val="34"/>
+          <w:rFonts w:cs="Carlito"/>
+          <w:b/>
+          <w:bCs/>
+          <w:color w:val="D86DCB" w:themeColor="accent5" w:themeTint="99"/>
+          <w:sz w:val="32"/>
+          <w:szCs w:val="32"/>
+        </w:rPr>
+      </w:pPr>
+      <w:r>
+        <w:rPr>
+          <w:rFonts w:cs="Carlito"/>
+          <w:b/>
+          <w:bCs/>
+          <w:color w:val="D86DCB" w:themeColor="accent5" w:themeTint="99"/>
+          <w:sz w:val="32"/>
+          <w:szCs w:val="32"/>
         </w:rPr>
         <w:t>map(function, iterable)</w:t>
       </w:r>
@@ -803,34 +679,34 @@
         <w:spacing w:line="240" w:lineRule="auto"/>
         <w:jc w:val="both"/>
         <w:rPr>
-          <w:rFonts w:ascii="Carlito" w:hAnsi="Carlito" w:cs="Carlito"/>
-          <w:sz w:val="34"/>
-          <w:szCs w:val="34"/>
-        </w:rPr>
-      </w:pPr>
-      <w:r>
-        <w:rPr>
-          <w:rFonts w:ascii="Carlito" w:hAnsi="Carlito" w:cs="Carlito"/>
-          <w:sz w:val="34"/>
-          <w:szCs w:val="34"/>
+          <w:rFonts w:cs="Carlito"/>
+          <w:sz w:val="32"/>
+          <w:szCs w:val="32"/>
+        </w:rPr>
+      </w:pPr>
+      <w:r>
+        <w:rPr>
+          <w:rFonts w:cs="Carlito"/>
+          <w:sz w:val="32"/>
+          <w:szCs w:val="32"/>
         </w:rPr>
         <w:t xml:space="preserve"># Here, </w:t>
       </w:r>
       <w:r>
         <w:rPr>
-          <w:rFonts w:ascii="Carlito" w:hAnsi="Carlito" w:cs="Carlito"/>
-          <w:b/>
-          <w:bCs/>
-          <w:sz w:val="34"/>
-          <w:szCs w:val="34"/>
+          <w:rFonts w:cs="Carlito"/>
+          <w:b/>
+          <w:bCs/>
+          <w:sz w:val="32"/>
+          <w:szCs w:val="32"/>
         </w:rPr>
         <w:t>map()</w:t>
       </w:r>
       <w:r>
         <w:rPr>
-          <w:rFonts w:ascii="Carlito" w:hAnsi="Carlito" w:cs="Carlito"/>
-          <w:sz w:val="34"/>
-          <w:szCs w:val="34"/>
+          <w:rFonts w:cs="Carlito"/>
+          <w:sz w:val="32"/>
+          <w:szCs w:val="32"/>
         </w:rPr>
         <w:t xml:space="preserve"> method iterates over each element of the list and squares the element.</w:t>
       </w:r>
@@ -840,52 +716,52 @@
         <w:spacing w:line="240" w:lineRule="auto"/>
         <w:jc w:val="both"/>
         <w:rPr>
-          <w:rFonts w:ascii="Carlito" w:hAnsi="Carlito" w:cs="Carlito"/>
-          <w:sz w:val="34"/>
-          <w:szCs w:val="34"/>
-        </w:rPr>
-      </w:pPr>
-      <w:r>
-        <w:rPr>
-          <w:rFonts w:ascii="Carlito" w:hAnsi="Carlito" w:cs="Carlito"/>
-          <w:sz w:val="34"/>
-          <w:szCs w:val="34"/>
+          <w:rFonts w:cs="Carlito"/>
+          <w:sz w:val="32"/>
+          <w:szCs w:val="32"/>
+        </w:rPr>
+      </w:pPr>
+      <w:r>
+        <w:rPr>
+          <w:rFonts w:cs="Carlito"/>
+          <w:sz w:val="32"/>
+          <w:szCs w:val="32"/>
         </w:rPr>
         <w:t># And returns a</w:t>
       </w:r>
       <w:r>
         <w:rPr>
-          <w:rFonts w:ascii="Carlito" w:hAnsi="Carlito" w:cs="Carlito"/>
-          <w:b/>
-          <w:bCs/>
-          <w:sz w:val="34"/>
-          <w:szCs w:val="34"/>
+          <w:rFonts w:cs="Carlito"/>
+          <w:b/>
+          <w:bCs/>
+          <w:sz w:val="32"/>
+          <w:szCs w:val="32"/>
         </w:rPr>
         <w:t xml:space="preserve"> map</w:t>
       </w:r>
       <w:r>
         <w:rPr>
-          <w:rFonts w:ascii="Carlito" w:hAnsi="Carlito" w:cs="Carlito"/>
-          <w:sz w:val="34"/>
-          <w:szCs w:val="34"/>
+          <w:rFonts w:cs="Carlito"/>
+          <w:sz w:val="32"/>
+          <w:szCs w:val="32"/>
         </w:rPr>
         <w:t xml:space="preserve"> object (an iterator), not a list. Convert it to a list using </w:t>
       </w:r>
       <w:r>
         <w:rPr>
-          <w:rFonts w:ascii="Carlito" w:hAnsi="Carlito" w:cs="Carlito"/>
-          <w:b/>
-          <w:bCs/>
-          <w:sz w:val="34"/>
-          <w:szCs w:val="34"/>
+          <w:rFonts w:cs="Carlito"/>
+          <w:b/>
+          <w:bCs/>
+          <w:sz w:val="32"/>
+          <w:szCs w:val="32"/>
         </w:rPr>
         <w:t>list()</w:t>
       </w:r>
       <w:r>
         <w:rPr>
-          <w:rFonts w:ascii="Carlito" w:hAnsi="Carlito" w:cs="Carlito"/>
-          <w:sz w:val="34"/>
-          <w:szCs w:val="34"/>
+          <w:rFonts w:cs="Carlito"/>
+          <w:sz w:val="32"/>
+          <w:szCs w:val="32"/>
         </w:rPr>
         <w:t xml:space="preserve"> method</w:t>
       </w:r>
@@ -895,74 +771,74 @@
         <w:spacing w:line="240" w:lineRule="auto"/>
         <w:jc w:val="both"/>
         <w:rPr>
-          <w:rFonts w:ascii="Carlito" w:hAnsi="Carlito" w:cs="Carlito"/>
-          <w:b/>
-          <w:bCs/>
-          <w:color w:val="D86DCB" w:themeColor="accent5" w:themeTint="99"/>
-          <w:sz w:val="34"/>
-          <w:szCs w:val="34"/>
-        </w:rPr>
-      </w:pPr>
-      <w:r>
-        <w:rPr>
-          <w:rFonts w:ascii="Carlito" w:hAnsi="Carlito" w:cs="Carlito"/>
-          <w:b/>
-          <w:bCs/>
-          <w:color w:val="D86DCB" w:themeColor="accent5" w:themeTint="99"/>
-          <w:sz w:val="34"/>
-          <w:szCs w:val="34"/>
+          <w:rFonts w:cs="Carlito"/>
+          <w:b/>
+          <w:bCs/>
+          <w:color w:val="D86DCB" w:themeColor="accent5" w:themeTint="99"/>
+          <w:sz w:val="32"/>
+          <w:szCs w:val="32"/>
+        </w:rPr>
+      </w:pPr>
+      <w:r>
+        <w:rPr>
+          <w:rFonts w:cs="Carlito"/>
+          <w:b/>
+          <w:bCs/>
+          <w:color w:val="D86DCB" w:themeColor="accent5" w:themeTint="99"/>
+          <w:sz w:val="32"/>
+          <w:szCs w:val="32"/>
+        </w:rPr>
+        <w:t>def square(num):</w:t>
+      </w:r>
+    </w:p>
+    <w:p>
+      <w:pPr>
+        <w:spacing w:line="240" w:lineRule="auto"/>
+        <w:jc w:val="both"/>
+        <w:rPr>
+          <w:rFonts w:cs="Carlito"/>
+          <w:b/>
+          <w:bCs/>
+          <w:color w:val="D86DCB" w:themeColor="accent5" w:themeTint="99"/>
+          <w:sz w:val="32"/>
+          <w:szCs w:val="32"/>
+        </w:rPr>
+      </w:pPr>
+      <w:r>
+        <w:rPr>
+          <w:rFonts w:cs="Carlito"/>
+          <w:b/>
+          <w:bCs/>
+          <w:color w:val="D86DCB" w:themeColor="accent5" w:themeTint="99"/>
+          <w:sz w:val="32"/>
+          <w:szCs w:val="32"/>
+        </w:rPr>
+        <w:t xml:space="preserve">    return num * num</w:t>
+      </w:r>
+    </w:p>
+    <w:p>
+      <w:pPr>
+        <w:spacing w:line="240" w:lineRule="auto"/>
+        <w:jc w:val="both"/>
+        <w:rPr>
+          <w:rFonts w:cs="Carlito"/>
+          <w:b/>
+          <w:bCs/>
+          <w:color w:val="D86DCB" w:themeColor="accent5" w:themeTint="99"/>
+          <w:sz w:val="32"/>
+          <w:szCs w:val="32"/>
+        </w:rPr>
+      </w:pPr>
+      <w:r>
+        <w:rPr>
+          <w:rFonts w:cs="Carlito"/>
+          <w:b/>
+          <w:bCs/>
+          <w:color w:val="D86DCB" w:themeColor="accent5" w:themeTint="99"/>
+          <w:sz w:val="32"/>
+          <w:szCs w:val="32"/>
         </w:rPr>
         <w:lastRenderedPageBreak/>
-        <w:t>def square(num):</w:t>
-      </w:r>
-    </w:p>
-    <w:p>
-      <w:pPr>
-        <w:spacing w:line="240" w:lineRule="auto"/>
-        <w:jc w:val="both"/>
-        <w:rPr>
-          <w:rFonts w:ascii="Carlito" w:hAnsi="Carlito" w:cs="Carlito"/>
-          <w:b/>
-          <w:bCs/>
-          <w:color w:val="D86DCB" w:themeColor="accent5" w:themeTint="99"/>
-          <w:sz w:val="34"/>
-          <w:szCs w:val="34"/>
-        </w:rPr>
-      </w:pPr>
-      <w:r>
-        <w:rPr>
-          <w:rFonts w:ascii="Carlito" w:hAnsi="Carlito" w:cs="Carlito"/>
-          <w:b/>
-          <w:bCs/>
-          <w:color w:val="D86DCB" w:themeColor="accent5" w:themeTint="99"/>
-          <w:sz w:val="34"/>
-          <w:szCs w:val="34"/>
-        </w:rPr>
-        <w:t xml:space="preserve">    return num * num</w:t>
-      </w:r>
-    </w:p>
-    <w:p>
-      <w:pPr>
-        <w:spacing w:line="240" w:lineRule="auto"/>
-        <w:jc w:val="both"/>
-        <w:rPr>
-          <w:rFonts w:ascii="Carlito" w:hAnsi="Carlito" w:cs="Carlito"/>
-          <w:b/>
-          <w:bCs/>
-          <w:color w:val="D86DCB" w:themeColor="accent5" w:themeTint="99"/>
-          <w:sz w:val="34"/>
-          <w:szCs w:val="34"/>
-        </w:rPr>
-      </w:pPr>
-      <w:r>
-        <w:rPr>
-          <w:rFonts w:ascii="Carlito" w:hAnsi="Carlito" w:cs="Carlito"/>
-          <w:b/>
-          <w:bCs/>
-          <w:color w:val="D86DCB" w:themeColor="accent5" w:themeTint="99"/>
-          <w:sz w:val="34"/>
-          <w:szCs w:val="34"/>
-        </w:rPr>
         <w:t>numbers = [1, 2, 3, 4]</w:t>
       </w:r>
     </w:p>
@@ -971,22 +847,22 @@
         <w:spacing w:line="240" w:lineRule="auto"/>
         <w:jc w:val="both"/>
         <w:rPr>
-          <w:rFonts w:ascii="Carlito" w:hAnsi="Carlito" w:cs="Carlito"/>
-          <w:b/>
-          <w:bCs/>
-          <w:color w:val="D86DCB" w:themeColor="accent5" w:themeTint="99"/>
-          <w:sz w:val="34"/>
-          <w:szCs w:val="34"/>
-        </w:rPr>
-      </w:pPr>
-      <w:r>
-        <w:rPr>
-          <w:rFonts w:ascii="Carlito" w:hAnsi="Carlito" w:cs="Carlito"/>
-          <w:b/>
-          <w:bCs/>
-          <w:color w:val="D86DCB" w:themeColor="accent5" w:themeTint="99"/>
-          <w:sz w:val="34"/>
-          <w:szCs w:val="34"/>
+          <w:rFonts w:cs="Carlito"/>
+          <w:b/>
+          <w:bCs/>
+          <w:color w:val="D86DCB" w:themeColor="accent5" w:themeTint="99"/>
+          <w:sz w:val="32"/>
+          <w:szCs w:val="32"/>
+        </w:rPr>
+      </w:pPr>
+      <w:r>
+        <w:rPr>
+          <w:rFonts w:cs="Carlito"/>
+          <w:b/>
+          <w:bCs/>
+          <w:color w:val="D86DCB" w:themeColor="accent5" w:themeTint="99"/>
+          <w:sz w:val="32"/>
+          <w:szCs w:val="32"/>
         </w:rPr>
         <w:t>result = map(square, numbers)</w:t>
       </w:r>
@@ -996,22 +872,22 @@
         <w:spacing w:line="240" w:lineRule="auto"/>
         <w:jc w:val="both"/>
         <w:rPr>
-          <w:rFonts w:ascii="Carlito" w:hAnsi="Carlito" w:cs="Carlito"/>
-          <w:b/>
-          <w:bCs/>
-          <w:color w:val="D86DCB" w:themeColor="accent5" w:themeTint="99"/>
-          <w:sz w:val="34"/>
-          <w:szCs w:val="34"/>
-        </w:rPr>
-      </w:pPr>
-      <w:r>
-        <w:rPr>
-          <w:rFonts w:ascii="Carlito" w:hAnsi="Carlito" w:cs="Carlito"/>
-          <w:b/>
-          <w:bCs/>
-          <w:color w:val="D86DCB" w:themeColor="accent5" w:themeTint="99"/>
-          <w:sz w:val="34"/>
-          <w:szCs w:val="34"/>
+          <w:rFonts w:cs="Carlito"/>
+          <w:b/>
+          <w:bCs/>
+          <w:color w:val="D86DCB" w:themeColor="accent5" w:themeTint="99"/>
+          <w:sz w:val="32"/>
+          <w:szCs w:val="32"/>
+        </w:rPr>
+      </w:pPr>
+      <w:r>
+        <w:rPr>
+          <w:rFonts w:cs="Carlito"/>
+          <w:b/>
+          <w:bCs/>
+          <w:color w:val="D86DCB" w:themeColor="accent5" w:themeTint="99"/>
+          <w:sz w:val="32"/>
+          <w:szCs w:val="32"/>
         </w:rPr>
         <w:t>print(result) # &lt;map object at 0x...&gt;</w:t>
       </w:r>
@@ -1021,22 +897,22 @@
         <w:spacing w:line="240" w:lineRule="auto"/>
         <w:jc w:val="both"/>
         <w:rPr>
-          <w:rFonts w:ascii="Carlito" w:hAnsi="Carlito" w:cs="Carlito"/>
-          <w:b/>
-          <w:bCs/>
-          <w:color w:val="D86DCB" w:themeColor="accent5" w:themeTint="99"/>
-          <w:sz w:val="34"/>
-          <w:szCs w:val="34"/>
-        </w:rPr>
-      </w:pPr>
-      <w:r>
-        <w:rPr>
-          <w:rFonts w:ascii="Carlito" w:hAnsi="Carlito" w:cs="Carlito"/>
-          <w:b/>
-          <w:bCs/>
-          <w:color w:val="D86DCB" w:themeColor="accent5" w:themeTint="99"/>
-          <w:sz w:val="34"/>
-          <w:szCs w:val="34"/>
+          <w:rFonts w:cs="Carlito"/>
+          <w:b/>
+          <w:bCs/>
+          <w:color w:val="D86DCB" w:themeColor="accent5" w:themeTint="99"/>
+          <w:sz w:val="32"/>
+          <w:szCs w:val="32"/>
+        </w:rPr>
+      </w:pPr>
+      <w:r>
+        <w:rPr>
+          <w:rFonts w:cs="Carlito"/>
+          <w:b/>
+          <w:bCs/>
+          <w:color w:val="D86DCB" w:themeColor="accent5" w:themeTint="99"/>
+          <w:sz w:val="32"/>
+          <w:szCs w:val="32"/>
         </w:rPr>
         <w:t>result = list(map(square, numbers))</w:t>
       </w:r>
@@ -1046,22 +922,22 @@
         <w:spacing w:line="240" w:lineRule="auto"/>
         <w:jc w:val="both"/>
         <w:rPr>
-          <w:rFonts w:ascii="Carlito" w:hAnsi="Carlito" w:cs="Carlito"/>
-          <w:b/>
-          <w:bCs/>
-          <w:color w:val="D86DCB" w:themeColor="accent5" w:themeTint="99"/>
-          <w:sz w:val="34"/>
-          <w:szCs w:val="34"/>
-        </w:rPr>
-      </w:pPr>
-      <w:r>
-        <w:rPr>
-          <w:rFonts w:ascii="Carlito" w:hAnsi="Carlito" w:cs="Carlito"/>
-          <w:b/>
-          <w:bCs/>
-          <w:color w:val="D86DCB" w:themeColor="accent5" w:themeTint="99"/>
-          <w:sz w:val="34"/>
-          <w:szCs w:val="34"/>
+          <w:rFonts w:cs="Carlito"/>
+          <w:b/>
+          <w:bCs/>
+          <w:color w:val="D86DCB" w:themeColor="accent5" w:themeTint="99"/>
+          <w:sz w:val="32"/>
+          <w:szCs w:val="32"/>
+        </w:rPr>
+      </w:pPr>
+      <w:r>
+        <w:rPr>
+          <w:rFonts w:cs="Carlito"/>
+          <w:b/>
+          <w:bCs/>
+          <w:color w:val="D86DCB" w:themeColor="accent5" w:themeTint="99"/>
+          <w:sz w:val="32"/>
+          <w:szCs w:val="32"/>
         </w:rPr>
         <w:t>print(result) # [1, 4, 9, 16]</w:t>
       </w:r>
@@ -1071,27 +947,27 @@
         <w:spacing w:line="240" w:lineRule="auto"/>
         <w:jc w:val="both"/>
         <w:rPr>
-          <w:rFonts w:ascii="Carlito" w:hAnsi="Carlito" w:cs="Carlito"/>
-          <w:sz w:val="34"/>
-          <w:szCs w:val="34"/>
-        </w:rPr>
-      </w:pPr>
-    </w:p>
-    <w:p>
-      <w:pPr>
-        <w:spacing w:line="240" w:lineRule="auto"/>
-        <w:jc w:val="both"/>
-        <w:rPr>
-          <w:rFonts w:ascii="Carlito" w:hAnsi="Carlito" w:cs="Carlito"/>
-          <w:sz w:val="34"/>
-          <w:szCs w:val="34"/>
-        </w:rPr>
-      </w:pPr>
-      <w:r>
-        <w:rPr>
-          <w:rFonts w:ascii="Carlito" w:hAnsi="Carlito" w:cs="Carlito"/>
-          <w:sz w:val="34"/>
-          <w:szCs w:val="34"/>
+          <w:rFonts w:cs="Carlito"/>
+          <w:sz w:val="32"/>
+          <w:szCs w:val="32"/>
+        </w:rPr>
+      </w:pPr>
+    </w:p>
+    <w:p>
+      <w:pPr>
+        <w:spacing w:line="240" w:lineRule="auto"/>
+        <w:jc w:val="both"/>
+        <w:rPr>
+          <w:rFonts w:cs="Carlito"/>
+          <w:sz w:val="32"/>
+          <w:szCs w:val="32"/>
+        </w:rPr>
+      </w:pPr>
+      <w:r>
+        <w:rPr>
+          <w:rFonts w:cs="Carlito"/>
+          <w:sz w:val="32"/>
+          <w:szCs w:val="32"/>
         </w:rPr>
         <w:t>Using lamda function with map():</w:t>
       </w:r>
@@ -1101,18 +977,18 @@
         <w:spacing w:line="240" w:lineRule="auto"/>
         <w:jc w:val="both"/>
         <w:rPr>
-          <w:rFonts w:ascii="Carlito" w:hAnsi="Carlito" w:cs="Carlito"/>
-          <w:b/>
-          <w:bCs/>
-          <w:sz w:val="34"/>
-          <w:szCs w:val="34"/>
-        </w:rPr>
-      </w:pPr>
-      <w:r>
-        <w:rPr>
-          <w:rFonts w:ascii="Carlito" w:hAnsi="Carlito" w:cs="Carlito"/>
-          <w:sz w:val="34"/>
-          <w:szCs w:val="34"/>
+          <w:rFonts w:cs="Carlito"/>
+          <w:b/>
+          <w:bCs/>
+          <w:sz w:val="32"/>
+          <w:szCs w:val="32"/>
+        </w:rPr>
+      </w:pPr>
+      <w:r>
+        <w:rPr>
+          <w:rFonts w:cs="Carlito"/>
+          <w:sz w:val="32"/>
+          <w:szCs w:val="32"/>
         </w:rPr>
         <w:t># Most of the time, people don't create a separate function. Instead uses a lambda function.</w:t>
       </w:r>
@@ -1122,22 +998,22 @@
         <w:spacing w:line="240" w:lineRule="auto"/>
         <w:jc w:val="both"/>
         <w:rPr>
-          <w:rFonts w:ascii="Carlito" w:hAnsi="Carlito" w:cs="Carlito"/>
-          <w:b/>
-          <w:bCs/>
-          <w:color w:val="D86DCB" w:themeColor="accent5" w:themeTint="99"/>
-          <w:sz w:val="34"/>
-          <w:szCs w:val="34"/>
-        </w:rPr>
-      </w:pPr>
-      <w:r>
-        <w:rPr>
-          <w:rFonts w:ascii="Carlito" w:hAnsi="Carlito" w:cs="Carlito"/>
-          <w:b/>
-          <w:bCs/>
-          <w:color w:val="D86DCB" w:themeColor="accent5" w:themeTint="99"/>
-          <w:sz w:val="34"/>
-          <w:szCs w:val="34"/>
+          <w:rFonts w:cs="Carlito"/>
+          <w:b/>
+          <w:bCs/>
+          <w:color w:val="D86DCB" w:themeColor="accent5" w:themeTint="99"/>
+          <w:sz w:val="32"/>
+          <w:szCs w:val="32"/>
+        </w:rPr>
+      </w:pPr>
+      <w:r>
+        <w:rPr>
+          <w:rFonts w:cs="Carlito"/>
+          <w:b/>
+          <w:bCs/>
+          <w:color w:val="D86DCB" w:themeColor="accent5" w:themeTint="99"/>
+          <w:sz w:val="32"/>
+          <w:szCs w:val="32"/>
         </w:rPr>
         <w:t>numbers = [1, 2, 3, 4]</w:t>
       </w:r>
@@ -1147,22 +1023,22 @@
         <w:spacing w:line="240" w:lineRule="auto"/>
         <w:jc w:val="both"/>
         <w:rPr>
-          <w:rFonts w:ascii="Carlito" w:hAnsi="Carlito" w:cs="Carlito"/>
-          <w:b/>
-          <w:bCs/>
-          <w:color w:val="D86DCB" w:themeColor="accent5" w:themeTint="99"/>
-          <w:sz w:val="34"/>
-          <w:szCs w:val="34"/>
-        </w:rPr>
-      </w:pPr>
-      <w:r>
-        <w:rPr>
-          <w:rFonts w:ascii="Carlito" w:hAnsi="Carlito" w:cs="Carlito"/>
-          <w:b/>
-          <w:bCs/>
-          <w:color w:val="D86DCB" w:themeColor="accent5" w:themeTint="99"/>
-          <w:sz w:val="34"/>
-          <w:szCs w:val="34"/>
+          <w:rFonts w:cs="Carlito"/>
+          <w:b/>
+          <w:bCs/>
+          <w:color w:val="D86DCB" w:themeColor="accent5" w:themeTint="99"/>
+          <w:sz w:val="32"/>
+          <w:szCs w:val="32"/>
+        </w:rPr>
+      </w:pPr>
+      <w:r>
+        <w:rPr>
+          <w:rFonts w:cs="Carlito"/>
+          <w:b/>
+          <w:bCs/>
+          <w:color w:val="D86DCB" w:themeColor="accent5" w:themeTint="99"/>
+          <w:sz w:val="32"/>
+          <w:szCs w:val="32"/>
         </w:rPr>
         <w:t>result = list(map(lambda x: x * x, numbers))</w:t>
       </w:r>
@@ -1172,22 +1048,22 @@
         <w:spacing w:line="240" w:lineRule="auto"/>
         <w:jc w:val="both"/>
         <w:rPr>
-          <w:rFonts w:ascii="Carlito" w:hAnsi="Carlito" w:cs="Carlito"/>
-          <w:b/>
-          <w:bCs/>
-          <w:color w:val="D86DCB" w:themeColor="accent5" w:themeTint="99"/>
-          <w:sz w:val="34"/>
-          <w:szCs w:val="34"/>
-        </w:rPr>
-      </w:pPr>
-      <w:r>
-        <w:rPr>
-          <w:rFonts w:ascii="Carlito" w:hAnsi="Carlito" w:cs="Carlito"/>
-          <w:b/>
-          <w:bCs/>
-          <w:color w:val="D86DCB" w:themeColor="accent5" w:themeTint="99"/>
-          <w:sz w:val="34"/>
-          <w:szCs w:val="34"/>
+          <w:rFonts w:cs="Carlito"/>
+          <w:b/>
+          <w:bCs/>
+          <w:color w:val="D86DCB" w:themeColor="accent5" w:themeTint="99"/>
+          <w:sz w:val="32"/>
+          <w:szCs w:val="32"/>
+        </w:rPr>
+      </w:pPr>
+      <w:r>
+        <w:rPr>
+          <w:rFonts w:cs="Carlito"/>
+          <w:b/>
+          <w:bCs/>
+          <w:color w:val="D86DCB" w:themeColor="accent5" w:themeTint="99"/>
+          <w:sz w:val="32"/>
+          <w:szCs w:val="32"/>
         </w:rPr>
         <w:t>print(result) # [1, 4, 9, 16]</w:t>
       </w:r>
@@ -1197,34 +1073,34 @@
         <w:spacing w:line="240" w:lineRule="auto"/>
         <w:jc w:val="both"/>
         <w:rPr>
-          <w:rFonts w:ascii="Carlito" w:hAnsi="Carlito" w:cs="Carlito"/>
-          <w:sz w:val="34"/>
-          <w:szCs w:val="34"/>
-        </w:rPr>
-      </w:pPr>
-      <w:r>
-        <w:rPr>
-          <w:rFonts w:ascii="Carlito" w:hAnsi="Carlito" w:cs="Carlito"/>
-          <w:sz w:val="34"/>
-          <w:szCs w:val="34"/>
+          <w:rFonts w:cs="Carlito"/>
+          <w:sz w:val="32"/>
+          <w:szCs w:val="32"/>
+        </w:rPr>
+      </w:pPr>
+      <w:r>
+        <w:rPr>
+          <w:rFonts w:cs="Carlito"/>
+          <w:sz w:val="32"/>
+          <w:szCs w:val="32"/>
         </w:rPr>
         <w:t xml:space="preserve"># Here, </w:t>
       </w:r>
       <w:r>
         <w:rPr>
-          <w:rFonts w:ascii="Carlito" w:hAnsi="Carlito" w:cs="Carlito"/>
-          <w:b/>
-          <w:bCs/>
-          <w:sz w:val="34"/>
-          <w:szCs w:val="34"/>
+          <w:rFonts w:cs="Carlito"/>
+          <w:b/>
+          <w:bCs/>
+          <w:sz w:val="32"/>
+          <w:szCs w:val="32"/>
         </w:rPr>
         <w:t>lambda x: x * x</w:t>
       </w:r>
       <w:r>
         <w:rPr>
-          <w:rFonts w:ascii="Carlito" w:hAnsi="Carlito" w:cs="Carlito"/>
-          <w:sz w:val="34"/>
-          <w:szCs w:val="34"/>
+          <w:rFonts w:cs="Carlito"/>
+          <w:sz w:val="32"/>
+          <w:szCs w:val="32"/>
         </w:rPr>
         <w:t xml:space="preserve"> means</w:t>
       </w:r>
@@ -1234,22 +1110,22 @@
         <w:spacing w:line="240" w:lineRule="auto"/>
         <w:jc w:val="both"/>
         <w:rPr>
-          <w:rFonts w:ascii="Carlito" w:hAnsi="Carlito" w:cs="Carlito"/>
-          <w:b/>
-          <w:bCs/>
-          <w:color w:val="D86DCB" w:themeColor="accent5" w:themeTint="99"/>
-          <w:sz w:val="34"/>
-          <w:szCs w:val="34"/>
-        </w:rPr>
-      </w:pPr>
-      <w:r>
-        <w:rPr>
-          <w:rFonts w:ascii="Carlito" w:hAnsi="Carlito" w:cs="Carlito"/>
-          <w:b/>
-          <w:bCs/>
-          <w:color w:val="D86DCB" w:themeColor="accent5" w:themeTint="99"/>
-          <w:sz w:val="34"/>
-          <w:szCs w:val="34"/>
+          <w:rFonts w:cs="Carlito"/>
+          <w:b/>
+          <w:bCs/>
+          <w:color w:val="D86DCB" w:themeColor="accent5" w:themeTint="99"/>
+          <w:sz w:val="32"/>
+          <w:szCs w:val="32"/>
+        </w:rPr>
+      </w:pPr>
+      <w:r>
+        <w:rPr>
+          <w:rFonts w:cs="Carlito"/>
+          <w:b/>
+          <w:bCs/>
+          <w:color w:val="D86DCB" w:themeColor="accent5" w:themeTint="99"/>
+          <w:sz w:val="32"/>
+          <w:szCs w:val="32"/>
         </w:rPr>
         <w:t>def square(x):</w:t>
       </w:r>
@@ -1259,22 +1135,22 @@
         <w:spacing w:line="240" w:lineRule="auto"/>
         <w:jc w:val="both"/>
         <w:rPr>
-          <w:rFonts w:ascii="Carlito" w:hAnsi="Carlito" w:cs="Carlito"/>
-          <w:b/>
-          <w:bCs/>
-          <w:color w:val="D86DCB" w:themeColor="accent5" w:themeTint="99"/>
-          <w:sz w:val="34"/>
-          <w:szCs w:val="34"/>
-        </w:rPr>
-      </w:pPr>
-      <w:r>
-        <w:rPr>
-          <w:rFonts w:ascii="Carlito" w:hAnsi="Carlito" w:cs="Carlito"/>
-          <w:b/>
-          <w:bCs/>
-          <w:color w:val="D86DCB" w:themeColor="accent5" w:themeTint="99"/>
-          <w:sz w:val="34"/>
-          <w:szCs w:val="34"/>
+          <w:rFonts w:cs="Carlito"/>
+          <w:b/>
+          <w:bCs/>
+          <w:color w:val="D86DCB" w:themeColor="accent5" w:themeTint="99"/>
+          <w:sz w:val="32"/>
+          <w:szCs w:val="32"/>
+        </w:rPr>
+      </w:pPr>
+      <w:r>
+        <w:rPr>
+          <w:rFonts w:cs="Carlito"/>
+          <w:b/>
+          <w:bCs/>
+          <w:color w:val="D86DCB" w:themeColor="accent5" w:themeTint="99"/>
+          <w:sz w:val="32"/>
+          <w:szCs w:val="32"/>
         </w:rPr>
         <w:t xml:space="preserve">    return x * x</w:t>
       </w:r>
@@ -1284,27 +1160,27 @@
         <w:spacing w:line="240" w:lineRule="auto"/>
         <w:jc w:val="both"/>
         <w:rPr>
-          <w:rFonts w:ascii="Carlito" w:hAnsi="Carlito" w:cs="Carlito"/>
-          <w:sz w:val="34"/>
-          <w:szCs w:val="34"/>
-        </w:rPr>
-      </w:pPr>
-    </w:p>
-    <w:p>
-      <w:pPr>
-        <w:spacing w:line="240" w:lineRule="auto"/>
-        <w:jc w:val="both"/>
-        <w:rPr>
-          <w:rFonts w:ascii="Carlito" w:hAnsi="Carlito" w:cs="Carlito"/>
-          <w:sz w:val="34"/>
-          <w:szCs w:val="34"/>
-        </w:rPr>
-      </w:pPr>
-      <w:r>
-        <w:rPr>
-          <w:rFonts w:ascii="Carlito" w:hAnsi="Carlito" w:cs="Carlito"/>
-          <w:sz w:val="34"/>
-          <w:szCs w:val="34"/>
+          <w:rFonts w:cs="Carlito"/>
+          <w:sz w:val="32"/>
+          <w:szCs w:val="32"/>
+        </w:rPr>
+      </w:pPr>
+    </w:p>
+    <w:p>
+      <w:pPr>
+        <w:spacing w:line="240" w:lineRule="auto"/>
+        <w:jc w:val="both"/>
+        <w:rPr>
+          <w:rFonts w:cs="Carlito"/>
+          <w:sz w:val="32"/>
+          <w:szCs w:val="32"/>
+        </w:rPr>
+      </w:pPr>
+      <w:r>
+        <w:rPr>
+          <w:rFonts w:cs="Carlito"/>
+          <w:sz w:val="32"/>
+          <w:szCs w:val="32"/>
         </w:rPr>
         <w:t>Mapping Strings:</w:t>
       </w:r>
@@ -1314,52 +1190,52 @@
         <w:spacing w:line="240" w:lineRule="auto"/>
         <w:jc w:val="both"/>
         <w:rPr>
-          <w:rFonts w:ascii="Carlito" w:hAnsi="Carlito" w:cs="Carlito"/>
-          <w:sz w:val="34"/>
-          <w:szCs w:val="34"/>
-        </w:rPr>
-      </w:pPr>
-      <w:r>
-        <w:rPr>
-          <w:rFonts w:ascii="Carlito" w:hAnsi="Carlito" w:cs="Carlito"/>
-          <w:sz w:val="34"/>
-          <w:szCs w:val="34"/>
+          <w:rFonts w:cs="Carlito"/>
+          <w:sz w:val="32"/>
+          <w:szCs w:val="32"/>
+        </w:rPr>
+      </w:pPr>
+      <w:r>
+        <w:rPr>
+          <w:rFonts w:cs="Carlito"/>
+          <w:sz w:val="32"/>
+          <w:szCs w:val="32"/>
         </w:rPr>
         <w:t xml:space="preserve"># </w:t>
       </w:r>
       <w:r>
         <w:rPr>
-          <w:rFonts w:ascii="Carlito" w:hAnsi="Carlito" w:cs="Carlito"/>
-          <w:b/>
-          <w:bCs/>
-          <w:sz w:val="34"/>
-          <w:szCs w:val="34"/>
+          <w:rFonts w:cs="Carlito"/>
+          <w:b/>
+          <w:bCs/>
+          <w:sz w:val="32"/>
+          <w:szCs w:val="32"/>
         </w:rPr>
         <w:t>str.upper</w:t>
       </w:r>
       <w:r>
         <w:rPr>
-          <w:rFonts w:ascii="Carlito" w:hAnsi="Carlito" w:cs="Carlito"/>
-          <w:sz w:val="34"/>
-          <w:szCs w:val="34"/>
+          <w:rFonts w:cs="Carlito"/>
+          <w:sz w:val="32"/>
+          <w:szCs w:val="32"/>
         </w:rPr>
         <w:t xml:space="preserve"> (</w:t>
       </w:r>
       <w:r>
         <w:rPr>
-          <w:rFonts w:ascii="Carlito" w:hAnsi="Carlito" w:cs="Carlito"/>
-          <w:b/>
-          <w:bCs/>
-          <w:sz w:val="34"/>
-          <w:szCs w:val="34"/>
+          <w:rFonts w:cs="Carlito"/>
+          <w:b/>
+          <w:bCs/>
+          <w:sz w:val="32"/>
+          <w:szCs w:val="32"/>
         </w:rPr>
         <w:t>.upper()</w:t>
       </w:r>
       <w:r>
         <w:rPr>
-          <w:rFonts w:ascii="Carlito" w:hAnsi="Carlito" w:cs="Carlito"/>
-          <w:sz w:val="34"/>
-          <w:szCs w:val="34"/>
+          <w:rFonts w:cs="Carlito"/>
+          <w:sz w:val="32"/>
+          <w:szCs w:val="32"/>
         </w:rPr>
         <w:t>)is a function that is applied to every string.</w:t>
       </w:r>
@@ -1369,22 +1245,22 @@
         <w:spacing w:line="240" w:lineRule="auto"/>
         <w:jc w:val="both"/>
         <w:rPr>
-          <w:rFonts w:ascii="Carlito" w:hAnsi="Carlito" w:cs="Carlito"/>
-          <w:b/>
-          <w:bCs/>
-          <w:color w:val="D86DCB" w:themeColor="accent5" w:themeTint="99"/>
-          <w:sz w:val="34"/>
-          <w:szCs w:val="34"/>
-        </w:rPr>
-      </w:pPr>
-      <w:r>
-        <w:rPr>
-          <w:rFonts w:ascii="Carlito" w:hAnsi="Carlito" w:cs="Carlito"/>
-          <w:b/>
-          <w:bCs/>
-          <w:color w:val="D86DCB" w:themeColor="accent5" w:themeTint="99"/>
-          <w:sz w:val="34"/>
-          <w:szCs w:val="34"/>
+          <w:rFonts w:cs="Carlito"/>
+          <w:b/>
+          <w:bCs/>
+          <w:color w:val="D86DCB" w:themeColor="accent5" w:themeTint="99"/>
+          <w:sz w:val="32"/>
+          <w:szCs w:val="32"/>
+        </w:rPr>
+      </w:pPr>
+      <w:r>
+        <w:rPr>
+          <w:rFonts w:cs="Carlito"/>
+          <w:b/>
+          <w:bCs/>
+          <w:color w:val="D86DCB" w:themeColor="accent5" w:themeTint="99"/>
+          <w:sz w:val="32"/>
+          <w:szCs w:val="32"/>
         </w:rPr>
         <w:t>names = ["alice", "bob", "charlie"]</w:t>
       </w:r>
@@ -1394,22 +1270,22 @@
         <w:spacing w:line="240" w:lineRule="auto"/>
         <w:jc w:val="both"/>
         <w:rPr>
-          <w:rFonts w:ascii="Carlito" w:hAnsi="Carlito" w:cs="Carlito"/>
-          <w:b/>
-          <w:bCs/>
-          <w:color w:val="D86DCB" w:themeColor="accent5" w:themeTint="99"/>
-          <w:sz w:val="34"/>
-          <w:szCs w:val="34"/>
-        </w:rPr>
-      </w:pPr>
-      <w:r>
-        <w:rPr>
-          <w:rFonts w:ascii="Carlito" w:hAnsi="Carlito" w:cs="Carlito"/>
-          <w:b/>
-          <w:bCs/>
-          <w:color w:val="D86DCB" w:themeColor="accent5" w:themeTint="99"/>
-          <w:sz w:val="34"/>
-          <w:szCs w:val="34"/>
+          <w:rFonts w:cs="Carlito"/>
+          <w:b/>
+          <w:bCs/>
+          <w:color w:val="D86DCB" w:themeColor="accent5" w:themeTint="99"/>
+          <w:sz w:val="32"/>
+          <w:szCs w:val="32"/>
+        </w:rPr>
+      </w:pPr>
+      <w:r>
+        <w:rPr>
+          <w:rFonts w:cs="Carlito"/>
+          <w:b/>
+          <w:bCs/>
+          <w:color w:val="D86DCB" w:themeColor="accent5" w:themeTint="99"/>
+          <w:sz w:val="32"/>
+          <w:szCs w:val="32"/>
         </w:rPr>
         <w:t>result = list(map(str.upper, names))</w:t>
       </w:r>
@@ -1419,22 +1295,22 @@
         <w:spacing w:line="240" w:lineRule="auto"/>
         <w:jc w:val="both"/>
         <w:rPr>
-          <w:rFonts w:ascii="Carlito" w:hAnsi="Carlito" w:cs="Carlito"/>
-          <w:b/>
-          <w:bCs/>
-          <w:color w:val="D86DCB" w:themeColor="accent5" w:themeTint="99"/>
-          <w:sz w:val="34"/>
-          <w:szCs w:val="34"/>
-        </w:rPr>
-      </w:pPr>
-      <w:r>
-        <w:rPr>
-          <w:rFonts w:ascii="Carlito" w:hAnsi="Carlito" w:cs="Carlito"/>
-          <w:b/>
-          <w:bCs/>
-          <w:color w:val="D86DCB" w:themeColor="accent5" w:themeTint="99"/>
-          <w:sz w:val="34"/>
-          <w:szCs w:val="34"/>
+          <w:rFonts w:cs="Carlito"/>
+          <w:b/>
+          <w:bCs/>
+          <w:color w:val="D86DCB" w:themeColor="accent5" w:themeTint="99"/>
+          <w:sz w:val="32"/>
+          <w:szCs w:val="32"/>
+        </w:rPr>
+      </w:pPr>
+      <w:r>
+        <w:rPr>
+          <w:rFonts w:cs="Carlito"/>
+          <w:b/>
+          <w:bCs/>
+          <w:color w:val="D86DCB" w:themeColor="accent5" w:themeTint="99"/>
+          <w:sz w:val="32"/>
+          <w:szCs w:val="32"/>
         </w:rPr>
         <w:t>print(result) # ['ALICE', 'BOB', 'CHARLIE']</w:t>
       </w:r>
@@ -1444,135 +1320,135 @@
         <w:spacing w:line="240" w:lineRule="auto"/>
         <w:jc w:val="both"/>
         <w:rPr>
-          <w:rFonts w:ascii="Carlito" w:hAnsi="Carlito" w:cs="Carlito"/>
-          <w:sz w:val="34"/>
-          <w:szCs w:val="34"/>
-        </w:rPr>
-      </w:pPr>
-    </w:p>
-    <w:p>
-      <w:pPr>
-        <w:spacing w:line="240" w:lineRule="auto"/>
-        <w:jc w:val="both"/>
-        <w:rPr>
-          <w:rFonts w:ascii="Carlito" w:hAnsi="Carlito" w:cs="Carlito"/>
-          <w:sz w:val="34"/>
-          <w:szCs w:val="34"/>
-        </w:rPr>
-      </w:pPr>
-      <w:r>
-        <w:rPr>
-          <w:rFonts w:ascii="Carlito" w:hAnsi="Carlito" w:cs="Carlito"/>
-          <w:sz w:val="34"/>
-          <w:szCs w:val="34"/>
+          <w:rFonts w:cs="Carlito"/>
+          <w:sz w:val="32"/>
+          <w:szCs w:val="32"/>
+        </w:rPr>
+      </w:pPr>
+    </w:p>
+    <w:p>
+      <w:pPr>
+        <w:spacing w:line="240" w:lineRule="auto"/>
+        <w:jc w:val="both"/>
+        <w:rPr>
+          <w:rFonts w:cs="Carlito"/>
+          <w:sz w:val="32"/>
+          <w:szCs w:val="32"/>
+        </w:rPr>
+      </w:pPr>
+      <w:r>
+        <w:rPr>
+          <w:rFonts w:cs="Carlito"/>
+          <w:sz w:val="32"/>
+          <w:szCs w:val="32"/>
+        </w:rPr>
+        <w:t>Multiple Iterables (list):</w:t>
+      </w:r>
+    </w:p>
+    <w:p>
+      <w:pPr>
+        <w:spacing w:line="240" w:lineRule="auto"/>
+        <w:jc w:val="both"/>
+        <w:rPr>
+          <w:rFonts w:cs="Carlito"/>
+          <w:sz w:val="32"/>
+          <w:szCs w:val="32"/>
+        </w:rPr>
+      </w:pPr>
+      <w:r>
+        <w:rPr>
+          <w:rFonts w:cs="Carlito"/>
+          <w:sz w:val="32"/>
+          <w:szCs w:val="32"/>
+        </w:rPr>
+        <w:t>#</w:t>
+      </w:r>
+      <w:r>
+        <w:rPr>
+          <w:rFonts w:cs="Carlito"/>
+          <w:b/>
+          <w:bCs/>
+          <w:sz w:val="32"/>
+          <w:szCs w:val="32"/>
+        </w:rPr>
+        <w:t xml:space="preserve"> map()</w:t>
+      </w:r>
+      <w:r>
+        <w:rPr>
+          <w:rFonts w:cs="Carlito"/>
+          <w:sz w:val="32"/>
+          <w:szCs w:val="32"/>
+        </w:rPr>
+        <w:t xml:space="preserve"> can process more than one iterable or list. Python takes:</w:t>
+      </w:r>
+    </w:p>
+    <w:p>
+      <w:pPr>
+        <w:spacing w:line="240" w:lineRule="auto"/>
+        <w:jc w:val="both"/>
+        <w:rPr>
+          <w:rFonts w:cs="Carlito"/>
+          <w:b/>
+          <w:bCs/>
+          <w:sz w:val="28"/>
+          <w:szCs w:val="28"/>
+        </w:rPr>
+      </w:pPr>
+      <w:r>
+        <w:rPr>
+          <w:rFonts w:cs="Carlito"/>
+          <w:b/>
+          <w:bCs/>
+          <w:sz w:val="28"/>
+          <w:szCs w:val="28"/>
+        </w:rPr>
+        <w:t>1 + 4</w:t>
+      </w:r>
+    </w:p>
+    <w:p>
+      <w:pPr>
+        <w:spacing w:line="240" w:lineRule="auto"/>
+        <w:jc w:val="both"/>
+        <w:rPr>
+          <w:rFonts w:cs="Carlito"/>
+          <w:b/>
+          <w:bCs/>
+          <w:sz w:val="28"/>
+          <w:szCs w:val="28"/>
+        </w:rPr>
+      </w:pPr>
+      <w:r>
+        <w:rPr>
+          <w:rFonts w:cs="Carlito"/>
+          <w:b/>
+          <w:bCs/>
+          <w:sz w:val="28"/>
+          <w:szCs w:val="28"/>
+        </w:rPr>
+        <w:t>2 + 5</w:t>
+      </w:r>
+    </w:p>
+    <w:p>
+      <w:pPr>
+        <w:spacing w:line="240" w:lineRule="auto"/>
+        <w:jc w:val="both"/>
+        <w:rPr>
+          <w:rFonts w:cs="Carlito"/>
+          <w:b/>
+          <w:bCs/>
+          <w:sz w:val="28"/>
+          <w:szCs w:val="28"/>
+        </w:rPr>
+      </w:pPr>
+      <w:r>
+        <w:rPr>
+          <w:rFonts w:cs="Carlito"/>
+          <w:b/>
+          <w:bCs/>
+          <w:sz w:val="28"/>
+          <w:szCs w:val="28"/>
         </w:rPr>
         <w:lastRenderedPageBreak/>
-        <w:t>Multiple Iterables (list):</w:t>
-      </w:r>
-    </w:p>
-    <w:p>
-      <w:pPr>
-        <w:spacing w:line="240" w:lineRule="auto"/>
-        <w:jc w:val="both"/>
-        <w:rPr>
-          <w:rFonts w:ascii="Carlito" w:hAnsi="Carlito" w:cs="Carlito"/>
-          <w:sz w:val="34"/>
-          <w:szCs w:val="34"/>
-        </w:rPr>
-      </w:pPr>
-      <w:r>
-        <w:rPr>
-          <w:rFonts w:ascii="Carlito" w:hAnsi="Carlito" w:cs="Carlito"/>
-          <w:sz w:val="34"/>
-          <w:szCs w:val="34"/>
-        </w:rPr>
-        <w:t>#</w:t>
-      </w:r>
-      <w:r>
-        <w:rPr>
-          <w:rFonts w:ascii="Carlito" w:hAnsi="Carlito" w:cs="Carlito"/>
-          <w:b/>
-          <w:bCs/>
-          <w:sz w:val="34"/>
-          <w:szCs w:val="34"/>
-        </w:rPr>
-        <w:t xml:space="preserve"> map()</w:t>
-      </w:r>
-      <w:r>
-        <w:rPr>
-          <w:rFonts w:ascii="Carlito" w:hAnsi="Carlito" w:cs="Carlito"/>
-          <w:sz w:val="34"/>
-          <w:szCs w:val="34"/>
-        </w:rPr>
-        <w:t xml:space="preserve"> can process more than one iterable or list. Python takes:</w:t>
-      </w:r>
-    </w:p>
-    <w:p>
-      <w:pPr>
-        <w:spacing w:line="240" w:lineRule="auto"/>
-        <w:jc w:val="both"/>
-        <w:rPr>
-          <w:rFonts w:ascii="Carlito" w:hAnsi="Carlito" w:cs="Carlito"/>
-          <w:b/>
-          <w:bCs/>
-          <w:sz w:val="30"/>
-          <w:szCs w:val="30"/>
-        </w:rPr>
-      </w:pPr>
-      <w:r>
-        <w:rPr>
-          <w:rFonts w:ascii="Carlito" w:hAnsi="Carlito" w:cs="Carlito"/>
-          <w:b/>
-          <w:bCs/>
-          <w:sz w:val="30"/>
-          <w:szCs w:val="30"/>
-        </w:rPr>
-        <w:t>1 + 4</w:t>
-      </w:r>
-    </w:p>
-    <w:p>
-      <w:pPr>
-        <w:spacing w:line="240" w:lineRule="auto"/>
-        <w:jc w:val="both"/>
-        <w:rPr>
-          <w:rFonts w:ascii="Carlito" w:hAnsi="Carlito" w:cs="Carlito"/>
-          <w:b/>
-          <w:bCs/>
-          <w:sz w:val="30"/>
-          <w:szCs w:val="30"/>
-        </w:rPr>
-      </w:pPr>
-      <w:r>
-        <w:rPr>
-          <w:rFonts w:ascii="Carlito" w:hAnsi="Carlito" w:cs="Carlito"/>
-          <w:b/>
-          <w:bCs/>
-          <w:sz w:val="30"/>
-          <w:szCs w:val="30"/>
-        </w:rPr>
-        <w:t>2 + 5</w:t>
-      </w:r>
-    </w:p>
-    <w:p>
-      <w:pPr>
-        <w:spacing w:line="240" w:lineRule="auto"/>
-        <w:jc w:val="both"/>
-        <w:rPr>
-          <w:rFonts w:ascii="Carlito" w:hAnsi="Carlito" w:cs="Carlito"/>
-          <w:b/>
-          <w:bCs/>
-          <w:sz w:val="30"/>
-          <w:szCs w:val="30"/>
-        </w:rPr>
-      </w:pPr>
-      <w:r>
-        <w:rPr>
-          <w:rFonts w:ascii="Carlito" w:hAnsi="Carlito" w:cs="Carlito"/>
-          <w:b/>
-          <w:bCs/>
-          <w:sz w:val="30"/>
-          <w:szCs w:val="30"/>
-        </w:rPr>
         <w:t>3 + 6</w:t>
       </w:r>
     </w:p>
@@ -1581,16 +1457,16 @@
         <w:spacing w:line="240" w:lineRule="auto"/>
         <w:jc w:val="both"/>
         <w:rPr>
-          <w:rFonts w:ascii="Carlito" w:hAnsi="Carlito" w:cs="Carlito"/>
-          <w:sz w:val="34"/>
-          <w:szCs w:val="34"/>
-        </w:rPr>
-      </w:pPr>
-      <w:r>
-        <w:rPr>
-          <w:rFonts w:ascii="Carlito" w:hAnsi="Carlito" w:cs="Carlito"/>
-          <w:sz w:val="34"/>
-          <w:szCs w:val="34"/>
+          <w:rFonts w:cs="Carlito"/>
+          <w:sz w:val="32"/>
+          <w:szCs w:val="32"/>
+        </w:rPr>
+      </w:pPr>
+      <w:r>
+        <w:rPr>
+          <w:rFonts w:cs="Carlito"/>
+          <w:sz w:val="32"/>
+          <w:szCs w:val="32"/>
         </w:rPr>
         <w:t># Code</w:t>
       </w:r>
@@ -1600,22 +1476,22 @@
         <w:spacing w:line="240" w:lineRule="auto"/>
         <w:jc w:val="both"/>
         <w:rPr>
-          <w:rFonts w:ascii="Carlito" w:hAnsi="Carlito" w:cs="Carlito"/>
-          <w:b/>
-          <w:bCs/>
-          <w:color w:val="D86DCB" w:themeColor="accent5" w:themeTint="99"/>
-          <w:sz w:val="34"/>
-          <w:szCs w:val="34"/>
-        </w:rPr>
-      </w:pPr>
-      <w:r>
-        <w:rPr>
-          <w:rFonts w:ascii="Carlito" w:hAnsi="Carlito" w:cs="Carlito"/>
-          <w:b/>
-          <w:bCs/>
-          <w:color w:val="D86DCB" w:themeColor="accent5" w:themeTint="99"/>
-          <w:sz w:val="34"/>
-          <w:szCs w:val="34"/>
+          <w:rFonts w:cs="Carlito"/>
+          <w:b/>
+          <w:bCs/>
+          <w:color w:val="D86DCB" w:themeColor="accent5" w:themeTint="99"/>
+          <w:sz w:val="32"/>
+          <w:szCs w:val="32"/>
+        </w:rPr>
+      </w:pPr>
+      <w:r>
+        <w:rPr>
+          <w:rFonts w:cs="Carlito"/>
+          <w:b/>
+          <w:bCs/>
+          <w:color w:val="D86DCB" w:themeColor="accent5" w:themeTint="99"/>
+          <w:sz w:val="32"/>
+          <w:szCs w:val="32"/>
         </w:rPr>
         <w:t>a = [1, 2, 3]</w:t>
       </w:r>
@@ -1625,22 +1501,22 @@
         <w:spacing w:line="240" w:lineRule="auto"/>
         <w:jc w:val="both"/>
         <w:rPr>
-          <w:rFonts w:ascii="Carlito" w:hAnsi="Carlito" w:cs="Carlito"/>
-          <w:b/>
-          <w:bCs/>
-          <w:color w:val="D86DCB" w:themeColor="accent5" w:themeTint="99"/>
-          <w:sz w:val="34"/>
-          <w:szCs w:val="34"/>
-        </w:rPr>
-      </w:pPr>
-      <w:r>
-        <w:rPr>
-          <w:rFonts w:ascii="Carlito" w:hAnsi="Carlito" w:cs="Carlito"/>
-          <w:b/>
-          <w:bCs/>
-          <w:color w:val="D86DCB" w:themeColor="accent5" w:themeTint="99"/>
-          <w:sz w:val="34"/>
-          <w:szCs w:val="34"/>
+          <w:rFonts w:cs="Carlito"/>
+          <w:b/>
+          <w:bCs/>
+          <w:color w:val="D86DCB" w:themeColor="accent5" w:themeTint="99"/>
+          <w:sz w:val="32"/>
+          <w:szCs w:val="32"/>
+        </w:rPr>
+      </w:pPr>
+      <w:r>
+        <w:rPr>
+          <w:rFonts w:cs="Carlito"/>
+          <w:b/>
+          <w:bCs/>
+          <w:color w:val="D86DCB" w:themeColor="accent5" w:themeTint="99"/>
+          <w:sz w:val="32"/>
+          <w:szCs w:val="32"/>
         </w:rPr>
         <w:t>b = [4, 5, 6]</w:t>
       </w:r>
@@ -1650,22 +1526,22 @@
         <w:spacing w:line="240" w:lineRule="auto"/>
         <w:jc w:val="both"/>
         <w:rPr>
-          <w:rFonts w:ascii="Carlito" w:hAnsi="Carlito" w:cs="Carlito"/>
-          <w:b/>
-          <w:bCs/>
-          <w:color w:val="D86DCB" w:themeColor="accent5" w:themeTint="99"/>
-          <w:sz w:val="34"/>
-          <w:szCs w:val="34"/>
-        </w:rPr>
-      </w:pPr>
-      <w:r>
-        <w:rPr>
-          <w:rFonts w:ascii="Carlito" w:hAnsi="Carlito" w:cs="Carlito"/>
-          <w:b/>
-          <w:bCs/>
-          <w:color w:val="D86DCB" w:themeColor="accent5" w:themeTint="99"/>
-          <w:sz w:val="34"/>
-          <w:szCs w:val="34"/>
+          <w:rFonts w:cs="Carlito"/>
+          <w:b/>
+          <w:bCs/>
+          <w:color w:val="D86DCB" w:themeColor="accent5" w:themeTint="99"/>
+          <w:sz w:val="32"/>
+          <w:szCs w:val="32"/>
+        </w:rPr>
+      </w:pPr>
+      <w:r>
+        <w:rPr>
+          <w:rFonts w:cs="Carlito"/>
+          <w:b/>
+          <w:bCs/>
+          <w:color w:val="D86DCB" w:themeColor="accent5" w:themeTint="99"/>
+          <w:sz w:val="32"/>
+          <w:szCs w:val="32"/>
         </w:rPr>
         <w:t>result = list(map(lambda x, y: x + y, a, b))</w:t>
       </w:r>
@@ -1675,22 +1551,22 @@
         <w:spacing w:line="240" w:lineRule="auto"/>
         <w:jc w:val="both"/>
         <w:rPr>
-          <w:rFonts w:ascii="Carlito" w:hAnsi="Carlito" w:cs="Carlito"/>
-          <w:b/>
-          <w:bCs/>
-          <w:color w:val="D86DCB" w:themeColor="accent5" w:themeTint="99"/>
-          <w:sz w:val="34"/>
-          <w:szCs w:val="34"/>
-        </w:rPr>
-      </w:pPr>
-      <w:r>
-        <w:rPr>
-          <w:rFonts w:ascii="Carlito" w:hAnsi="Carlito" w:cs="Carlito"/>
-          <w:b/>
-          <w:bCs/>
-          <w:color w:val="D86DCB" w:themeColor="accent5" w:themeTint="99"/>
-          <w:sz w:val="34"/>
-          <w:szCs w:val="34"/>
+          <w:rFonts w:cs="Carlito"/>
+          <w:b/>
+          <w:bCs/>
+          <w:color w:val="D86DCB" w:themeColor="accent5" w:themeTint="99"/>
+          <w:sz w:val="32"/>
+          <w:szCs w:val="32"/>
+        </w:rPr>
+      </w:pPr>
+      <w:r>
+        <w:rPr>
+          <w:rFonts w:cs="Carlito"/>
+          <w:b/>
+          <w:bCs/>
+          <w:color w:val="D86DCB" w:themeColor="accent5" w:themeTint="99"/>
+          <w:sz w:val="32"/>
+          <w:szCs w:val="32"/>
         </w:rPr>
         <w:t>print(result) # [5, 7, 9]</w:t>
       </w:r>
@@ -1700,27 +1576,27 @@
         <w:spacing w:line="240" w:lineRule="auto"/>
         <w:jc w:val="both"/>
         <w:rPr>
-          <w:rFonts w:ascii="Carlito" w:hAnsi="Carlito" w:cs="Carlito"/>
-          <w:sz w:val="34"/>
-          <w:szCs w:val="34"/>
-        </w:rPr>
-      </w:pPr>
-    </w:p>
-    <w:p>
-      <w:pPr>
-        <w:spacing w:line="240" w:lineRule="auto"/>
-        <w:jc w:val="both"/>
-        <w:rPr>
-          <w:rFonts w:ascii="Carlito" w:hAnsi="Carlito" w:cs="Carlito"/>
-          <w:sz w:val="34"/>
-          <w:szCs w:val="34"/>
-        </w:rPr>
-      </w:pPr>
-      <w:r>
-        <w:rPr>
-          <w:rFonts w:ascii="Carlito" w:hAnsi="Carlito" w:cs="Carlito"/>
-          <w:sz w:val="34"/>
-          <w:szCs w:val="34"/>
+          <w:rFonts w:cs="Carlito"/>
+          <w:sz w:val="32"/>
+          <w:szCs w:val="32"/>
+        </w:rPr>
+      </w:pPr>
+    </w:p>
+    <w:p>
+      <w:pPr>
+        <w:spacing w:line="240" w:lineRule="auto"/>
+        <w:jc w:val="both"/>
+        <w:rPr>
+          <w:rFonts w:cs="Carlito"/>
+          <w:sz w:val="32"/>
+          <w:szCs w:val="32"/>
+        </w:rPr>
+      </w:pPr>
+      <w:r>
+        <w:rPr>
+          <w:rFonts w:cs="Carlito"/>
+          <w:sz w:val="32"/>
+          <w:szCs w:val="32"/>
         </w:rPr>
         <w:t>Best Practices:</w:t>
       </w:r>
@@ -1736,34 +1612,34 @@
         <w:ind w:left="360"/>
         <w:jc w:val="both"/>
         <w:rPr>
-          <w:rFonts w:ascii="Carlito" w:hAnsi="Carlito" w:cs="Carlito"/>
-          <w:sz w:val="34"/>
-          <w:szCs w:val="34"/>
-        </w:rPr>
-      </w:pPr>
-      <w:r>
-        <w:rPr>
-          <w:rFonts w:ascii="Carlito" w:hAnsi="Carlito" w:cs="Carlito"/>
-          <w:sz w:val="34"/>
-          <w:szCs w:val="34"/>
+          <w:rFonts w:cs="Carlito"/>
+          <w:sz w:val="32"/>
+          <w:szCs w:val="32"/>
+        </w:rPr>
+      </w:pPr>
+      <w:r>
+        <w:rPr>
+          <w:rFonts w:cs="Carlito"/>
+          <w:sz w:val="32"/>
+          <w:szCs w:val="32"/>
         </w:rPr>
         <w:t>Use</w:t>
       </w:r>
       <w:r>
         <w:rPr>
-          <w:rFonts w:ascii="Carlito" w:hAnsi="Carlito" w:cs="Carlito"/>
-          <w:b/>
-          <w:bCs/>
-          <w:sz w:val="34"/>
-          <w:szCs w:val="34"/>
+          <w:rFonts w:cs="Carlito"/>
+          <w:b/>
+          <w:bCs/>
+          <w:sz w:val="32"/>
+          <w:szCs w:val="32"/>
         </w:rPr>
         <w:t xml:space="preserve"> map()</w:t>
       </w:r>
       <w:r>
         <w:rPr>
-          <w:rFonts w:ascii="Carlito" w:hAnsi="Carlito" w:cs="Carlito"/>
-          <w:sz w:val="34"/>
-          <w:szCs w:val="34"/>
+          <w:rFonts w:cs="Carlito"/>
+          <w:sz w:val="32"/>
+          <w:szCs w:val="32"/>
         </w:rPr>
         <w:t xml:space="preserve"> when we're applying the same transformation to every element.</w:t>
       </w:r>
@@ -1779,34 +1655,34 @@
         <w:ind w:left="360"/>
         <w:jc w:val="both"/>
         <w:rPr>
-          <w:rFonts w:ascii="Carlito" w:hAnsi="Carlito" w:cs="Carlito"/>
-          <w:sz w:val="34"/>
-          <w:szCs w:val="34"/>
-        </w:rPr>
-      </w:pPr>
-      <w:r>
-        <w:rPr>
-          <w:rFonts w:ascii="Carlito" w:hAnsi="Carlito" w:cs="Carlito"/>
-          <w:sz w:val="34"/>
-          <w:szCs w:val="34"/>
+          <w:rFonts w:cs="Carlito"/>
+          <w:sz w:val="32"/>
+          <w:szCs w:val="32"/>
+        </w:rPr>
+      </w:pPr>
+      <w:r>
+        <w:rPr>
+          <w:rFonts w:cs="Carlito"/>
+          <w:sz w:val="32"/>
+          <w:szCs w:val="32"/>
         </w:rPr>
         <w:t>Use</w:t>
       </w:r>
       <w:r>
         <w:rPr>
-          <w:rFonts w:ascii="Carlito" w:hAnsi="Carlito" w:cs="Carlito"/>
-          <w:b/>
-          <w:bCs/>
-          <w:sz w:val="34"/>
-          <w:szCs w:val="34"/>
+          <w:rFonts w:cs="Carlito"/>
+          <w:b/>
+          <w:bCs/>
+          <w:sz w:val="32"/>
+          <w:szCs w:val="32"/>
         </w:rPr>
         <w:t xml:space="preserve"> lambda</w:t>
       </w:r>
       <w:r>
         <w:rPr>
-          <w:rFonts w:ascii="Carlito" w:hAnsi="Carlito" w:cs="Carlito"/>
-          <w:sz w:val="34"/>
-          <w:szCs w:val="34"/>
+          <w:rFonts w:cs="Carlito"/>
+          <w:sz w:val="32"/>
+          <w:szCs w:val="32"/>
         </w:rPr>
         <w:t xml:space="preserve"> function for short, simple transformations.</w:t>
       </w:r>
@@ -1822,34 +1698,34 @@
         <w:ind w:left="360"/>
         <w:jc w:val="both"/>
         <w:rPr>
-          <w:rFonts w:ascii="Carlito" w:hAnsi="Carlito" w:cs="Carlito"/>
-          <w:sz w:val="34"/>
-          <w:szCs w:val="34"/>
-        </w:rPr>
-      </w:pPr>
-      <w:r>
-        <w:rPr>
-          <w:rFonts w:ascii="Carlito" w:hAnsi="Carlito" w:cs="Carlito"/>
-          <w:sz w:val="34"/>
-          <w:szCs w:val="34"/>
+          <w:rFonts w:cs="Carlito"/>
+          <w:sz w:val="32"/>
+          <w:szCs w:val="32"/>
+        </w:rPr>
+      </w:pPr>
+      <w:r>
+        <w:rPr>
+          <w:rFonts w:cs="Carlito"/>
+          <w:sz w:val="32"/>
+          <w:szCs w:val="32"/>
         </w:rPr>
         <w:t xml:space="preserve">If the transformation is complex, define a regular function with </w:t>
       </w:r>
       <w:r>
         <w:rPr>
-          <w:rFonts w:ascii="Carlito" w:hAnsi="Carlito" w:cs="Carlito"/>
-          <w:b/>
-          <w:bCs/>
-          <w:sz w:val="34"/>
-          <w:szCs w:val="34"/>
+          <w:rFonts w:cs="Carlito"/>
+          <w:b/>
+          <w:bCs/>
+          <w:sz w:val="32"/>
+          <w:szCs w:val="32"/>
         </w:rPr>
         <w:t>def</w:t>
       </w:r>
       <w:r>
         <w:rPr>
-          <w:rFonts w:ascii="Carlito" w:hAnsi="Carlito" w:cs="Carlito"/>
-          <w:sz w:val="34"/>
-          <w:szCs w:val="34"/>
+          <w:rFonts w:cs="Carlito"/>
+          <w:sz w:val="32"/>
+          <w:szCs w:val="32"/>
         </w:rPr>
         <w:t>.</w:t>
       </w:r>
@@ -1865,52 +1741,52 @@
         <w:ind w:left="360"/>
         <w:jc w:val="both"/>
         <w:rPr>
-          <w:rFonts w:ascii="Carlito" w:hAnsi="Carlito" w:cs="Carlito"/>
-          <w:sz w:val="34"/>
-          <w:szCs w:val="34"/>
-        </w:rPr>
-      </w:pPr>
-      <w:r>
-        <w:rPr>
-          <w:rFonts w:ascii="Carlito" w:hAnsi="Carlito" w:cs="Carlito"/>
-          <w:sz w:val="34"/>
-          <w:szCs w:val="34"/>
+          <w:rFonts w:cs="Carlito"/>
+          <w:sz w:val="32"/>
+          <w:szCs w:val="32"/>
+        </w:rPr>
+      </w:pPr>
+      <w:r>
+        <w:rPr>
+          <w:rFonts w:cs="Carlito"/>
+          <w:sz w:val="32"/>
+          <w:szCs w:val="32"/>
         </w:rPr>
         <w:t xml:space="preserve">Remember that </w:t>
       </w:r>
       <w:r>
         <w:rPr>
-          <w:rFonts w:ascii="Carlito" w:hAnsi="Carlito" w:cs="Carlito"/>
-          <w:b/>
-          <w:bCs/>
-          <w:sz w:val="34"/>
-          <w:szCs w:val="34"/>
+          <w:rFonts w:cs="Carlito"/>
+          <w:b/>
+          <w:bCs/>
+          <w:sz w:val="32"/>
+          <w:szCs w:val="32"/>
         </w:rPr>
         <w:t>map()</w:t>
       </w:r>
       <w:r>
         <w:rPr>
-          <w:rFonts w:ascii="Carlito" w:hAnsi="Carlito" w:cs="Carlito"/>
-          <w:sz w:val="34"/>
-          <w:szCs w:val="34"/>
+          <w:rFonts w:cs="Carlito"/>
+          <w:sz w:val="32"/>
+          <w:szCs w:val="32"/>
         </w:rPr>
         <w:t xml:space="preserve"> returns an iterator, so wrap it with</w:t>
       </w:r>
       <w:r>
         <w:rPr>
-          <w:rFonts w:ascii="Carlito" w:hAnsi="Carlito" w:cs="Carlito"/>
-          <w:b/>
-          <w:bCs/>
-          <w:sz w:val="34"/>
-          <w:szCs w:val="34"/>
+          <w:rFonts w:cs="Carlito"/>
+          <w:b/>
+          <w:bCs/>
+          <w:sz w:val="32"/>
+          <w:szCs w:val="32"/>
         </w:rPr>
         <w:t xml:space="preserve"> list() </w:t>
       </w:r>
       <w:r>
         <w:rPr>
-          <w:rFonts w:ascii="Carlito" w:hAnsi="Carlito" w:cs="Carlito"/>
-          <w:sz w:val="34"/>
-          <w:szCs w:val="34"/>
+          <w:rFonts w:cs="Carlito"/>
+          <w:sz w:val="32"/>
+          <w:szCs w:val="32"/>
         </w:rPr>
         <w:t>if we need a list.</w:t>
       </w:r>
@@ -1920,9 +1796,9 @@
         <w:spacing w:line="240" w:lineRule="auto"/>
         <w:jc w:val="both"/>
         <w:rPr>
-          <w:rFonts w:ascii="Carlito" w:hAnsi="Carlito" w:cs="Carlito"/>
-          <w:sz w:val="34"/>
-          <w:szCs w:val="34"/>
+          <w:rFonts w:cs="Carlito"/>
+          <w:sz w:val="32"/>
+          <w:szCs w:val="32"/>
         </w:rPr>
       </w:pPr>
     </w:p>
@@ -1931,16 +1807,16 @@
         <w:spacing w:line="240" w:lineRule="auto"/>
         <w:jc w:val="center"/>
         <w:rPr>
-          <w:rFonts w:ascii="Carlito" w:hAnsi="Carlito" w:cs="Carlito"/>
-          <w:sz w:val="34"/>
-          <w:szCs w:val="34"/>
-        </w:rPr>
-      </w:pPr>
-      <w:r>
-        <w:rPr>
-          <w:rFonts w:ascii="Carlito" w:hAnsi="Carlito" w:cs="Carlito"/>
-          <w:sz w:val="34"/>
-          <w:szCs w:val="34"/>
+          <w:rFonts w:cs="Carlito"/>
+          <w:sz w:val="32"/>
+          <w:szCs w:val="32"/>
+        </w:rPr>
+      </w:pPr>
+      <w:r>
+        <w:rPr>
+          <w:rFonts w:cs="Carlito"/>
+          <w:sz w:val="32"/>
+          <w:szCs w:val="32"/>
         </w:rPr>
         <w:t>Break</w:t>
       </w:r>
@@ -1950,51 +1826,51 @@
         <w:spacing w:line="240" w:lineRule="auto"/>
         <w:jc w:val="both"/>
         <w:rPr>
-          <w:rFonts w:ascii="Carlito" w:hAnsi="Carlito" w:cs="Carlito"/>
-          <w:sz w:val="34"/>
-          <w:szCs w:val="34"/>
-        </w:rPr>
-      </w:pPr>
-    </w:p>
-    <w:p>
-      <w:pPr>
-        <w:spacing w:line="240" w:lineRule="auto"/>
-        <w:jc w:val="both"/>
-        <w:rPr>
-          <w:rFonts w:ascii="Carlito" w:hAnsi="Carlito" w:cs="Carlito"/>
-          <w:b/>
-          <w:bCs/>
-          <w:sz w:val="34"/>
-          <w:szCs w:val="34"/>
-        </w:rPr>
-      </w:pPr>
-      <w:r>
-        <w:rPr>
-          <w:rFonts w:ascii="Carlito" w:hAnsi="Carlito" w:cs="Carlito"/>
-          <w:b/>
-          <w:bCs/>
-          <w:sz w:val="34"/>
-          <w:szCs w:val="34"/>
+          <w:rFonts w:cs="Carlito"/>
+          <w:sz w:val="32"/>
+          <w:szCs w:val="32"/>
+        </w:rPr>
+      </w:pPr>
+    </w:p>
+    <w:p>
+      <w:pPr>
+        <w:spacing w:line="240" w:lineRule="auto"/>
+        <w:jc w:val="both"/>
+        <w:rPr>
+          <w:rFonts w:cs="Carlito"/>
+          <w:b/>
+          <w:bCs/>
+          <w:sz w:val="32"/>
+          <w:szCs w:val="32"/>
+        </w:rPr>
+      </w:pPr>
+      <w:r>
+        <w:rPr>
+          <w:rFonts w:cs="Carlito"/>
+          <w:b/>
+          <w:bCs/>
+          <w:sz w:val="32"/>
+          <w:szCs w:val="32"/>
         </w:rPr>
         <w:t xml:space="preserve">filter() </w:t>
       </w:r>
       <w:r>
         <w:rPr>
-          <w:rFonts w:ascii="Carlito" w:hAnsi="Carlito" w:cs="Carlito"/>
-          <w:b/>
-          <w:bCs/>
-          <w:sz w:val="34"/>
-          <w:szCs w:val="34"/>
+          <w:rFonts w:cs="Carlito"/>
+          <w:b/>
+          <w:bCs/>
+          <w:sz w:val="32"/>
+          <w:szCs w:val="32"/>
         </w:rPr>
         <w:t>Function (Condition Based Selection)</w:t>
       </w:r>
       <w:r>
         <w:rPr>
-          <w:rFonts w:ascii="Carlito" w:hAnsi="Carlito" w:cs="Carlito"/>
-          <w:b/>
-          <w:bCs/>
-          <w:sz w:val="34"/>
-          <w:szCs w:val="34"/>
+          <w:rFonts w:cs="Carlito"/>
+          <w:b/>
+          <w:bCs/>
+          <w:sz w:val="32"/>
+          <w:szCs w:val="32"/>
         </w:rPr>
         <w:t>:</w:t>
       </w:r>
@@ -2004,42 +1880,42 @@
         <w:spacing w:line="240" w:lineRule="auto"/>
         <w:jc w:val="both"/>
         <w:rPr>
-          <w:rFonts w:ascii="Carlito" w:hAnsi="Carlito" w:cs="Carlito"/>
-          <w:sz w:val="34"/>
-          <w:szCs w:val="34"/>
-        </w:rPr>
-      </w:pPr>
-      <w:r>
-        <w:rPr>
-          <w:rFonts w:ascii="Carlito" w:hAnsi="Carlito" w:cs="Carlito"/>
-          <w:sz w:val="34"/>
-          <w:szCs w:val="34"/>
+          <w:rFonts w:cs="Carlito"/>
+          <w:sz w:val="32"/>
+          <w:szCs w:val="32"/>
+        </w:rPr>
+      </w:pPr>
+      <w:r>
+        <w:rPr>
+          <w:rFonts w:cs="Carlito"/>
+          <w:sz w:val="32"/>
+          <w:szCs w:val="32"/>
         </w:rPr>
         <w:t xml:space="preserve"># </w:t>
       </w:r>
       <w:r>
         <w:rPr>
-          <w:rFonts w:ascii="Carlito" w:hAnsi="Carlito" w:cs="Carlito"/>
-          <w:sz w:val="34"/>
-          <w:szCs w:val="34"/>
+          <w:rFonts w:cs="Carlito"/>
+          <w:sz w:val="32"/>
+          <w:szCs w:val="32"/>
         </w:rPr>
         <w:t>The</w:t>
       </w:r>
       <w:r>
         <w:rPr>
-          <w:rFonts w:ascii="Carlito" w:hAnsi="Carlito" w:cs="Carlito"/>
-          <w:b/>
-          <w:bCs/>
-          <w:sz w:val="34"/>
-          <w:szCs w:val="34"/>
+          <w:rFonts w:cs="Carlito"/>
+          <w:b/>
+          <w:bCs/>
+          <w:sz w:val="32"/>
+          <w:szCs w:val="32"/>
         </w:rPr>
         <w:t xml:space="preserve"> filter()</w:t>
       </w:r>
       <w:r>
         <w:rPr>
-          <w:rFonts w:ascii="Carlito" w:hAnsi="Carlito" w:cs="Carlito"/>
-          <w:sz w:val="34"/>
-          <w:szCs w:val="34"/>
+          <w:rFonts w:cs="Carlito"/>
+          <w:sz w:val="32"/>
+          <w:szCs w:val="32"/>
         </w:rPr>
         <w:t xml:space="preserve"> function in Python extracts elements from an iterable (like a list, tuple or set) that satisfy a specific condition.</w:t>
       </w:r>
@@ -2049,144 +1925,144 @@
         <w:spacing w:line="240" w:lineRule="auto"/>
         <w:jc w:val="both"/>
         <w:rPr>
-          <w:rFonts w:ascii="Carlito" w:hAnsi="Carlito" w:cs="Carlito"/>
-          <w:sz w:val="34"/>
-          <w:szCs w:val="34"/>
-        </w:rPr>
-      </w:pPr>
-      <w:r>
-        <w:rPr>
-          <w:rFonts w:ascii="Carlito" w:hAnsi="Carlito" w:cs="Carlito"/>
-          <w:sz w:val="34"/>
-          <w:szCs w:val="34"/>
+          <w:rFonts w:cs="Carlito"/>
+          <w:sz w:val="32"/>
+          <w:szCs w:val="32"/>
+        </w:rPr>
+      </w:pPr>
+      <w:r>
+        <w:rPr>
+          <w:rFonts w:cs="Carlito"/>
+          <w:sz w:val="32"/>
+          <w:szCs w:val="32"/>
+        </w:rPr>
+        <w:t xml:space="preserve"># It iterates through the list automatically from left to right and applies a filtering function to each element and keeping only the ones for which the filter function returns </w:t>
+      </w:r>
+      <w:r>
+        <w:rPr>
+          <w:rFonts w:cs="Carlito"/>
+          <w:b/>
+          <w:bCs/>
+          <w:sz w:val="32"/>
+          <w:szCs w:val="32"/>
+        </w:rPr>
+        <w:t>True</w:t>
+      </w:r>
+    </w:p>
+    <w:p>
+      <w:pPr>
+        <w:spacing w:line="240" w:lineRule="auto"/>
+        <w:jc w:val="both"/>
+        <w:rPr>
+          <w:rFonts w:cs="Carlito"/>
+          <w:sz w:val="32"/>
+          <w:szCs w:val="32"/>
+        </w:rPr>
+      </w:pPr>
+      <w:r>
+        <w:rPr>
+          <w:rFonts w:cs="Carlito"/>
+          <w:sz w:val="32"/>
+          <w:szCs w:val="32"/>
+        </w:rPr>
+        <w:t># Syntax:</w:t>
+      </w:r>
+    </w:p>
+    <w:p>
+      <w:pPr>
+        <w:spacing w:line="240" w:lineRule="auto"/>
+        <w:jc w:val="both"/>
+        <w:rPr>
+          <w:rFonts w:cs="Carlito"/>
+          <w:b/>
+          <w:bCs/>
+          <w:color w:val="D86DCB" w:themeColor="accent5" w:themeTint="99"/>
+          <w:sz w:val="32"/>
+          <w:szCs w:val="32"/>
+        </w:rPr>
+      </w:pPr>
+      <w:r>
+        <w:rPr>
+          <w:rFonts w:cs="Carlito"/>
+          <w:b/>
+          <w:bCs/>
+          <w:color w:val="D86DCB" w:themeColor="accent5" w:themeTint="99"/>
+          <w:sz w:val="32"/>
+          <w:szCs w:val="32"/>
+        </w:rPr>
+        <w:t>filter(function, iterable)</w:t>
+      </w:r>
+    </w:p>
+    <w:p>
+      <w:pPr>
+        <w:spacing w:line="240" w:lineRule="auto"/>
+        <w:jc w:val="both"/>
+        <w:rPr>
+          <w:rFonts w:cs="Carlito"/>
+          <w:sz w:val="32"/>
+          <w:szCs w:val="32"/>
+        </w:rPr>
+      </w:pPr>
+      <w:r>
+        <w:rPr>
+          <w:rFonts w:cs="Carlito"/>
+          <w:sz w:val="32"/>
+          <w:szCs w:val="32"/>
         </w:rPr>
         <w:lastRenderedPageBreak/>
-        <w:t xml:space="preserve"># It iterates through the list automatically from left to right and applies a filtering function to each element and keeping only the ones for which the filter function returns </w:t>
-      </w:r>
-      <w:r>
-        <w:rPr>
-          <w:rFonts w:ascii="Carlito" w:hAnsi="Carlito" w:cs="Carlito"/>
-          <w:b/>
-          <w:bCs/>
-          <w:sz w:val="34"/>
-          <w:szCs w:val="34"/>
-        </w:rPr>
-        <w:t>True</w:t>
-      </w:r>
-    </w:p>
-    <w:p>
-      <w:pPr>
-        <w:spacing w:line="240" w:lineRule="auto"/>
-        <w:jc w:val="both"/>
-        <w:rPr>
-          <w:rFonts w:ascii="Carlito" w:hAnsi="Carlito" w:cs="Carlito"/>
-          <w:sz w:val="34"/>
-          <w:szCs w:val="34"/>
-        </w:rPr>
-      </w:pPr>
-      <w:r>
-        <w:rPr>
-          <w:rFonts w:ascii="Carlito" w:hAnsi="Carlito" w:cs="Carlito"/>
-          <w:sz w:val="34"/>
-          <w:szCs w:val="34"/>
-        </w:rPr>
-        <w:t># Syntax:</w:t>
-      </w:r>
-    </w:p>
-    <w:p>
-      <w:pPr>
-        <w:spacing w:line="240" w:lineRule="auto"/>
-        <w:jc w:val="both"/>
-        <w:rPr>
-          <w:rFonts w:ascii="Carlito" w:hAnsi="Carlito" w:cs="Carlito"/>
-          <w:b/>
-          <w:bCs/>
-          <w:color w:val="D86DCB" w:themeColor="accent5" w:themeTint="99"/>
-          <w:sz w:val="34"/>
-          <w:szCs w:val="34"/>
-        </w:rPr>
-      </w:pPr>
-      <w:r>
-        <w:rPr>
-          <w:rFonts w:ascii="Carlito" w:hAnsi="Carlito" w:cs="Carlito"/>
-          <w:b/>
-          <w:bCs/>
-          <w:color w:val="D86DCB" w:themeColor="accent5" w:themeTint="99"/>
-          <w:sz w:val="34"/>
-          <w:szCs w:val="34"/>
-        </w:rPr>
-        <w:t>filter(function, iterable)</w:t>
-      </w:r>
-    </w:p>
-    <w:p>
-      <w:pPr>
-        <w:spacing w:line="240" w:lineRule="auto"/>
-        <w:jc w:val="both"/>
-        <w:rPr>
-          <w:rFonts w:ascii="Carlito" w:hAnsi="Carlito" w:cs="Carlito"/>
-          <w:sz w:val="34"/>
-          <w:szCs w:val="34"/>
-        </w:rPr>
-      </w:pPr>
-      <w:r>
-        <w:rPr>
-          <w:rFonts w:ascii="Carlito" w:hAnsi="Carlito" w:cs="Carlito"/>
-          <w:sz w:val="34"/>
-          <w:szCs w:val="34"/>
-        </w:rPr>
         <w:t xml:space="preserve"># But </w:t>
       </w:r>
       <w:r>
         <w:rPr>
-          <w:rFonts w:ascii="Carlito" w:hAnsi="Carlito" w:cs="Carlito"/>
-          <w:b/>
-          <w:bCs/>
-          <w:sz w:val="34"/>
-          <w:szCs w:val="34"/>
+          <w:rFonts w:cs="Carlito"/>
+          <w:b/>
+          <w:bCs/>
+          <w:sz w:val="32"/>
+          <w:szCs w:val="32"/>
         </w:rPr>
         <w:t>filter()</w:t>
       </w:r>
       <w:r>
         <w:rPr>
-          <w:rFonts w:ascii="Carlito" w:hAnsi="Carlito" w:cs="Carlito"/>
-          <w:sz w:val="34"/>
-          <w:szCs w:val="34"/>
+          <w:rFonts w:cs="Carlito"/>
+          <w:sz w:val="32"/>
+          <w:szCs w:val="32"/>
         </w:rPr>
         <w:t xml:space="preserve"> function gives us a </w:t>
       </w:r>
       <w:r>
         <w:rPr>
-          <w:rFonts w:ascii="Carlito" w:hAnsi="Carlito" w:cs="Carlito"/>
-          <w:b/>
-          <w:bCs/>
-          <w:sz w:val="34"/>
-          <w:szCs w:val="34"/>
+          <w:rFonts w:cs="Carlito"/>
+          <w:b/>
+          <w:bCs/>
+          <w:sz w:val="32"/>
+          <w:szCs w:val="32"/>
         </w:rPr>
         <w:t>&lt;filter object at 0x000001DE9E2D14E0&gt;</w:t>
       </w:r>
       <w:r>
         <w:rPr>
-          <w:rFonts w:ascii="Carlito" w:hAnsi="Carlito" w:cs="Carlito"/>
-          <w:sz w:val="34"/>
-          <w:szCs w:val="34"/>
+          <w:rFonts w:cs="Carlito"/>
+          <w:sz w:val="32"/>
+          <w:szCs w:val="32"/>
         </w:rPr>
         <w:t xml:space="preserve"> which we need to convert to a list using </w:t>
       </w:r>
       <w:r>
         <w:rPr>
-          <w:rFonts w:ascii="Carlito" w:hAnsi="Carlito" w:cs="Carlito"/>
-          <w:b/>
-          <w:bCs/>
-          <w:sz w:val="34"/>
-          <w:szCs w:val="34"/>
+          <w:rFonts w:cs="Carlito"/>
+          <w:b/>
+          <w:bCs/>
+          <w:sz w:val="32"/>
+          <w:szCs w:val="32"/>
         </w:rPr>
         <w:t>list()</w:t>
       </w:r>
       <w:r>
         <w:rPr>
-          <w:rFonts w:ascii="Carlito" w:hAnsi="Carlito" w:cs="Carlito"/>
-          <w:sz w:val="34"/>
-          <w:szCs w:val="34"/>
+          <w:rFonts w:cs="Carlito"/>
+          <w:sz w:val="32"/>
+          <w:szCs w:val="32"/>
         </w:rPr>
         <w:t xml:space="preserve"> function (cast)</w:t>
       </w:r>
@@ -2196,34 +2072,34 @@
         <w:spacing w:line="240" w:lineRule="auto"/>
         <w:jc w:val="both"/>
         <w:rPr>
-          <w:rFonts w:ascii="Carlito" w:hAnsi="Carlito" w:cs="Carlito"/>
-          <w:sz w:val="34"/>
-          <w:szCs w:val="34"/>
-        </w:rPr>
-      </w:pPr>
-      <w:r>
-        <w:rPr>
-          <w:rFonts w:ascii="Carlito" w:hAnsi="Carlito" w:cs="Carlito"/>
-          <w:sz w:val="34"/>
-          <w:szCs w:val="34"/>
+          <w:rFonts w:cs="Carlito"/>
+          <w:sz w:val="32"/>
+          <w:szCs w:val="32"/>
+        </w:rPr>
+      </w:pPr>
+      <w:r>
+        <w:rPr>
+          <w:rFonts w:cs="Carlito"/>
+          <w:sz w:val="32"/>
+          <w:szCs w:val="32"/>
         </w:rPr>
         <w:t xml:space="preserve"># </w:t>
       </w:r>
       <w:r>
         <w:rPr>
-          <w:rFonts w:ascii="Carlito" w:hAnsi="Carlito" w:cs="Carlito"/>
-          <w:b/>
-          <w:bCs/>
-          <w:sz w:val="34"/>
-          <w:szCs w:val="34"/>
+          <w:rFonts w:cs="Carlito"/>
+          <w:b/>
+          <w:bCs/>
+          <w:sz w:val="32"/>
+          <w:szCs w:val="32"/>
         </w:rPr>
         <w:t>lambda</w:t>
       </w:r>
       <w:r>
         <w:rPr>
-          <w:rFonts w:ascii="Carlito" w:hAnsi="Carlito" w:cs="Carlito"/>
-          <w:sz w:val="34"/>
-          <w:szCs w:val="34"/>
+          <w:rFonts w:cs="Carlito"/>
+          <w:sz w:val="32"/>
+          <w:szCs w:val="32"/>
         </w:rPr>
         <w:t xml:space="preserve"> function can be used here if we want one simple expression and it returns a bool</w:t>
       </w:r>
@@ -2233,22 +2109,22 @@
         <w:spacing w:line="240" w:lineRule="auto"/>
         <w:jc w:val="both"/>
         <w:rPr>
-          <w:rFonts w:ascii="Carlito" w:hAnsi="Carlito" w:cs="Carlito"/>
-          <w:b/>
-          <w:bCs/>
-          <w:color w:val="D86DCB" w:themeColor="accent5" w:themeTint="99"/>
-          <w:sz w:val="34"/>
-          <w:szCs w:val="34"/>
-        </w:rPr>
-      </w:pPr>
-      <w:r>
-        <w:rPr>
-          <w:rFonts w:ascii="Carlito" w:hAnsi="Carlito" w:cs="Carlito"/>
-          <w:b/>
-          <w:bCs/>
-          <w:color w:val="D86DCB" w:themeColor="accent5" w:themeTint="99"/>
-          <w:sz w:val="34"/>
-          <w:szCs w:val="34"/>
+          <w:rFonts w:cs="Carlito"/>
+          <w:b/>
+          <w:bCs/>
+          <w:color w:val="D86DCB" w:themeColor="accent5" w:themeTint="99"/>
+          <w:sz w:val="32"/>
+          <w:szCs w:val="32"/>
+        </w:rPr>
+      </w:pPr>
+      <w:r>
+        <w:rPr>
+          <w:rFonts w:cs="Carlito"/>
+          <w:b/>
+          <w:bCs/>
+          <w:color w:val="D86DCB" w:themeColor="accent5" w:themeTint="99"/>
+          <w:sz w:val="32"/>
+          <w:szCs w:val="32"/>
         </w:rPr>
         <w:t>numbers = [1, 2, 3, 4, 5, 6,]</w:t>
       </w:r>
@@ -2258,22 +2134,22 @@
         <w:spacing w:line="240" w:lineRule="auto"/>
         <w:jc w:val="both"/>
         <w:rPr>
-          <w:rFonts w:ascii="Carlito" w:hAnsi="Carlito" w:cs="Carlito"/>
-          <w:b/>
-          <w:bCs/>
-          <w:color w:val="D86DCB" w:themeColor="accent5" w:themeTint="99"/>
-          <w:sz w:val="34"/>
-          <w:szCs w:val="34"/>
-        </w:rPr>
-      </w:pPr>
-      <w:r>
-        <w:rPr>
-          <w:rFonts w:ascii="Carlito" w:hAnsi="Carlito" w:cs="Carlito"/>
-          <w:b/>
-          <w:bCs/>
-          <w:color w:val="D86DCB" w:themeColor="accent5" w:themeTint="99"/>
-          <w:sz w:val="34"/>
-          <w:szCs w:val="34"/>
+          <w:rFonts w:cs="Carlito"/>
+          <w:b/>
+          <w:bCs/>
+          <w:color w:val="D86DCB" w:themeColor="accent5" w:themeTint="99"/>
+          <w:sz w:val="32"/>
+          <w:szCs w:val="32"/>
+        </w:rPr>
+      </w:pPr>
+      <w:r>
+        <w:rPr>
+          <w:rFonts w:cs="Carlito"/>
+          <w:b/>
+          <w:bCs/>
+          <w:color w:val="D86DCB" w:themeColor="accent5" w:themeTint="99"/>
+          <w:sz w:val="32"/>
+          <w:szCs w:val="32"/>
         </w:rPr>
         <w:t># keeping only even numbers</w:t>
       </w:r>
@@ -2283,22 +2159,22 @@
         <w:spacing w:line="240" w:lineRule="auto"/>
         <w:jc w:val="both"/>
         <w:rPr>
-          <w:rFonts w:ascii="Carlito" w:hAnsi="Carlito" w:cs="Carlito"/>
-          <w:b/>
-          <w:bCs/>
-          <w:color w:val="D86DCB" w:themeColor="accent5" w:themeTint="99"/>
-          <w:sz w:val="34"/>
-          <w:szCs w:val="34"/>
-        </w:rPr>
-      </w:pPr>
-      <w:r>
-        <w:rPr>
-          <w:rFonts w:ascii="Carlito" w:hAnsi="Carlito" w:cs="Carlito"/>
-          <w:b/>
-          <w:bCs/>
-          <w:color w:val="D86DCB" w:themeColor="accent5" w:themeTint="99"/>
-          <w:sz w:val="34"/>
-          <w:szCs w:val="34"/>
+          <w:rFonts w:cs="Carlito"/>
+          <w:b/>
+          <w:bCs/>
+          <w:color w:val="D86DCB" w:themeColor="accent5" w:themeTint="99"/>
+          <w:sz w:val="32"/>
+          <w:szCs w:val="32"/>
+        </w:rPr>
+      </w:pPr>
+      <w:r>
+        <w:rPr>
+          <w:rFonts w:cs="Carlito"/>
+          <w:b/>
+          <w:bCs/>
+          <w:color w:val="D86DCB" w:themeColor="accent5" w:themeTint="99"/>
+          <w:sz w:val="32"/>
+          <w:szCs w:val="32"/>
         </w:rPr>
         <w:t>even_numbers = list(filter(lambda x: x % 2 == 0, numbers))</w:t>
       </w:r>
@@ -2308,22 +2184,22 @@
         <w:spacing w:line="240" w:lineRule="auto"/>
         <w:jc w:val="both"/>
         <w:rPr>
-          <w:rFonts w:ascii="Carlito" w:hAnsi="Carlito" w:cs="Carlito"/>
-          <w:b/>
-          <w:bCs/>
-          <w:color w:val="D86DCB" w:themeColor="accent5" w:themeTint="99"/>
-          <w:sz w:val="34"/>
-          <w:szCs w:val="34"/>
-        </w:rPr>
-      </w:pPr>
-      <w:r>
-        <w:rPr>
-          <w:rFonts w:ascii="Carlito" w:hAnsi="Carlito" w:cs="Carlito"/>
-          <w:b/>
-          <w:bCs/>
-          <w:color w:val="D86DCB" w:themeColor="accent5" w:themeTint="99"/>
-          <w:sz w:val="34"/>
-          <w:szCs w:val="34"/>
+          <w:rFonts w:cs="Carlito"/>
+          <w:b/>
+          <w:bCs/>
+          <w:color w:val="D86DCB" w:themeColor="accent5" w:themeTint="99"/>
+          <w:sz w:val="32"/>
+          <w:szCs w:val="32"/>
+        </w:rPr>
+      </w:pPr>
+      <w:r>
+        <w:rPr>
+          <w:rFonts w:cs="Carlito"/>
+          <w:b/>
+          <w:bCs/>
+          <w:color w:val="D86DCB" w:themeColor="accent5" w:themeTint="99"/>
+          <w:sz w:val="32"/>
+          <w:szCs w:val="32"/>
         </w:rPr>
         <w:t>print(even_numbers) # [2, 4, 6]</w:t>
       </w:r>
@@ -2333,20 +2209,20 @@
         <w:spacing w:line="240" w:lineRule="auto"/>
         <w:jc w:val="both"/>
         <w:rPr>
-          <w:rFonts w:ascii="Carlito" w:hAnsi="Carlito" w:cs="Carlito"/>
-          <w:sz w:val="34"/>
-          <w:szCs w:val="34"/>
-        </w:rPr>
-      </w:pPr>
-    </w:p>
-    <w:p>
-      <w:pPr>
-        <w:spacing w:line="240" w:lineRule="auto"/>
-        <w:jc w:val="both"/>
-        <w:rPr>
-          <w:rFonts w:ascii="Carlito" w:hAnsi="Carlito" w:cs="Carlito"/>
-          <w:sz w:val="34"/>
-          <w:szCs w:val="34"/>
+          <w:rFonts w:cs="Carlito"/>
+          <w:sz w:val="32"/>
+          <w:szCs w:val="32"/>
+        </w:rPr>
+      </w:pPr>
+    </w:p>
+    <w:p>
+      <w:pPr>
+        <w:spacing w:line="240" w:lineRule="auto"/>
+        <w:jc w:val="both"/>
+        <w:rPr>
+          <w:rFonts w:cs="Carlito"/>
+          <w:sz w:val="32"/>
+          <w:szCs w:val="32"/>
         </w:rPr>
       </w:pPr>
     </w:p>
@@ -2355,16 +2231,16 @@
         <w:spacing w:line="240" w:lineRule="auto"/>
         <w:jc w:val="center"/>
         <w:rPr>
-          <w:rFonts w:ascii="Carlito" w:hAnsi="Carlito" w:cs="Carlito"/>
-          <w:sz w:val="34"/>
-          <w:szCs w:val="34"/>
-        </w:rPr>
-      </w:pPr>
-      <w:r>
-        <w:rPr>
-          <w:rFonts w:ascii="Carlito" w:hAnsi="Carlito" w:cs="Carlito"/>
-          <w:sz w:val="34"/>
-          <w:szCs w:val="34"/>
+          <w:rFonts w:cs="Carlito"/>
+          <w:sz w:val="32"/>
+          <w:szCs w:val="32"/>
+        </w:rPr>
+      </w:pPr>
+      <w:r>
+        <w:rPr>
+          <w:rFonts w:cs="Carlito"/>
+          <w:sz w:val="32"/>
+          <w:szCs w:val="32"/>
         </w:rPr>
         <w:t>Break</w:t>
       </w:r>
@@ -2374,51 +2250,51 @@
         <w:spacing w:line="240" w:lineRule="auto"/>
         <w:jc w:val="both"/>
         <w:rPr>
-          <w:rFonts w:ascii="Carlito" w:hAnsi="Carlito" w:cs="Carlito"/>
-          <w:sz w:val="34"/>
-          <w:szCs w:val="34"/>
-        </w:rPr>
-      </w:pPr>
-    </w:p>
-    <w:p>
-      <w:pPr>
-        <w:spacing w:line="240" w:lineRule="auto"/>
-        <w:jc w:val="both"/>
-        <w:rPr>
-          <w:rFonts w:ascii="Carlito" w:hAnsi="Carlito" w:cs="Carlito"/>
-          <w:b/>
-          <w:bCs/>
-          <w:sz w:val="34"/>
-          <w:szCs w:val="34"/>
-        </w:rPr>
-      </w:pPr>
-      <w:r>
-        <w:rPr>
-          <w:rFonts w:ascii="Carlito" w:hAnsi="Carlito" w:cs="Carlito"/>
-          <w:b/>
-          <w:bCs/>
-          <w:sz w:val="34"/>
-          <w:szCs w:val="34"/>
+          <w:rFonts w:cs="Carlito"/>
+          <w:sz w:val="32"/>
+          <w:szCs w:val="32"/>
+        </w:rPr>
+      </w:pPr>
+    </w:p>
+    <w:p>
+      <w:pPr>
+        <w:spacing w:line="240" w:lineRule="auto"/>
+        <w:jc w:val="both"/>
+        <w:rPr>
+          <w:rFonts w:cs="Carlito"/>
+          <w:b/>
+          <w:bCs/>
+          <w:sz w:val="32"/>
+          <w:szCs w:val="32"/>
+        </w:rPr>
+      </w:pPr>
+      <w:r>
+        <w:rPr>
+          <w:rFonts w:cs="Carlito"/>
+          <w:b/>
+          <w:bCs/>
+          <w:sz w:val="32"/>
+          <w:szCs w:val="32"/>
         </w:rPr>
         <w:t>reduce</w:t>
       </w:r>
       <w:r>
         <w:rPr>
-          <w:rFonts w:ascii="Carlito" w:hAnsi="Carlito" w:cs="Carlito"/>
-          <w:b/>
-          <w:bCs/>
-          <w:sz w:val="34"/>
-          <w:szCs w:val="34"/>
+          <w:rFonts w:cs="Carlito"/>
+          <w:b/>
+          <w:bCs/>
+          <w:sz w:val="32"/>
+          <w:szCs w:val="32"/>
         </w:rPr>
         <w:t>() Function</w:t>
       </w:r>
       <w:r>
         <w:rPr>
-          <w:rFonts w:ascii="Carlito" w:hAnsi="Carlito" w:cs="Carlito"/>
-          <w:b/>
-          <w:bCs/>
-          <w:sz w:val="34"/>
-          <w:szCs w:val="34"/>
+          <w:rFonts w:cs="Carlito"/>
+          <w:b/>
+          <w:bCs/>
+          <w:sz w:val="32"/>
+          <w:szCs w:val="32"/>
         </w:rPr>
         <w:t>:</w:t>
       </w:r>
@@ -2428,42 +2304,42 @@
         <w:spacing w:line="240" w:lineRule="auto"/>
         <w:jc w:val="both"/>
         <w:rPr>
-          <w:rFonts w:ascii="Carlito" w:hAnsi="Carlito" w:cs="Carlito"/>
-          <w:sz w:val="34"/>
-          <w:szCs w:val="34"/>
-        </w:rPr>
-      </w:pPr>
-      <w:r>
-        <w:rPr>
-          <w:rFonts w:ascii="Carlito" w:hAnsi="Carlito" w:cs="Carlito"/>
-          <w:sz w:val="34"/>
-          <w:szCs w:val="34"/>
+          <w:rFonts w:cs="Carlito"/>
+          <w:sz w:val="32"/>
+          <w:szCs w:val="32"/>
+        </w:rPr>
+      </w:pPr>
+      <w:r>
+        <w:rPr>
+          <w:rFonts w:cs="Carlito"/>
+          <w:sz w:val="32"/>
+          <w:szCs w:val="32"/>
         </w:rPr>
         <w:t xml:space="preserve"># </w:t>
       </w:r>
       <w:r>
         <w:rPr>
-          <w:rFonts w:ascii="Carlito" w:hAnsi="Carlito" w:cs="Carlito"/>
-          <w:sz w:val="34"/>
-          <w:szCs w:val="34"/>
+          <w:rFonts w:cs="Carlito"/>
+          <w:sz w:val="32"/>
+          <w:szCs w:val="32"/>
         </w:rPr>
         <w:t xml:space="preserve">The </w:t>
       </w:r>
       <w:r>
         <w:rPr>
-          <w:rFonts w:ascii="Carlito" w:hAnsi="Carlito" w:cs="Carlito"/>
-          <w:b/>
-          <w:bCs/>
-          <w:sz w:val="34"/>
-          <w:szCs w:val="34"/>
+          <w:rFonts w:cs="Carlito"/>
+          <w:b/>
+          <w:bCs/>
+          <w:sz w:val="32"/>
+          <w:szCs w:val="32"/>
         </w:rPr>
         <w:t>reduce()</w:t>
       </w:r>
       <w:r>
         <w:rPr>
-          <w:rFonts w:ascii="Carlito" w:hAnsi="Carlito" w:cs="Carlito"/>
-          <w:sz w:val="34"/>
-          <w:szCs w:val="34"/>
+          <w:rFonts w:cs="Carlito"/>
+          <w:sz w:val="32"/>
+          <w:szCs w:val="32"/>
         </w:rPr>
         <w:t xml:space="preserve"> function in Python applies a specified function to the elements of an iterable (like a list, tuple or set) iteratively from left to right to compress the entire elements of the list down to a single value</w:t>
       </w:r>
@@ -2473,34 +2349,34 @@
         <w:spacing w:line="240" w:lineRule="auto"/>
         <w:jc w:val="both"/>
         <w:rPr>
-          <w:rFonts w:ascii="Carlito" w:hAnsi="Carlito" w:cs="Carlito"/>
-          <w:sz w:val="34"/>
-          <w:szCs w:val="34"/>
-        </w:rPr>
-      </w:pPr>
-      <w:r>
-        <w:rPr>
-          <w:rFonts w:ascii="Carlito" w:hAnsi="Carlito" w:cs="Carlito"/>
-          <w:sz w:val="34"/>
-          <w:szCs w:val="34"/>
+          <w:rFonts w:cs="Carlito"/>
+          <w:sz w:val="32"/>
+          <w:szCs w:val="32"/>
+        </w:rPr>
+      </w:pPr>
+      <w:r>
+        <w:rPr>
+          <w:rFonts w:cs="Carlito"/>
+          <w:sz w:val="32"/>
+          <w:szCs w:val="32"/>
         </w:rPr>
         <w:t xml:space="preserve"># It’s from </w:t>
       </w:r>
       <w:r>
         <w:rPr>
-          <w:rFonts w:ascii="Carlito" w:hAnsi="Carlito" w:cs="Carlito"/>
-          <w:b/>
-          <w:bCs/>
-          <w:sz w:val="34"/>
-          <w:szCs w:val="34"/>
+          <w:rFonts w:cs="Carlito"/>
+          <w:b/>
+          <w:bCs/>
+          <w:sz w:val="32"/>
+          <w:szCs w:val="32"/>
         </w:rPr>
         <w:t>functools</w:t>
       </w:r>
       <w:r>
         <w:rPr>
-          <w:rFonts w:ascii="Carlito" w:hAnsi="Carlito" w:cs="Carlito"/>
-          <w:sz w:val="34"/>
-          <w:szCs w:val="34"/>
+          <w:rFonts w:cs="Carlito"/>
+          <w:sz w:val="32"/>
+          <w:szCs w:val="32"/>
         </w:rPr>
         <w:t xml:space="preserve"> module and we need to import it from there.</w:t>
       </w:r>
@@ -2510,16 +2386,16 @@
         <w:spacing w:line="240" w:lineRule="auto"/>
         <w:jc w:val="both"/>
         <w:rPr>
-          <w:rFonts w:ascii="Carlito" w:hAnsi="Carlito" w:cs="Carlito"/>
-          <w:sz w:val="34"/>
-          <w:szCs w:val="34"/>
-        </w:rPr>
-      </w:pPr>
-      <w:r>
-        <w:rPr>
-          <w:rFonts w:ascii="Carlito" w:hAnsi="Carlito" w:cs="Carlito"/>
-          <w:sz w:val="34"/>
-          <w:szCs w:val="34"/>
+          <w:rFonts w:cs="Carlito"/>
+          <w:sz w:val="32"/>
+          <w:szCs w:val="32"/>
+        </w:rPr>
+      </w:pPr>
+      <w:r>
+        <w:rPr>
+          <w:rFonts w:cs="Carlito"/>
+          <w:sz w:val="32"/>
+          <w:szCs w:val="32"/>
         </w:rPr>
         <w:t># Arguments or parameters:</w:t>
       </w:r>
@@ -2534,26 +2410,26 @@
         <w:spacing w:line="240" w:lineRule="auto"/>
         <w:jc w:val="both"/>
         <w:rPr>
-          <w:rFonts w:ascii="Carlito" w:hAnsi="Carlito" w:cs="Carlito"/>
-          <w:sz w:val="34"/>
-          <w:szCs w:val="34"/>
-        </w:rPr>
-      </w:pPr>
-      <w:r>
-        <w:rPr>
-          <w:rFonts w:ascii="Carlito" w:hAnsi="Carlito" w:cs="Carlito"/>
-          <w:b/>
-          <w:bCs/>
-          <w:sz w:val="34"/>
-          <w:szCs w:val="34"/>
+          <w:rFonts w:cs="Carlito"/>
+          <w:sz w:val="32"/>
+          <w:szCs w:val="32"/>
+        </w:rPr>
+      </w:pPr>
+      <w:r>
+        <w:rPr>
+          <w:rFonts w:cs="Carlito"/>
+          <w:b/>
+          <w:bCs/>
+          <w:sz w:val="32"/>
+          <w:szCs w:val="32"/>
         </w:rPr>
         <w:t>function:</w:t>
       </w:r>
       <w:r>
         <w:rPr>
-          <w:rFonts w:ascii="Carlito" w:hAnsi="Carlito" w:cs="Carlito"/>
-          <w:sz w:val="34"/>
-          <w:szCs w:val="34"/>
+          <w:rFonts w:cs="Carlito"/>
+          <w:sz w:val="32"/>
+          <w:szCs w:val="32"/>
         </w:rPr>
         <w:t xml:space="preserve"> A function that accepts exactly two arguments</w:t>
       </w:r>
@@ -2568,27 +2444,26 @@
         <w:spacing w:line="240" w:lineRule="auto"/>
         <w:jc w:val="both"/>
         <w:rPr>
-          <w:rFonts w:ascii="Carlito" w:hAnsi="Carlito" w:cs="Carlito"/>
-          <w:sz w:val="34"/>
-          <w:szCs w:val="34"/>
-        </w:rPr>
-      </w:pPr>
-      <w:r>
-        <w:rPr>
-          <w:rFonts w:ascii="Carlito" w:hAnsi="Carlito" w:cs="Carlito"/>
-          <w:b/>
-          <w:bCs/>
-          <w:sz w:val="34"/>
-          <w:szCs w:val="34"/>
-        </w:rPr>
-        <w:lastRenderedPageBreak/>
+          <w:rFonts w:cs="Carlito"/>
+          <w:sz w:val="32"/>
+          <w:szCs w:val="32"/>
+        </w:rPr>
+      </w:pPr>
+      <w:r>
+        <w:rPr>
+          <w:rFonts w:cs="Carlito"/>
+          <w:b/>
+          <w:bCs/>
+          <w:sz w:val="32"/>
+          <w:szCs w:val="32"/>
+        </w:rPr>
         <w:t>iterable:</w:t>
       </w:r>
       <w:r>
         <w:rPr>
-          <w:rFonts w:ascii="Carlito" w:hAnsi="Carlito" w:cs="Carlito"/>
-          <w:sz w:val="34"/>
-          <w:szCs w:val="34"/>
+          <w:rFonts w:cs="Carlito"/>
+          <w:sz w:val="32"/>
+          <w:szCs w:val="32"/>
         </w:rPr>
         <w:t xml:space="preserve"> The collection of items to processed (list)</w:t>
       </w:r>
@@ -2603,26 +2478,26 @@
         <w:spacing w:line="240" w:lineRule="auto"/>
         <w:jc w:val="both"/>
         <w:rPr>
-          <w:rFonts w:ascii="Carlito" w:hAnsi="Carlito" w:cs="Carlito"/>
-          <w:sz w:val="34"/>
-          <w:szCs w:val="34"/>
-        </w:rPr>
-      </w:pPr>
-      <w:r>
-        <w:rPr>
-          <w:rFonts w:ascii="Carlito" w:hAnsi="Carlito" w:cs="Carlito"/>
-          <w:b/>
-          <w:bCs/>
-          <w:sz w:val="34"/>
-          <w:szCs w:val="34"/>
+          <w:rFonts w:cs="Carlito"/>
+          <w:sz w:val="32"/>
+          <w:szCs w:val="32"/>
+        </w:rPr>
+      </w:pPr>
+      <w:r>
+        <w:rPr>
+          <w:rFonts w:cs="Carlito"/>
+          <w:b/>
+          <w:bCs/>
+          <w:sz w:val="32"/>
+          <w:szCs w:val="32"/>
         </w:rPr>
         <w:t xml:space="preserve">initializer: </w:t>
       </w:r>
       <w:r>
         <w:rPr>
-          <w:rFonts w:ascii="Carlito" w:hAnsi="Carlito" w:cs="Carlito"/>
-          <w:sz w:val="34"/>
-          <w:szCs w:val="34"/>
+          <w:rFonts w:cs="Carlito"/>
+          <w:sz w:val="32"/>
+          <w:szCs w:val="32"/>
         </w:rPr>
         <w:t>(Optional) A starting value placed before the items in the sequence</w:t>
       </w:r>
@@ -2632,20 +2507,20 @@
         <w:spacing w:line="240" w:lineRule="auto"/>
         <w:jc w:val="both"/>
         <w:rPr>
-          <w:rFonts w:ascii="Carlito" w:hAnsi="Carlito" w:cs="Carlito"/>
-          <w:b/>
-          <w:bCs/>
-          <w:sz w:val="34"/>
-          <w:szCs w:val="34"/>
-        </w:rPr>
-      </w:pPr>
-      <w:r>
-        <w:rPr>
-          <w:rFonts w:ascii="Carlito" w:hAnsi="Carlito" w:cs="Carlito"/>
-          <w:b/>
-          <w:bCs/>
-          <w:sz w:val="34"/>
-          <w:szCs w:val="34"/>
+          <w:rFonts w:cs="Carlito"/>
+          <w:b/>
+          <w:bCs/>
+          <w:sz w:val="32"/>
+          <w:szCs w:val="32"/>
+        </w:rPr>
+      </w:pPr>
+      <w:r>
+        <w:rPr>
+          <w:rFonts w:cs="Carlito"/>
+          <w:b/>
+          <w:bCs/>
+          <w:sz w:val="32"/>
+          <w:szCs w:val="32"/>
         </w:rPr>
         <w:t>reduce(function, iterable, initializer= None)</w:t>
       </w:r>
@@ -2655,34 +2530,34 @@
         <w:spacing w:line="240" w:lineRule="auto"/>
         <w:jc w:val="both"/>
         <w:rPr>
-          <w:rFonts w:ascii="Carlito" w:hAnsi="Carlito" w:cs="Carlito"/>
-          <w:sz w:val="34"/>
-          <w:szCs w:val="34"/>
-        </w:rPr>
-      </w:pPr>
-      <w:r>
-        <w:rPr>
-          <w:rFonts w:ascii="Carlito" w:hAnsi="Carlito" w:cs="Carlito"/>
-          <w:sz w:val="34"/>
-          <w:szCs w:val="34"/>
+          <w:rFonts w:cs="Carlito"/>
+          <w:sz w:val="32"/>
+          <w:szCs w:val="32"/>
+        </w:rPr>
+      </w:pPr>
+      <w:r>
+        <w:rPr>
+          <w:rFonts w:cs="Carlito"/>
+          <w:sz w:val="32"/>
+          <w:szCs w:val="32"/>
         </w:rPr>
         <w:t xml:space="preserve"># </w:t>
       </w:r>
       <w:r>
         <w:rPr>
-          <w:rFonts w:ascii="Carlito" w:hAnsi="Carlito" w:cs="Carlito"/>
-          <w:b/>
-          <w:bCs/>
-          <w:sz w:val="34"/>
-          <w:szCs w:val="34"/>
+          <w:rFonts w:cs="Carlito"/>
+          <w:b/>
+          <w:bCs/>
+          <w:sz w:val="32"/>
+          <w:szCs w:val="32"/>
         </w:rPr>
         <w:t>lambda</w:t>
       </w:r>
       <w:r>
         <w:rPr>
-          <w:rFonts w:ascii="Carlito" w:hAnsi="Carlito" w:cs="Carlito"/>
-          <w:sz w:val="34"/>
-          <w:szCs w:val="34"/>
+          <w:rFonts w:cs="Carlito"/>
+          <w:sz w:val="32"/>
+          <w:szCs w:val="32"/>
         </w:rPr>
         <w:t xml:space="preserve"> function can be used for simple single expression and it will return a single value</w:t>
       </w:r>
@@ -2692,26 +2567,27 @@
         <w:spacing w:line="240" w:lineRule="auto"/>
         <w:jc w:val="both"/>
         <w:rPr>
-          <w:rFonts w:ascii="Carlito" w:hAnsi="Carlito" w:cs="Carlito"/>
-          <w:sz w:val="34"/>
-          <w:szCs w:val="34"/>
-        </w:rPr>
-      </w:pPr>
-      <w:r>
-        <w:rPr>
-          <w:rFonts w:ascii="Carlito" w:hAnsi="Carlito" w:cs="Carlito"/>
-          <w:sz w:val="34"/>
-          <w:szCs w:val="34"/>
-        </w:rPr>
+          <w:rFonts w:cs="Carlito"/>
+          <w:sz w:val="32"/>
+          <w:szCs w:val="32"/>
+        </w:rPr>
+      </w:pPr>
+      <w:r>
+        <w:rPr>
+          <w:rFonts w:cs="Carlito"/>
+          <w:sz w:val="32"/>
+          <w:szCs w:val="32"/>
+        </w:rPr>
+        <w:lastRenderedPageBreak/>
         <w:t># Keeps the larger value at each comparison step using ternary operator</w:t>
       </w:r>
       <w:r>
         <w:rPr>
-          <w:rFonts w:ascii="Carlito" w:hAnsi="Carlito" w:cs="Carlito"/>
-          <w:b/>
-          <w:bCs/>
-          <w:sz w:val="34"/>
-          <w:szCs w:val="34"/>
+          <w:rFonts w:cs="Carlito"/>
+          <w:b/>
+          <w:bCs/>
+          <w:sz w:val="32"/>
+          <w:szCs w:val="32"/>
         </w:rPr>
         <w:t xml:space="preserve"> … if condition else …</w:t>
       </w:r>
@@ -2721,22 +2597,22 @@
         <w:spacing w:line="240" w:lineRule="auto"/>
         <w:jc w:val="both"/>
         <w:rPr>
-          <w:rFonts w:ascii="Carlito" w:hAnsi="Carlito" w:cs="Carlito"/>
-          <w:b/>
-          <w:bCs/>
-          <w:color w:val="D86DCB" w:themeColor="accent5" w:themeTint="99"/>
-          <w:sz w:val="34"/>
-          <w:szCs w:val="34"/>
-        </w:rPr>
-      </w:pPr>
-      <w:r>
-        <w:rPr>
-          <w:rFonts w:ascii="Carlito" w:hAnsi="Carlito" w:cs="Carlito"/>
-          <w:b/>
-          <w:bCs/>
-          <w:color w:val="D86DCB" w:themeColor="accent5" w:themeTint="99"/>
-          <w:sz w:val="34"/>
-          <w:szCs w:val="34"/>
+          <w:rFonts w:cs="Carlito"/>
+          <w:b/>
+          <w:bCs/>
+          <w:color w:val="D86DCB" w:themeColor="accent5" w:themeTint="99"/>
+          <w:sz w:val="32"/>
+          <w:szCs w:val="32"/>
+        </w:rPr>
+      </w:pPr>
+      <w:r>
+        <w:rPr>
+          <w:rFonts w:cs="Carlito"/>
+          <w:b/>
+          <w:bCs/>
+          <w:color w:val="D86DCB" w:themeColor="accent5" w:themeTint="99"/>
+          <w:sz w:val="32"/>
+          <w:szCs w:val="32"/>
         </w:rPr>
         <w:t>from functools import reduce</w:t>
       </w:r>
@@ -2746,22 +2622,22 @@
         <w:spacing w:line="240" w:lineRule="auto"/>
         <w:jc w:val="both"/>
         <w:rPr>
-          <w:rFonts w:ascii="Carlito" w:hAnsi="Carlito" w:cs="Carlito"/>
-          <w:b/>
-          <w:bCs/>
-          <w:color w:val="D86DCB" w:themeColor="accent5" w:themeTint="99"/>
-          <w:sz w:val="34"/>
-          <w:szCs w:val="34"/>
-        </w:rPr>
-      </w:pPr>
-      <w:r>
-        <w:rPr>
-          <w:rFonts w:ascii="Carlito" w:hAnsi="Carlito" w:cs="Carlito"/>
-          <w:b/>
-          <w:bCs/>
-          <w:color w:val="D86DCB" w:themeColor="accent5" w:themeTint="99"/>
-          <w:sz w:val="34"/>
-          <w:szCs w:val="34"/>
+          <w:rFonts w:cs="Carlito"/>
+          <w:b/>
+          <w:bCs/>
+          <w:color w:val="D86DCB" w:themeColor="accent5" w:themeTint="99"/>
+          <w:sz w:val="32"/>
+          <w:szCs w:val="32"/>
+        </w:rPr>
+      </w:pPr>
+      <w:r>
+        <w:rPr>
+          <w:rFonts w:cs="Carlito"/>
+          <w:b/>
+          <w:bCs/>
+          <w:color w:val="D86DCB" w:themeColor="accent5" w:themeTint="99"/>
+          <w:sz w:val="32"/>
+          <w:szCs w:val="32"/>
         </w:rPr>
         <w:t>numbers = [15, 42, 12, 90, 8]</w:t>
       </w:r>
@@ -2771,22 +2647,22 @@
         <w:spacing w:line="240" w:lineRule="auto"/>
         <w:jc w:val="both"/>
         <w:rPr>
-          <w:rFonts w:ascii="Carlito" w:hAnsi="Carlito" w:cs="Carlito"/>
-          <w:b/>
-          <w:bCs/>
-          <w:color w:val="D86DCB" w:themeColor="accent5" w:themeTint="99"/>
-          <w:sz w:val="34"/>
-          <w:szCs w:val="34"/>
-        </w:rPr>
-      </w:pPr>
-      <w:r>
-        <w:rPr>
-          <w:rFonts w:ascii="Carlito" w:hAnsi="Carlito" w:cs="Carlito"/>
-          <w:b/>
-          <w:bCs/>
-          <w:color w:val="D86DCB" w:themeColor="accent5" w:themeTint="99"/>
-          <w:sz w:val="34"/>
-          <w:szCs w:val="34"/>
+          <w:rFonts w:cs="Carlito"/>
+          <w:b/>
+          <w:bCs/>
+          <w:color w:val="D86DCB" w:themeColor="accent5" w:themeTint="99"/>
+          <w:sz w:val="32"/>
+          <w:szCs w:val="32"/>
+        </w:rPr>
+      </w:pPr>
+      <w:r>
+        <w:rPr>
+          <w:rFonts w:cs="Carlito"/>
+          <w:b/>
+          <w:bCs/>
+          <w:color w:val="D86DCB" w:themeColor="accent5" w:themeTint="99"/>
+          <w:sz w:val="32"/>
+          <w:szCs w:val="32"/>
         </w:rPr>
         <w:t>largest = reduce(lambda x, y: x if x &gt; y else y, numbers)</w:t>
       </w:r>
@@ -2796,22 +2672,22 @@
         <w:spacing w:line="240" w:lineRule="auto"/>
         <w:jc w:val="both"/>
         <w:rPr>
-          <w:rFonts w:ascii="Carlito" w:hAnsi="Carlito" w:cs="Carlito"/>
-          <w:b/>
-          <w:bCs/>
-          <w:color w:val="D86DCB" w:themeColor="accent5" w:themeTint="99"/>
-          <w:sz w:val="34"/>
-          <w:szCs w:val="34"/>
-        </w:rPr>
-      </w:pPr>
-      <w:r>
-        <w:rPr>
-          <w:rFonts w:ascii="Carlito" w:hAnsi="Carlito" w:cs="Carlito"/>
-          <w:b/>
-          <w:bCs/>
-          <w:color w:val="D86DCB" w:themeColor="accent5" w:themeTint="99"/>
-          <w:sz w:val="34"/>
-          <w:szCs w:val="34"/>
+          <w:rFonts w:cs="Carlito"/>
+          <w:b/>
+          <w:bCs/>
+          <w:color w:val="D86DCB" w:themeColor="accent5" w:themeTint="99"/>
+          <w:sz w:val="32"/>
+          <w:szCs w:val="32"/>
+        </w:rPr>
+      </w:pPr>
+      <w:r>
+        <w:rPr>
+          <w:rFonts w:cs="Carlito"/>
+          <w:b/>
+          <w:bCs/>
+          <w:color w:val="D86DCB" w:themeColor="accent5" w:themeTint="99"/>
+          <w:sz w:val="32"/>
+          <w:szCs w:val="32"/>
         </w:rPr>
         <w:t>print(largest) # 90</w:t>
       </w:r>
@@ -2821,9 +2697,9 @@
         <w:spacing w:line="240" w:lineRule="auto"/>
         <w:jc w:val="both"/>
         <w:rPr>
-          <w:rFonts w:ascii="Carlito" w:hAnsi="Carlito" w:cs="Carlito"/>
-          <w:sz w:val="34"/>
-          <w:szCs w:val="34"/>
+          <w:rFonts w:cs="Carlito"/>
+          <w:sz w:val="32"/>
+          <w:szCs w:val="32"/>
         </w:rPr>
       </w:pPr>
     </w:p>
@@ -2832,16 +2708,16 @@
         <w:spacing w:line="240" w:lineRule="auto"/>
         <w:jc w:val="center"/>
         <w:rPr>
-          <w:rFonts w:ascii="Carlito" w:hAnsi="Carlito" w:cs="Carlito"/>
-          <w:sz w:val="34"/>
-          <w:szCs w:val="34"/>
-        </w:rPr>
-      </w:pPr>
-      <w:r>
-        <w:rPr>
-          <w:rFonts w:ascii="Carlito" w:hAnsi="Carlito" w:cs="Carlito"/>
-          <w:sz w:val="34"/>
-          <w:szCs w:val="34"/>
+          <w:rFonts w:cs="Carlito"/>
+          <w:sz w:val="32"/>
+          <w:szCs w:val="32"/>
+        </w:rPr>
+      </w:pPr>
+      <w:r>
+        <w:rPr>
+          <w:rFonts w:cs="Carlito"/>
+          <w:sz w:val="32"/>
+          <w:szCs w:val="32"/>
         </w:rPr>
         <w:t>Break</w:t>
       </w:r>
@@ -2851,61 +2727,61 @@
         <w:spacing w:line="240" w:lineRule="auto"/>
         <w:jc w:val="both"/>
         <w:rPr>
-          <w:rFonts w:ascii="Carlito" w:hAnsi="Carlito" w:cs="Carlito"/>
-          <w:sz w:val="34"/>
-          <w:szCs w:val="34"/>
-        </w:rPr>
-      </w:pPr>
-    </w:p>
-    <w:p>
-      <w:pPr>
-        <w:spacing w:line="240" w:lineRule="auto"/>
-        <w:jc w:val="both"/>
-        <w:rPr>
-          <w:rFonts w:ascii="Carlito" w:hAnsi="Carlito" w:cs="Carlito"/>
-          <w:b/>
-          <w:bCs/>
-          <w:sz w:val="34"/>
-          <w:szCs w:val="34"/>
-        </w:rPr>
-      </w:pPr>
-      <w:r>
-        <w:rPr>
-          <w:rFonts w:ascii="Carlito" w:hAnsi="Carlito" w:cs="Carlito"/>
-          <w:b/>
-          <w:bCs/>
-          <w:sz w:val="34"/>
-          <w:szCs w:val="34"/>
+          <w:rFonts w:cs="Carlito"/>
+          <w:sz w:val="32"/>
+          <w:szCs w:val="32"/>
+        </w:rPr>
+      </w:pPr>
+    </w:p>
+    <w:p>
+      <w:pPr>
+        <w:spacing w:line="240" w:lineRule="auto"/>
+        <w:jc w:val="both"/>
+        <w:rPr>
+          <w:rFonts w:cs="Carlito"/>
+          <w:b/>
+          <w:bCs/>
+          <w:sz w:val="32"/>
+          <w:szCs w:val="32"/>
+        </w:rPr>
+      </w:pPr>
+      <w:r>
+        <w:rPr>
+          <w:rFonts w:cs="Carlito"/>
+          <w:b/>
+          <w:bCs/>
+          <w:sz w:val="32"/>
+          <w:szCs w:val="32"/>
         </w:rPr>
         <w:t>divmod()</w:t>
       </w:r>
       <w:r>
         <w:rPr>
-          <w:rFonts w:ascii="Carlito" w:hAnsi="Carlito" w:cs="Carlito"/>
-          <w:b/>
-          <w:bCs/>
-          <w:sz w:val="34"/>
-          <w:szCs w:val="34"/>
+          <w:rFonts w:cs="Carlito"/>
+          <w:b/>
+          <w:bCs/>
+          <w:sz w:val="32"/>
+          <w:szCs w:val="32"/>
         </w:rPr>
         <w:t xml:space="preserve"> </w:t>
       </w:r>
       <w:r>
         <w:rPr>
-          <w:rFonts w:ascii="Carlito" w:hAnsi="Carlito" w:cs="Carlito"/>
-          <w:b/>
-          <w:bCs/>
-          <w:sz w:val="34"/>
-          <w:szCs w:val="34"/>
+          <w:rFonts w:cs="Carlito"/>
+          <w:b/>
+          <w:bCs/>
+          <w:sz w:val="32"/>
+          <w:szCs w:val="32"/>
         </w:rPr>
         <w:t>Function</w:t>
       </w:r>
       <w:r>
         <w:rPr>
-          <w:rFonts w:ascii="Carlito" w:hAnsi="Carlito" w:cs="Carlito"/>
-          <w:b/>
-          <w:bCs/>
-          <w:sz w:val="34"/>
-          <w:szCs w:val="34"/>
+          <w:rFonts w:cs="Carlito"/>
+          <w:b/>
+          <w:bCs/>
+          <w:sz w:val="32"/>
+          <w:szCs w:val="32"/>
         </w:rPr>
         <w:t>:</w:t>
       </w:r>
@@ -2915,16 +2791,16 @@
         <w:spacing w:line="240" w:lineRule="auto"/>
         <w:jc w:val="both"/>
         <w:rPr>
-          <w:rFonts w:ascii="Carlito" w:hAnsi="Carlito" w:cs="Carlito"/>
-          <w:sz w:val="34"/>
-          <w:szCs w:val="34"/>
-        </w:rPr>
-      </w:pPr>
-      <w:r>
-        <w:rPr>
-          <w:rFonts w:ascii="Carlito" w:hAnsi="Carlito" w:cs="Carlito"/>
-          <w:sz w:val="34"/>
-          <w:szCs w:val="34"/>
+          <w:rFonts w:cs="Carlito"/>
+          <w:sz w:val="32"/>
+          <w:szCs w:val="32"/>
+        </w:rPr>
+      </w:pPr>
+      <w:r>
+        <w:rPr>
+          <w:rFonts w:cs="Carlito"/>
+          <w:sz w:val="32"/>
+          <w:szCs w:val="32"/>
         </w:rPr>
         <w:t># It is a super handy built-in Python function that does division + remainder at the same time.</w:t>
       </w:r>
@@ -2934,52 +2810,52 @@
         <w:spacing w:line="240" w:lineRule="auto"/>
         <w:jc w:val="both"/>
         <w:rPr>
-          <w:rFonts w:ascii="Carlito" w:hAnsi="Carlito" w:cs="Carlito"/>
-          <w:sz w:val="34"/>
-          <w:szCs w:val="34"/>
-        </w:rPr>
-      </w:pPr>
-      <w:r>
-        <w:rPr>
-          <w:rFonts w:ascii="Carlito" w:hAnsi="Carlito" w:cs="Carlito"/>
-          <w:sz w:val="34"/>
-          <w:szCs w:val="34"/>
+          <w:rFonts w:cs="Carlito"/>
+          <w:sz w:val="32"/>
+          <w:szCs w:val="32"/>
+        </w:rPr>
+      </w:pPr>
+      <w:r>
+        <w:rPr>
+          <w:rFonts w:cs="Carlito"/>
+          <w:sz w:val="32"/>
+          <w:szCs w:val="32"/>
         </w:rPr>
         <w:t xml:space="preserve"># </w:t>
       </w:r>
       <w:r>
         <w:rPr>
-          <w:rFonts w:ascii="Carlito" w:hAnsi="Carlito" w:cs="Carlito"/>
-          <w:b/>
-          <w:bCs/>
-          <w:sz w:val="34"/>
-          <w:szCs w:val="34"/>
+          <w:rFonts w:cs="Carlito"/>
+          <w:b/>
+          <w:bCs/>
+          <w:sz w:val="32"/>
+          <w:szCs w:val="32"/>
         </w:rPr>
         <w:t>divmod(a, b)</w:t>
       </w:r>
       <w:r>
         <w:rPr>
-          <w:rFonts w:ascii="Carlito" w:hAnsi="Carlito" w:cs="Carlito"/>
-          <w:sz w:val="34"/>
-          <w:szCs w:val="34"/>
+          <w:rFonts w:cs="Carlito"/>
+          <w:sz w:val="32"/>
+          <w:szCs w:val="32"/>
         </w:rPr>
         <w:t xml:space="preserve"> returns </w:t>
       </w:r>
       <w:r>
         <w:rPr>
-          <w:rFonts w:ascii="Carlito" w:hAnsi="Carlito" w:cs="Carlito"/>
-          <w:b/>
-          <w:bCs/>
-          <w:sz w:val="34"/>
-          <w:szCs w:val="34"/>
+          <w:rFonts w:cs="Carlito"/>
+          <w:b/>
+          <w:bCs/>
+          <w:sz w:val="32"/>
+          <w:szCs w:val="32"/>
         </w:rPr>
         <w:t>(a // b, a % b)</w:t>
       </w:r>
       <w:r>
         <w:rPr>
-          <w:rFonts w:ascii="Carlito" w:hAnsi="Carlito" w:cs="Carlito"/>
-          <w:sz w:val="34"/>
-          <w:szCs w:val="34"/>
+          <w:rFonts w:cs="Carlito"/>
+          <w:sz w:val="32"/>
+          <w:szCs w:val="32"/>
         </w:rPr>
         <w:t>. So instead of doing:</w:t>
       </w:r>
@@ -2989,20 +2865,20 @@
         <w:spacing w:line="240" w:lineRule="auto"/>
         <w:jc w:val="both"/>
         <w:rPr>
-          <w:rFonts w:ascii="Carlito" w:hAnsi="Carlito" w:cs="Carlito"/>
-          <w:b/>
-          <w:bCs/>
-          <w:sz w:val="34"/>
-          <w:szCs w:val="34"/>
-        </w:rPr>
-      </w:pPr>
-      <w:r>
-        <w:rPr>
-          <w:rFonts w:ascii="Carlito" w:hAnsi="Carlito" w:cs="Carlito"/>
-          <w:b/>
-          <w:bCs/>
-          <w:sz w:val="34"/>
-          <w:szCs w:val="34"/>
+          <w:rFonts w:cs="Carlito"/>
+          <w:b/>
+          <w:bCs/>
+          <w:sz w:val="32"/>
+          <w:szCs w:val="32"/>
+        </w:rPr>
+      </w:pPr>
+      <w:r>
+        <w:rPr>
+          <w:rFonts w:cs="Carlito"/>
+          <w:b/>
+          <w:bCs/>
+          <w:sz w:val="32"/>
+          <w:szCs w:val="32"/>
         </w:rPr>
         <w:t>a // b   # quotient</w:t>
       </w:r>
@@ -3012,20 +2888,20 @@
         <w:spacing w:line="240" w:lineRule="auto"/>
         <w:jc w:val="both"/>
         <w:rPr>
-          <w:rFonts w:ascii="Carlito" w:hAnsi="Carlito" w:cs="Carlito"/>
-          <w:b/>
-          <w:bCs/>
-          <w:sz w:val="34"/>
-          <w:szCs w:val="34"/>
-        </w:rPr>
-      </w:pPr>
-      <w:r>
-        <w:rPr>
-          <w:rFonts w:ascii="Carlito" w:hAnsi="Carlito" w:cs="Carlito"/>
-          <w:b/>
-          <w:bCs/>
-          <w:sz w:val="34"/>
-          <w:szCs w:val="34"/>
+          <w:rFonts w:cs="Carlito"/>
+          <w:b/>
+          <w:bCs/>
+          <w:sz w:val="32"/>
+          <w:szCs w:val="32"/>
+        </w:rPr>
+      </w:pPr>
+      <w:r>
+        <w:rPr>
+          <w:rFonts w:cs="Carlito"/>
+          <w:b/>
+          <w:bCs/>
+          <w:sz w:val="32"/>
+          <w:szCs w:val="32"/>
         </w:rPr>
         <w:t>a % b    # remainder</w:t>
       </w:r>
@@ -3035,16 +2911,16 @@
         <w:spacing w:line="240" w:lineRule="auto"/>
         <w:jc w:val="both"/>
         <w:rPr>
-          <w:rFonts w:ascii="Carlito" w:hAnsi="Carlito" w:cs="Carlito"/>
-          <w:sz w:val="34"/>
-          <w:szCs w:val="34"/>
-        </w:rPr>
-      </w:pPr>
-      <w:r>
-        <w:rPr>
-          <w:rFonts w:ascii="Carlito" w:hAnsi="Carlito" w:cs="Carlito"/>
-          <w:sz w:val="34"/>
-          <w:szCs w:val="34"/>
+          <w:rFonts w:cs="Carlito"/>
+          <w:sz w:val="32"/>
+          <w:szCs w:val="32"/>
+        </w:rPr>
+      </w:pPr>
+      <w:r>
+        <w:rPr>
+          <w:rFonts w:cs="Carlito"/>
+          <w:sz w:val="32"/>
+          <w:szCs w:val="32"/>
         </w:rPr>
         <w:t># We get both in one go. Quick intuition, think: “Split this number into how many full parts + what’s left over”</w:t>
       </w:r>
@@ -3054,80 +2930,80 @@
         <w:spacing w:line="240" w:lineRule="auto"/>
         <w:jc w:val="both"/>
         <w:rPr>
-          <w:rFonts w:ascii="Carlito" w:hAnsi="Carlito" w:cs="Carlito"/>
-          <w:sz w:val="34"/>
-          <w:szCs w:val="34"/>
-        </w:rPr>
-      </w:pPr>
-      <w:r>
-        <w:rPr>
-          <w:rFonts w:ascii="Carlito" w:hAnsi="Carlito" w:cs="Carlito"/>
-          <w:sz w:val="34"/>
-          <w:szCs w:val="34"/>
+          <w:rFonts w:cs="Carlito"/>
+          <w:sz w:val="32"/>
+          <w:szCs w:val="32"/>
+        </w:rPr>
+      </w:pPr>
+      <w:r>
+        <w:rPr>
+          <w:rFonts w:cs="Carlito"/>
+          <w:sz w:val="32"/>
+          <w:szCs w:val="32"/>
         </w:rPr>
         <w:t xml:space="preserve"># Example, </w:t>
       </w:r>
       <w:r>
         <w:rPr>
-          <w:rFonts w:ascii="Carlito" w:hAnsi="Carlito" w:cs="Carlito"/>
-          <w:b/>
-          <w:bCs/>
-          <w:sz w:val="34"/>
-          <w:szCs w:val="34"/>
+          <w:rFonts w:cs="Carlito"/>
+          <w:b/>
+          <w:bCs/>
+          <w:sz w:val="32"/>
+          <w:szCs w:val="32"/>
         </w:rPr>
         <w:t>10</w:t>
       </w:r>
       <w:r>
         <w:rPr>
-          <w:rFonts w:ascii="Carlito" w:hAnsi="Carlito" w:cs="Carlito"/>
-          <w:sz w:val="34"/>
-          <w:szCs w:val="34"/>
+          <w:rFonts w:cs="Carlito"/>
+          <w:sz w:val="32"/>
+          <w:szCs w:val="32"/>
         </w:rPr>
         <w:t xml:space="preserve"> ÷ </w:t>
       </w:r>
       <w:r>
         <w:rPr>
-          <w:rFonts w:ascii="Carlito" w:hAnsi="Carlito" w:cs="Carlito"/>
-          <w:b/>
-          <w:bCs/>
-          <w:sz w:val="34"/>
-          <w:szCs w:val="34"/>
+          <w:rFonts w:cs="Carlito"/>
+          <w:b/>
+          <w:bCs/>
+          <w:sz w:val="32"/>
+          <w:szCs w:val="32"/>
         </w:rPr>
         <w:t>3</w:t>
       </w:r>
       <w:r>
         <w:rPr>
-          <w:rFonts w:ascii="Carlito" w:hAnsi="Carlito" w:cs="Carlito"/>
-          <w:sz w:val="34"/>
-          <w:szCs w:val="34"/>
+          <w:rFonts w:cs="Carlito"/>
+          <w:sz w:val="32"/>
+          <w:szCs w:val="32"/>
         </w:rPr>
         <w:t xml:space="preserve"> = </w:t>
       </w:r>
       <w:r>
         <w:rPr>
-          <w:rFonts w:ascii="Carlito" w:hAnsi="Carlito" w:cs="Carlito"/>
-          <w:b/>
-          <w:bCs/>
-          <w:sz w:val="34"/>
-          <w:szCs w:val="34"/>
+          <w:rFonts w:cs="Carlito"/>
+          <w:b/>
+          <w:bCs/>
+          <w:sz w:val="32"/>
+          <w:szCs w:val="32"/>
         </w:rPr>
         <w:t>3</w:t>
       </w:r>
       <w:r>
         <w:rPr>
-          <w:rFonts w:ascii="Carlito" w:hAnsi="Carlito" w:cs="Carlito"/>
-          <w:sz w:val="34"/>
-          <w:szCs w:val="34"/>
+          <w:rFonts w:cs="Carlito"/>
+          <w:sz w:val="32"/>
+          <w:szCs w:val="32"/>
         </w:rPr>
         <w:t xml:space="preserve"> remainder </w:t>
       </w:r>
       <w:r>
         <w:rPr>
-          <w:rFonts w:ascii="Carlito" w:hAnsi="Carlito" w:cs="Carlito"/>
-          <w:b/>
-          <w:bCs/>
-          <w:sz w:val="34"/>
-          <w:szCs w:val="34"/>
+          <w:rFonts w:cs="Carlito"/>
+          <w:b/>
+          <w:bCs/>
+          <w:sz w:val="32"/>
+          <w:szCs w:val="32"/>
         </w:rPr>
         <w:t>1</w:t>
       </w:r>
@@ -3137,22 +3013,22 @@
         <w:spacing w:line="240" w:lineRule="auto"/>
         <w:jc w:val="both"/>
         <w:rPr>
-          <w:rFonts w:ascii="Carlito" w:hAnsi="Carlito" w:cs="Carlito"/>
-          <w:b/>
-          <w:bCs/>
-          <w:color w:val="D86DCB" w:themeColor="accent5" w:themeTint="99"/>
-          <w:sz w:val="34"/>
-          <w:szCs w:val="34"/>
-        </w:rPr>
-      </w:pPr>
-      <w:r>
-        <w:rPr>
-          <w:rFonts w:ascii="Carlito" w:hAnsi="Carlito" w:cs="Carlito"/>
-          <w:b/>
-          <w:bCs/>
-          <w:color w:val="D86DCB" w:themeColor="accent5" w:themeTint="99"/>
-          <w:sz w:val="34"/>
-          <w:szCs w:val="34"/>
+          <w:rFonts w:cs="Carlito"/>
+          <w:b/>
+          <w:bCs/>
+          <w:color w:val="D86DCB" w:themeColor="accent5" w:themeTint="99"/>
+          <w:sz w:val="32"/>
+          <w:szCs w:val="32"/>
+        </w:rPr>
+      </w:pPr>
+      <w:r>
+        <w:rPr>
+          <w:rFonts w:cs="Carlito"/>
+          <w:b/>
+          <w:bCs/>
+          <w:color w:val="D86DCB" w:themeColor="accent5" w:themeTint="99"/>
+          <w:sz w:val="32"/>
+          <w:szCs w:val="32"/>
         </w:rPr>
         <w:t>q, r = divmod(10, 3)</w:t>
       </w:r>
@@ -3162,22 +3038,22 @@
         <w:spacing w:line="240" w:lineRule="auto"/>
         <w:jc w:val="both"/>
         <w:rPr>
-          <w:rFonts w:ascii="Carlito" w:hAnsi="Carlito" w:cs="Carlito"/>
-          <w:b/>
-          <w:bCs/>
-          <w:color w:val="D86DCB" w:themeColor="accent5" w:themeTint="99"/>
-          <w:sz w:val="34"/>
-          <w:szCs w:val="34"/>
-        </w:rPr>
-      </w:pPr>
-      <w:r>
-        <w:rPr>
-          <w:rFonts w:ascii="Carlito" w:hAnsi="Carlito" w:cs="Carlito"/>
-          <w:b/>
-          <w:bCs/>
-          <w:color w:val="D86DCB" w:themeColor="accent5" w:themeTint="99"/>
-          <w:sz w:val="34"/>
-          <w:szCs w:val="34"/>
+          <w:rFonts w:cs="Carlito"/>
+          <w:b/>
+          <w:bCs/>
+          <w:color w:val="D86DCB" w:themeColor="accent5" w:themeTint="99"/>
+          <w:sz w:val="32"/>
+          <w:szCs w:val="32"/>
+        </w:rPr>
+      </w:pPr>
+      <w:r>
+        <w:rPr>
+          <w:rFonts w:cs="Carlito"/>
+          <w:b/>
+          <w:bCs/>
+          <w:color w:val="D86DCB" w:themeColor="accent5" w:themeTint="99"/>
+          <w:sz w:val="32"/>
+          <w:szCs w:val="32"/>
         </w:rPr>
         <w:t>print(q)  # 3</w:t>
       </w:r>
@@ -3187,24 +3063,23 @@
         <w:spacing w:line="240" w:lineRule="auto"/>
         <w:jc w:val="both"/>
         <w:rPr>
-          <w:rFonts w:ascii="Carlito" w:hAnsi="Carlito" w:cs="Carlito"/>
-          <w:b/>
-          <w:bCs/>
-          <w:color w:val="D86DCB" w:themeColor="accent5" w:themeTint="99"/>
-          <w:sz w:val="34"/>
-          <w:szCs w:val="34"/>
-        </w:rPr>
-      </w:pPr>
-      <w:r>
-        <w:rPr>
-          <w:rFonts w:ascii="Carlito" w:hAnsi="Carlito" w:cs="Carlito"/>
-          <w:b/>
-          <w:bCs/>
-          <w:color w:val="D86DCB" w:themeColor="accent5" w:themeTint="99"/>
-          <w:sz w:val="34"/>
-          <w:szCs w:val="34"/>
-        </w:rPr>
-        <w:lastRenderedPageBreak/>
+          <w:rFonts w:cs="Carlito"/>
+          <w:b/>
+          <w:bCs/>
+          <w:color w:val="D86DCB" w:themeColor="accent5" w:themeTint="99"/>
+          <w:sz w:val="32"/>
+          <w:szCs w:val="32"/>
+        </w:rPr>
+      </w:pPr>
+      <w:r>
+        <w:rPr>
+          <w:rFonts w:cs="Carlito"/>
+          <w:b/>
+          <w:bCs/>
+          <w:color w:val="D86DCB" w:themeColor="accent5" w:themeTint="99"/>
+          <w:sz w:val="32"/>
+          <w:szCs w:val="32"/>
+        </w:rPr>
         <w:t>print(r)  # 1</w:t>
       </w:r>
     </w:p>
@@ -3213,27 +3088,27 @@
         <w:spacing w:line="240" w:lineRule="auto"/>
         <w:jc w:val="both"/>
         <w:rPr>
-          <w:rFonts w:ascii="Carlito" w:hAnsi="Carlito" w:cs="Carlito"/>
-          <w:sz w:val="34"/>
-          <w:szCs w:val="34"/>
-        </w:rPr>
-      </w:pPr>
-    </w:p>
-    <w:p>
-      <w:pPr>
-        <w:spacing w:line="240" w:lineRule="auto"/>
-        <w:jc w:val="both"/>
-        <w:rPr>
-          <w:rFonts w:ascii="Carlito" w:hAnsi="Carlito" w:cs="Carlito"/>
-          <w:sz w:val="34"/>
-          <w:szCs w:val="34"/>
-        </w:rPr>
-      </w:pPr>
-      <w:r>
-        <w:rPr>
-          <w:rFonts w:ascii="Carlito" w:hAnsi="Carlito" w:cs="Carlito"/>
-          <w:sz w:val="34"/>
-          <w:szCs w:val="34"/>
+          <w:rFonts w:cs="Carlito"/>
+          <w:sz w:val="32"/>
+          <w:szCs w:val="32"/>
+        </w:rPr>
+      </w:pPr>
+    </w:p>
+    <w:p>
+      <w:pPr>
+        <w:spacing w:line="240" w:lineRule="auto"/>
+        <w:jc w:val="both"/>
+        <w:rPr>
+          <w:rFonts w:cs="Carlito"/>
+          <w:sz w:val="32"/>
+          <w:szCs w:val="32"/>
+        </w:rPr>
+      </w:pPr>
+      <w:r>
+        <w:rPr>
+          <w:rFonts w:cs="Carlito"/>
+          <w:sz w:val="32"/>
+          <w:szCs w:val="32"/>
         </w:rPr>
         <w:t>In Time module:</w:t>
       </w:r>
@@ -3243,34 +3118,34 @@
         <w:spacing w:line="240" w:lineRule="auto"/>
         <w:jc w:val="both"/>
         <w:rPr>
-          <w:rFonts w:ascii="Carlito" w:hAnsi="Carlito" w:cs="Carlito"/>
-          <w:sz w:val="34"/>
-          <w:szCs w:val="34"/>
-        </w:rPr>
-      </w:pPr>
-      <w:r>
-        <w:rPr>
-          <w:rFonts w:ascii="Carlito" w:hAnsi="Carlito" w:cs="Carlito"/>
-          <w:sz w:val="34"/>
-          <w:szCs w:val="34"/>
+          <w:rFonts w:cs="Carlito"/>
+          <w:sz w:val="32"/>
+          <w:szCs w:val="32"/>
+        </w:rPr>
+      </w:pPr>
+      <w:r>
+        <w:rPr>
+          <w:rFonts w:cs="Carlito"/>
+          <w:sz w:val="32"/>
+          <w:szCs w:val="32"/>
         </w:rPr>
         <w:t xml:space="preserve"># Its useful in time, if seconds = </w:t>
       </w:r>
       <w:r>
         <w:rPr>
-          <w:rFonts w:ascii="Carlito" w:hAnsi="Carlito" w:cs="Carlito"/>
-          <w:b/>
-          <w:bCs/>
-          <w:sz w:val="34"/>
-          <w:szCs w:val="34"/>
+          <w:rFonts w:cs="Carlito"/>
+          <w:b/>
+          <w:bCs/>
+          <w:sz w:val="32"/>
+          <w:szCs w:val="32"/>
         </w:rPr>
         <w:t>125</w:t>
       </w:r>
       <w:r>
         <w:rPr>
-          <w:rFonts w:ascii="Carlito" w:hAnsi="Carlito" w:cs="Carlito"/>
-          <w:sz w:val="34"/>
-          <w:szCs w:val="34"/>
+          <w:rFonts w:cs="Carlito"/>
+          <w:sz w:val="32"/>
+          <w:szCs w:val="32"/>
         </w:rPr>
         <w:t>, then:</w:t>
       </w:r>
@@ -3285,62 +3160,62 @@
         <w:spacing w:line="240" w:lineRule="auto"/>
         <w:jc w:val="both"/>
         <w:rPr>
-          <w:rFonts w:ascii="Carlito" w:hAnsi="Carlito" w:cs="Carlito"/>
-          <w:sz w:val="34"/>
-          <w:szCs w:val="34"/>
-        </w:rPr>
-      </w:pPr>
-      <w:r>
-        <w:rPr>
-          <w:rFonts w:ascii="Carlito" w:hAnsi="Carlito" w:cs="Carlito"/>
-          <w:b/>
-          <w:bCs/>
-          <w:sz w:val="34"/>
-          <w:szCs w:val="34"/>
+          <w:rFonts w:cs="Carlito"/>
+          <w:sz w:val="32"/>
+          <w:szCs w:val="32"/>
+        </w:rPr>
+      </w:pPr>
+      <w:r>
+        <w:rPr>
+          <w:rFonts w:cs="Carlito"/>
+          <w:b/>
+          <w:bCs/>
+          <w:sz w:val="32"/>
+          <w:szCs w:val="32"/>
         </w:rPr>
         <w:t>125</w:t>
       </w:r>
       <w:r>
         <w:rPr>
-          <w:rFonts w:ascii="Carlito" w:hAnsi="Carlito" w:cs="Carlito"/>
-          <w:sz w:val="34"/>
-          <w:szCs w:val="34"/>
+          <w:rFonts w:cs="Carlito"/>
+          <w:sz w:val="32"/>
+          <w:szCs w:val="32"/>
         </w:rPr>
         <w:t xml:space="preserve"> ÷ </w:t>
       </w:r>
       <w:r>
         <w:rPr>
-          <w:rFonts w:ascii="Carlito" w:hAnsi="Carlito" w:cs="Carlito"/>
-          <w:b/>
-          <w:bCs/>
-          <w:sz w:val="34"/>
-          <w:szCs w:val="34"/>
+          <w:rFonts w:cs="Carlito"/>
+          <w:b/>
+          <w:bCs/>
+          <w:sz w:val="32"/>
+          <w:szCs w:val="32"/>
         </w:rPr>
         <w:t>60</w:t>
       </w:r>
       <w:r>
         <w:rPr>
-          <w:rFonts w:ascii="Carlito" w:hAnsi="Carlito" w:cs="Carlito"/>
-          <w:sz w:val="34"/>
-          <w:szCs w:val="34"/>
+          <w:rFonts w:cs="Carlito"/>
+          <w:sz w:val="32"/>
+          <w:szCs w:val="32"/>
         </w:rPr>
         <w:t xml:space="preserve"> = </w:t>
       </w:r>
       <w:r>
         <w:rPr>
-          <w:rFonts w:ascii="Carlito" w:hAnsi="Carlito" w:cs="Carlito"/>
-          <w:b/>
-          <w:bCs/>
-          <w:sz w:val="34"/>
-          <w:szCs w:val="34"/>
+          <w:rFonts w:cs="Carlito"/>
+          <w:b/>
+          <w:bCs/>
+          <w:sz w:val="32"/>
+          <w:szCs w:val="32"/>
         </w:rPr>
         <w:t>2</w:t>
       </w:r>
       <w:r>
         <w:rPr>
-          <w:rFonts w:ascii="Carlito" w:hAnsi="Carlito" w:cs="Carlito"/>
-          <w:sz w:val="34"/>
-          <w:szCs w:val="34"/>
+          <w:rFonts w:cs="Carlito"/>
+          <w:sz w:val="32"/>
+          <w:szCs w:val="32"/>
         </w:rPr>
         <w:t xml:space="preserve"> minutes</w:t>
       </w:r>
@@ -3355,34 +3230,34 @@
         <w:spacing w:line="240" w:lineRule="auto"/>
         <w:jc w:val="both"/>
         <w:rPr>
-          <w:rFonts w:ascii="Carlito" w:hAnsi="Carlito" w:cs="Carlito"/>
-          <w:sz w:val="34"/>
-          <w:szCs w:val="34"/>
-        </w:rPr>
-      </w:pPr>
-      <w:r>
-        <w:rPr>
-          <w:rFonts w:ascii="Carlito" w:hAnsi="Carlito" w:cs="Carlito"/>
-          <w:sz w:val="34"/>
-          <w:szCs w:val="34"/>
+          <w:rFonts w:cs="Carlito"/>
+          <w:sz w:val="32"/>
+          <w:szCs w:val="32"/>
+        </w:rPr>
+      </w:pPr>
+      <w:r>
+        <w:rPr>
+          <w:rFonts w:cs="Carlito"/>
+          <w:sz w:val="32"/>
+          <w:szCs w:val="32"/>
         </w:rPr>
         <w:t xml:space="preserve">remainder = </w:t>
       </w:r>
       <w:r>
         <w:rPr>
-          <w:rFonts w:ascii="Carlito" w:hAnsi="Carlito" w:cs="Carlito"/>
-          <w:b/>
-          <w:bCs/>
-          <w:sz w:val="34"/>
-          <w:szCs w:val="34"/>
+          <w:rFonts w:cs="Carlito"/>
+          <w:b/>
+          <w:bCs/>
+          <w:sz w:val="32"/>
+          <w:szCs w:val="32"/>
         </w:rPr>
         <w:t>5</w:t>
       </w:r>
       <w:r>
         <w:rPr>
-          <w:rFonts w:ascii="Carlito" w:hAnsi="Carlito" w:cs="Carlito"/>
-          <w:sz w:val="34"/>
-          <w:szCs w:val="34"/>
+          <w:rFonts w:cs="Carlito"/>
+          <w:sz w:val="32"/>
+          <w:szCs w:val="32"/>
         </w:rPr>
         <w:t xml:space="preserve"> seconds</w:t>
       </w:r>
@@ -3397,80 +3272,81 @@
         <w:spacing w:line="240" w:lineRule="auto"/>
         <w:jc w:val="both"/>
         <w:rPr>
-          <w:rFonts w:ascii="Carlito" w:hAnsi="Carlito" w:cs="Carlito"/>
-          <w:sz w:val="34"/>
-          <w:szCs w:val="34"/>
-        </w:rPr>
-      </w:pPr>
-      <w:r>
-        <w:rPr>
-          <w:rFonts w:ascii="Carlito" w:hAnsi="Carlito" w:cs="Carlito"/>
-          <w:sz w:val="34"/>
-          <w:szCs w:val="34"/>
-        </w:rPr>
+          <w:rFonts w:cs="Carlito"/>
+          <w:sz w:val="32"/>
+          <w:szCs w:val="32"/>
+        </w:rPr>
+      </w:pPr>
+      <w:r>
+        <w:rPr>
+          <w:rFonts w:cs="Carlito"/>
+          <w:sz w:val="32"/>
+          <w:szCs w:val="32"/>
+        </w:rPr>
+        <w:lastRenderedPageBreak/>
         <w:t xml:space="preserve">So, </w:t>
       </w:r>
       <w:r>
         <w:rPr>
-          <w:rFonts w:ascii="Carlito" w:hAnsi="Carlito" w:cs="Carlito"/>
-          <w:b/>
-          <w:bCs/>
-          <w:sz w:val="34"/>
-          <w:szCs w:val="34"/>
+          <w:rFonts w:cs="Carlito"/>
+          <w:b/>
+          <w:bCs/>
+          <w:sz w:val="32"/>
+          <w:szCs w:val="32"/>
         </w:rPr>
         <w:t>mins</w:t>
       </w:r>
       <w:r>
         <w:rPr>
-          <w:rFonts w:ascii="Carlito" w:hAnsi="Carlito" w:cs="Carlito"/>
-          <w:sz w:val="34"/>
-          <w:szCs w:val="34"/>
+          <w:rFonts w:cs="Carlito"/>
+          <w:sz w:val="32"/>
+          <w:szCs w:val="32"/>
         </w:rPr>
         <w:t xml:space="preserve"> = </w:t>
       </w:r>
       <w:r>
         <w:rPr>
-          <w:rFonts w:ascii="Carlito" w:hAnsi="Carlito" w:cs="Carlito"/>
-          <w:b/>
-          <w:bCs/>
-          <w:sz w:val="34"/>
-          <w:szCs w:val="34"/>
+          <w:rFonts w:cs="Carlito"/>
+          <w:b/>
+          <w:bCs/>
+          <w:sz w:val="32"/>
+          <w:szCs w:val="32"/>
         </w:rPr>
         <w:t>2</w:t>
       </w:r>
       <w:r>
         <w:rPr>
-          <w:rFonts w:ascii="Carlito" w:hAnsi="Carlito" w:cs="Carlito"/>
-          <w:sz w:val="34"/>
-          <w:szCs w:val="34"/>
+          <w:rFonts w:cs="Carlito"/>
+          <w:sz w:val="32"/>
+          <w:szCs w:val="32"/>
         </w:rPr>
         <w:t xml:space="preserve"> and </w:t>
       </w:r>
       <w:r>
         <w:rPr>
-          <w:rFonts w:ascii="Carlito" w:hAnsi="Carlito" w:cs="Carlito"/>
-          <w:b/>
-          <w:bCs/>
-          <w:sz w:val="34"/>
-          <w:szCs w:val="34"/>
+          <w:rFonts w:cs="Carlito"/>
+          <w:b/>
+          <w:bCs/>
+          <w:sz w:val="32"/>
+          <w:szCs w:val="32"/>
         </w:rPr>
         <w:t>secs</w:t>
       </w:r>
       <w:r>
         <w:rPr>
-          <w:rFonts w:ascii="Carlito" w:hAnsi="Carlito" w:cs="Carlito"/>
-          <w:sz w:val="34"/>
-          <w:szCs w:val="34"/>
+          <w:rFonts w:cs="Carlito"/>
+          <w:sz w:val="32"/>
+          <w:szCs w:val="32"/>
         </w:rPr>
         <w:t xml:space="preserve"> = </w:t>
       </w:r>
       <w:r>
         <w:rPr>
-          <w:rFonts w:ascii="Carlito" w:hAnsi="Carlito" w:cs="Carlito"/>
-          <w:b/>
-          <w:bCs/>
-          <w:sz w:val="34"/>
-          <w:szCs w:val="34"/>
+          <w:rFonts w:cs="Carlito"/>
+          <w:b/>
+          <w:bCs/>
+          <w:sz w:val="32"/>
+          <w:szCs w:val="32"/>
         </w:rPr>
         <w:t>5</w:t>
       </w:r>
@@ -3480,22 +3356,22 @@
         <w:spacing w:line="240" w:lineRule="auto"/>
         <w:jc w:val="both"/>
         <w:rPr>
-          <w:rFonts w:ascii="Carlito" w:hAnsi="Carlito" w:cs="Carlito"/>
-          <w:b/>
-          <w:bCs/>
-          <w:color w:val="D86DCB" w:themeColor="accent5" w:themeTint="99"/>
-          <w:sz w:val="34"/>
-          <w:szCs w:val="34"/>
-        </w:rPr>
-      </w:pPr>
-      <w:r>
-        <w:rPr>
-          <w:rFonts w:ascii="Carlito" w:hAnsi="Carlito" w:cs="Carlito"/>
-          <w:b/>
-          <w:bCs/>
-          <w:color w:val="D86DCB" w:themeColor="accent5" w:themeTint="99"/>
-          <w:sz w:val="34"/>
-          <w:szCs w:val="34"/>
+          <w:rFonts w:cs="Carlito"/>
+          <w:b/>
+          <w:bCs/>
+          <w:color w:val="D86DCB" w:themeColor="accent5" w:themeTint="99"/>
+          <w:sz w:val="32"/>
+          <w:szCs w:val="32"/>
+        </w:rPr>
+      </w:pPr>
+      <w:r>
+        <w:rPr>
+          <w:rFonts w:cs="Carlito"/>
+          <w:b/>
+          <w:bCs/>
+          <w:color w:val="D86DCB" w:themeColor="accent5" w:themeTint="99"/>
+          <w:sz w:val="32"/>
+          <w:szCs w:val="32"/>
         </w:rPr>
         <w:t>mins, secs = divmod(seconds, 60)</w:t>
       </w:r>
@@ -3505,16 +3381,16 @@
         <w:spacing w:line="240" w:lineRule="auto"/>
         <w:jc w:val="both"/>
         <w:rPr>
-          <w:rFonts w:ascii="Carlito" w:hAnsi="Carlito" w:cs="Carlito"/>
-          <w:sz w:val="34"/>
-          <w:szCs w:val="34"/>
-        </w:rPr>
-      </w:pPr>
-      <w:r>
-        <w:rPr>
-          <w:rFonts w:ascii="Carlito" w:hAnsi="Carlito" w:cs="Carlito"/>
-          <w:sz w:val="34"/>
-          <w:szCs w:val="34"/>
+          <w:rFonts w:cs="Carlito"/>
+          <w:sz w:val="32"/>
+          <w:szCs w:val="32"/>
+        </w:rPr>
+      </w:pPr>
+      <w:r>
+        <w:rPr>
+          <w:rFonts w:cs="Carlito"/>
+          <w:sz w:val="32"/>
+          <w:szCs w:val="32"/>
         </w:rPr>
         <w:t># More Examples:</w:t>
       </w:r>
@@ -3524,22 +3400,22 @@
         <w:spacing w:line="240" w:lineRule="auto"/>
         <w:jc w:val="both"/>
         <w:rPr>
-          <w:rFonts w:ascii="Carlito" w:hAnsi="Carlito" w:cs="Carlito"/>
-          <w:b/>
-          <w:bCs/>
-          <w:color w:val="D86DCB" w:themeColor="accent5" w:themeTint="99"/>
-          <w:sz w:val="34"/>
-          <w:szCs w:val="34"/>
-        </w:rPr>
-      </w:pPr>
-      <w:r>
-        <w:rPr>
-          <w:rFonts w:ascii="Carlito" w:hAnsi="Carlito" w:cs="Carlito"/>
-          <w:b/>
-          <w:bCs/>
-          <w:color w:val="D86DCB" w:themeColor="accent5" w:themeTint="99"/>
-          <w:sz w:val="34"/>
-          <w:szCs w:val="34"/>
+          <w:rFonts w:cs="Carlito"/>
+          <w:b/>
+          <w:bCs/>
+          <w:color w:val="D86DCB" w:themeColor="accent5" w:themeTint="99"/>
+          <w:sz w:val="32"/>
+          <w:szCs w:val="32"/>
+        </w:rPr>
+      </w:pPr>
+      <w:r>
+        <w:rPr>
+          <w:rFonts w:cs="Carlito"/>
+          <w:b/>
+          <w:bCs/>
+          <w:color w:val="D86DCB" w:themeColor="accent5" w:themeTint="99"/>
+          <w:sz w:val="32"/>
+          <w:szCs w:val="32"/>
         </w:rPr>
         <w:t>print(divmod(50, 7))   # (7, 1)</w:t>
       </w:r>
@@ -3549,22 +3425,22 @@
         <w:spacing w:line="240" w:lineRule="auto"/>
         <w:jc w:val="both"/>
         <w:rPr>
-          <w:rFonts w:ascii="Carlito" w:hAnsi="Carlito" w:cs="Carlito"/>
-          <w:b/>
-          <w:bCs/>
-          <w:color w:val="D86DCB" w:themeColor="accent5" w:themeTint="99"/>
-          <w:sz w:val="34"/>
-          <w:szCs w:val="34"/>
-        </w:rPr>
-      </w:pPr>
-      <w:r>
-        <w:rPr>
-          <w:rFonts w:ascii="Carlito" w:hAnsi="Carlito" w:cs="Carlito"/>
-          <w:b/>
-          <w:bCs/>
-          <w:color w:val="D86DCB" w:themeColor="accent5" w:themeTint="99"/>
-          <w:sz w:val="34"/>
-          <w:szCs w:val="34"/>
+          <w:rFonts w:cs="Carlito"/>
+          <w:b/>
+          <w:bCs/>
+          <w:color w:val="D86DCB" w:themeColor="accent5" w:themeTint="99"/>
+          <w:sz w:val="32"/>
+          <w:szCs w:val="32"/>
+        </w:rPr>
+      </w:pPr>
+      <w:r>
+        <w:rPr>
+          <w:rFonts w:cs="Carlito"/>
+          <w:b/>
+          <w:bCs/>
+          <w:color w:val="D86DCB" w:themeColor="accent5" w:themeTint="99"/>
+          <w:sz w:val="32"/>
+          <w:szCs w:val="32"/>
         </w:rPr>
         <w:t>print(divmod(100, 10)) # (10, 0)</w:t>
       </w:r>
@@ -3574,22 +3450,22 @@
         <w:spacing w:line="240" w:lineRule="auto"/>
         <w:jc w:val="both"/>
         <w:rPr>
-          <w:rFonts w:ascii="Carlito" w:hAnsi="Carlito" w:cs="Carlito"/>
-          <w:b/>
-          <w:bCs/>
-          <w:color w:val="D86DCB" w:themeColor="accent5" w:themeTint="99"/>
-          <w:sz w:val="34"/>
-          <w:szCs w:val="34"/>
-        </w:rPr>
-      </w:pPr>
-      <w:r>
-        <w:rPr>
-          <w:rFonts w:ascii="Carlito" w:hAnsi="Carlito" w:cs="Carlito"/>
-          <w:b/>
-          <w:bCs/>
-          <w:color w:val="D86DCB" w:themeColor="accent5" w:themeTint="99"/>
-          <w:sz w:val="34"/>
-          <w:szCs w:val="34"/>
+          <w:rFonts w:cs="Carlito"/>
+          <w:b/>
+          <w:bCs/>
+          <w:color w:val="D86DCB" w:themeColor="accent5" w:themeTint="99"/>
+          <w:sz w:val="32"/>
+          <w:szCs w:val="32"/>
+        </w:rPr>
+      </w:pPr>
+      <w:r>
+        <w:rPr>
+          <w:rFonts w:cs="Carlito"/>
+          <w:b/>
+          <w:bCs/>
+          <w:color w:val="D86DCB" w:themeColor="accent5" w:themeTint="99"/>
+          <w:sz w:val="32"/>
+          <w:szCs w:val="32"/>
         </w:rPr>
         <w:t>print(divmod(8, 2))    # (4, 0)</w:t>
       </w:r>
@@ -3599,27 +3475,27 @@
         <w:spacing w:line="240" w:lineRule="auto"/>
         <w:jc w:val="both"/>
         <w:rPr>
-          <w:rFonts w:ascii="Carlito" w:hAnsi="Carlito" w:cs="Carlito"/>
-          <w:sz w:val="34"/>
-          <w:szCs w:val="34"/>
-        </w:rPr>
-      </w:pPr>
-    </w:p>
-    <w:p>
-      <w:pPr>
-        <w:spacing w:line="240" w:lineRule="auto"/>
-        <w:jc w:val="both"/>
-        <w:rPr>
-          <w:rFonts w:ascii="Carlito" w:hAnsi="Carlito" w:cs="Carlito"/>
-          <w:sz w:val="34"/>
-          <w:szCs w:val="34"/>
-        </w:rPr>
-      </w:pPr>
-      <w:r>
-        <w:rPr>
-          <w:rFonts w:ascii="Carlito" w:hAnsi="Carlito" w:cs="Carlito"/>
-          <w:sz w:val="34"/>
-          <w:szCs w:val="34"/>
+          <w:rFonts w:cs="Carlito"/>
+          <w:sz w:val="32"/>
+          <w:szCs w:val="32"/>
+        </w:rPr>
+      </w:pPr>
+    </w:p>
+    <w:p>
+      <w:pPr>
+        <w:spacing w:line="240" w:lineRule="auto"/>
+        <w:jc w:val="both"/>
+        <w:rPr>
+          <w:rFonts w:cs="Carlito"/>
+          <w:sz w:val="32"/>
+          <w:szCs w:val="32"/>
+        </w:rPr>
+      </w:pPr>
+      <w:r>
+        <w:rPr>
+          <w:rFonts w:cs="Carlito"/>
+          <w:sz w:val="32"/>
+          <w:szCs w:val="32"/>
         </w:rPr>
         <w:t>When to use it:</w:t>
       </w:r>
@@ -3629,34 +3505,34 @@
         <w:spacing w:line="240" w:lineRule="auto"/>
         <w:jc w:val="both"/>
         <w:rPr>
-          <w:rFonts w:ascii="Carlito" w:hAnsi="Carlito" w:cs="Carlito"/>
-          <w:sz w:val="34"/>
-          <w:szCs w:val="34"/>
-        </w:rPr>
-      </w:pPr>
-      <w:r>
-        <w:rPr>
-          <w:rFonts w:ascii="Carlito" w:hAnsi="Carlito" w:cs="Carlito"/>
-          <w:sz w:val="34"/>
-          <w:szCs w:val="34"/>
+          <w:rFonts w:cs="Carlito"/>
+          <w:sz w:val="32"/>
+          <w:szCs w:val="32"/>
+        </w:rPr>
+      </w:pPr>
+      <w:r>
+        <w:rPr>
+          <w:rFonts w:cs="Carlito"/>
+          <w:sz w:val="32"/>
+          <w:szCs w:val="32"/>
         </w:rPr>
         <w:t># Use</w:t>
       </w:r>
       <w:r>
         <w:rPr>
-          <w:rFonts w:ascii="Carlito" w:hAnsi="Carlito" w:cs="Carlito"/>
-          <w:b/>
-          <w:bCs/>
-          <w:sz w:val="34"/>
-          <w:szCs w:val="34"/>
+          <w:rFonts w:cs="Carlito"/>
+          <w:b/>
+          <w:bCs/>
+          <w:sz w:val="32"/>
+          <w:szCs w:val="32"/>
         </w:rPr>
         <w:t xml:space="preserve"> divmod() </w:t>
       </w:r>
       <w:r>
         <w:rPr>
-          <w:rFonts w:ascii="Carlito" w:hAnsi="Carlito" w:cs="Carlito"/>
-          <w:sz w:val="34"/>
-          <w:szCs w:val="34"/>
+          <w:rFonts w:cs="Carlito"/>
+          <w:sz w:val="32"/>
+          <w:szCs w:val="32"/>
         </w:rPr>
         <w:t>when we need:</w:t>
       </w:r>
@@ -3671,16 +3547,16 @@
         <w:spacing w:line="240" w:lineRule="auto"/>
         <w:jc w:val="both"/>
         <w:rPr>
-          <w:rFonts w:ascii="Carlito" w:hAnsi="Carlito" w:cs="Carlito"/>
-          <w:sz w:val="34"/>
-          <w:szCs w:val="34"/>
-        </w:rPr>
-      </w:pPr>
-      <w:r>
-        <w:rPr>
-          <w:rFonts w:ascii="Carlito" w:hAnsi="Carlito" w:cs="Carlito"/>
-          <w:sz w:val="34"/>
-          <w:szCs w:val="34"/>
+          <w:rFonts w:cs="Carlito"/>
+          <w:sz w:val="32"/>
+          <w:szCs w:val="32"/>
+        </w:rPr>
+      </w:pPr>
+      <w:r>
+        <w:rPr>
+          <w:rFonts w:cs="Carlito"/>
+          <w:sz w:val="32"/>
+          <w:szCs w:val="32"/>
         </w:rPr>
         <w:t>quotient + remainder together</w:t>
       </w:r>
@@ -3695,16 +3571,16 @@
         <w:spacing w:line="240" w:lineRule="auto"/>
         <w:jc w:val="both"/>
         <w:rPr>
-          <w:rFonts w:ascii="Carlito" w:hAnsi="Carlito" w:cs="Carlito"/>
-          <w:sz w:val="34"/>
-          <w:szCs w:val="34"/>
-        </w:rPr>
-      </w:pPr>
-      <w:r>
-        <w:rPr>
-          <w:rFonts w:ascii="Carlito" w:hAnsi="Carlito" w:cs="Carlito"/>
-          <w:sz w:val="34"/>
-          <w:szCs w:val="34"/>
+          <w:rFonts w:cs="Carlito"/>
+          <w:sz w:val="32"/>
+          <w:szCs w:val="32"/>
+        </w:rPr>
+      </w:pPr>
+      <w:r>
+        <w:rPr>
+          <w:rFonts w:cs="Carlito"/>
+          <w:sz w:val="32"/>
+          <w:szCs w:val="32"/>
         </w:rPr>
         <w:t>cleaner code (instead of writing two operations)</w:t>
       </w:r>
@@ -3714,19 +3590,29 @@
         <w:spacing w:line="240" w:lineRule="auto"/>
         <w:jc w:val="both"/>
         <w:rPr>
-          <w:rFonts w:ascii="Carlito" w:hAnsi="Carlito" w:cs="Carlito"/>
-          <w:sz w:val="34"/>
-          <w:szCs w:val="34"/>
-        </w:rPr>
-      </w:pPr>
-    </w:p>
-    <w:p>
-      <w:pPr>
-        <w:jc w:val="both"/>
-        <w:rPr>
-          <w:rFonts w:ascii="Carlito" w:hAnsi="Carlito" w:cs="Carlito"/>
-          <w:sz w:val="34"/>
-          <w:szCs w:val="34"/>
+          <w:rFonts w:cs="Carlito"/>
+          <w:sz w:val="32"/>
+          <w:szCs w:val="32"/>
+        </w:rPr>
+      </w:pPr>
+    </w:p>
+    <w:p>
+      <w:pPr>
+        <w:jc w:val="both"/>
+        <w:rPr>
+          <w:rFonts w:cs="Carlito"/>
+          <w:sz w:val="32"/>
+          <w:szCs w:val="32"/>
+        </w:rPr>
+      </w:pPr>
+    </w:p>
+    <w:p>
+      <w:pPr>
+        <w:jc w:val="both"/>
+        <w:rPr>
+          <w:rFonts w:cs="Carlito"/>
+          <w:sz w:val="32"/>
+          <w:szCs w:val="32"/>
         </w:rPr>
       </w:pPr>
     </w:p>
